--- a/assets/word/self_employed_ru_v1.docx
+++ b/assets/word/self_employed_ru_v1.docx
@@ -5,94 +5,626 @@
     <w:p>
       <w:pPr>
         <w:pStyle w:val="Title"/>
+        <w:widowControl/>
+        <w:jc w:val="center"/>
       </w:pPr>
       <w:r>
-        <w:t>Договор оказания услуг с плательщиком НПД</w:t>
+        <w:rPr>
+          <w:color w:val="000000"/>
+        </w:rPr>
+        <w:t>Договор оказания услуг с самозанятым</w:t>
       </w:r>
     </w:p>
     <w:p>
+      <w:pPr>
+        <w:widowControl/>
+      </w:pPr>
       <w:r>
-        <w:t>Место: [Место составления]. Дата: [Дата документа].</w:t>
+        <w:rPr>
+          <w:color w:val="000000"/>
+        </w:rPr>
+        <w:t>Место составления: [Место составления]    Дата: [Дата документа]</w:t>
+      </w:r>
+    </w:p>
+    <w:tbl>
+      <w:tblPr>
+        <w:tblW w:type="auto" w:w="0"/>
+        <w:jc w:val="center"/>
+        <w:tblLayout w:type="fixed"/>
+        <w:tblLook w:firstColumn="1" w:firstRow="1" w:lastColumn="0" w:lastRow="0" w:noHBand="0" w:noVBand="1" w:val="04A0"/>
+        <w:tblBorders>
+          <w:top w:val="single" w:sz="5" w:color="000000"/>
+          <w:left w:val="single" w:sz="5" w:color="000000"/>
+          <w:bottom w:val="single" w:sz="5" w:color="000000"/>
+          <w:right w:val="single" w:sz="5" w:color="000000"/>
+          <w:insideH w:val="single" w:sz="5" w:color="000000"/>
+          <w:insideV w:val="single" w:sz="5" w:color="000000"/>
+        </w:tblBorders>
+        <w:tblCellMar>
+          <w:top w:w="85" w:type="dxa"/>
+          <w:bottom w:w="85" w:type="dxa"/>
+          <w:left w:w="100" w:type="dxa"/>
+          <w:right w:w="100" w:type="dxa"/>
+        </w:tblCellMar>
+      </w:tblPr>
+      <w:tblGrid>
+        <w:gridCol w:w="4819"/>
+        <w:gridCol w:w="4819"/>
+      </w:tblGrid>
+      <w:tr>
+        <w:trPr>
+          <w:cantSplit/>
+          <w:tblHeader/>
+        </w:trPr>
+        <w:tc>
+          <w:tcPr>
+            <w:tcW w:type="dxa" w:w="4819"/>
+            <w:vAlign w:val="center"/>
+          </w:tcPr>
+          <w:p>
+            <w:pPr>
+              <w:spacing w:after="20" w:line="240" w:lineRule="auto"/>
+            </w:pPr>
+            <w:r>
+              <w:rPr>
+                <w:b/>
+                <w:sz w:val="21"/>
+                <w:color w:val="000000"/>
+              </w:rPr>
+              <w:t>ЗАКАЗЧИК</w:t>
+            </w:r>
+          </w:p>
+        </w:tc>
+        <w:tc>
+          <w:tcPr>
+            <w:tcW w:type="dxa" w:w="4819"/>
+            <w:vAlign w:val="center"/>
+          </w:tcPr>
+          <w:p>
+            <w:pPr>
+              <w:spacing w:after="20" w:line="240" w:lineRule="auto"/>
+            </w:pPr>
+            <w:r>
+              <w:rPr>
+                <w:b/>
+                <w:sz w:val="21"/>
+                <w:color w:val="000000"/>
+              </w:rPr>
+              <w:t>ИСПОЛНИТЕЛЬ</w:t>
+            </w:r>
+          </w:p>
+        </w:tc>
+      </w:tr>
+      <w:tr>
+        <w:trPr>
+          <w:cantSplit/>
+        </w:trPr>
+        <w:tc>
+          <w:tcPr>
+            <w:tcW w:type="dxa" w:w="4819"/>
+            <w:vAlign w:val="center"/>
+          </w:tcPr>
+          <w:p>
+            <w:pPr>
+              <w:spacing w:after="20" w:line="240" w:lineRule="auto"/>
+            </w:pPr>
+            <w:r>
+              <w:rPr>
+                <w:b w:val="0"/>
+                <w:sz w:val="21"/>
+                <w:color w:val="000000"/>
+              </w:rPr>
+              <w:t>[Заказчик и реквизиты]</w:t>
+            </w:r>
+          </w:p>
+        </w:tc>
+        <w:tc>
+          <w:tcPr>
+            <w:tcW w:type="dxa" w:w="4819"/>
+            <w:vAlign w:val="center"/>
+          </w:tcPr>
+          <w:p>
+            <w:pPr>
+              <w:spacing w:after="20" w:line="240" w:lineRule="auto"/>
+            </w:pPr>
+            <w:r>
+              <w:rPr>
+                <w:b w:val="0"/>
+                <w:sz w:val="21"/>
+                <w:color w:val="000000"/>
+              </w:rPr>
+              <w:t>[ФИО ИНН и адрес исполнителя]</w:t>
+            </w:r>
+          </w:p>
+        </w:tc>
+      </w:tr>
+      <w:tr>
+        <w:trPr>
+          <w:cantSplit/>
+        </w:trPr>
+        <w:tc>
+          <w:tcPr>
+            <w:tcW w:type="dxa" w:w="4819"/>
+            <w:vAlign w:val="center"/>
+          </w:tcPr>
+          <w:p>
+            <w:pPr>
+              <w:spacing w:after="20" w:line="240" w:lineRule="auto"/>
+            </w:pPr>
+            <w:r>
+              <w:rPr>
+                <w:b w:val="0"/>
+                <w:sz w:val="21"/>
+                <w:color w:val="000000"/>
+              </w:rPr>
+              <w:t>Подписант: [Подписант заказчика и полномочия]</w:t>
+            </w:r>
+          </w:p>
+        </w:tc>
+        <w:tc>
+          <w:tcPr>
+            <w:tcW w:type="dxa" w:w="4819"/>
+            <w:vAlign w:val="center"/>
+          </w:tcPr>
+          <w:p>
+            <w:pPr>
+              <w:spacing w:after="20" w:line="240" w:lineRule="auto"/>
+            </w:pPr>
+            <w:r>
+              <w:rPr>
+                <w:b w:val="0"/>
+                <w:sz w:val="21"/>
+                <w:color w:val="000000"/>
+              </w:rPr>
+              <w:t>Статус НПД: [Сведения о статусе НПД на дату проверки]</w:t>
+            </w:r>
+          </w:p>
+        </w:tc>
+      </w:tr>
+    </w:tbl>
+    <w:p>
+      <w:pPr>
+        <w:pStyle w:val="Heading1"/>
+        <w:widowControl/>
+      </w:pPr>
+      <w:r>
+        <w:rPr>
+          <w:color w:val="000000"/>
+        </w:rPr>
+        <w:t>1. Предмет и самостоятельность</w:t>
       </w:r>
     </w:p>
     <w:p>
+      <w:pPr>
+        <w:widowControl/>
+      </w:pPr>
       <w:r>
-        <w:t>Заказчик: [Заказчик и реквизиты]. Подписант: [Подписант заказчика и полномочия].</w:t>
+        <w:rPr>
+          <w:color w:val="000000"/>
+        </w:rPr>
+        <w:t>1.1. Исполнитель оказывает услуги: [Услуги и результат]. Срок и место: [Срок и место оказания].</w:t>
       </w:r>
     </w:p>
     <w:p>
+      <w:pPr>
+        <w:widowControl/>
+      </w:pPr>
       <w:r>
-        <w:t>Исполнитель: [ФИО ИНН и адрес исполнителя].</w:t>
+        <w:rPr>
+          <w:color w:val="000000"/>
+        </w:rPr>
+        <w:t>1.2. Исполнитель самостоятельно организует оказание услуг; договор не устанавливает должность, рабочий график или подчинение правилам внутреннего трудового распорядка заказчика. Фактические отношения должны соответствовать гражданско-правовым.</w:t>
       </w:r>
     </w:p>
     <w:p>
       <w:pPr>
         <w:pStyle w:val="Heading1"/>
+        <w:widowControl/>
       </w:pPr>
       <w:r>
-        <w:t>Предмет и самостоятельность</w:t>
+        <w:rPr>
+          <w:color w:val="000000"/>
+        </w:rPr>
+        <w:t>2. Оплата и приёмка</w:t>
+      </w:r>
+    </w:p>
+    <w:tbl>
+      <w:tblPr>
+        <w:tblW w:type="auto" w:w="0"/>
+        <w:jc w:val="center"/>
+        <w:tblLayout w:type="fixed"/>
+        <w:tblLook w:firstColumn="1" w:firstRow="1" w:lastColumn="0" w:lastRow="0" w:noHBand="0" w:noVBand="1" w:val="04A0"/>
+        <w:tblBorders>
+          <w:top w:val="single" w:sz="5" w:color="000000"/>
+          <w:left w:val="single" w:sz="5" w:color="000000"/>
+          <w:bottom w:val="single" w:sz="5" w:color="000000"/>
+          <w:right w:val="single" w:sz="5" w:color="000000"/>
+          <w:insideH w:val="single" w:sz="5" w:color="000000"/>
+          <w:insideV w:val="single" w:sz="5" w:color="000000"/>
+        </w:tblBorders>
+        <w:tblCellMar>
+          <w:top w:w="85" w:type="dxa"/>
+          <w:bottom w:w="85" w:type="dxa"/>
+          <w:left w:w="100" w:type="dxa"/>
+          <w:right w:w="100" w:type="dxa"/>
+        </w:tblCellMar>
+      </w:tblPr>
+      <w:tblGrid>
+        <w:gridCol w:w="2835"/>
+        <w:gridCol w:w="6803"/>
+      </w:tblGrid>
+      <w:tr>
+        <w:trPr>
+          <w:cantSplit/>
+          <w:tblHeader/>
+        </w:trPr>
+        <w:tc>
+          <w:tcPr>
+            <w:tcW w:type="dxa" w:w="2835"/>
+            <w:vAlign w:val="center"/>
+          </w:tcPr>
+          <w:p>
+            <w:pPr>
+              <w:spacing w:after="20" w:line="240" w:lineRule="auto"/>
+            </w:pPr>
+            <w:r>
+              <w:rPr>
+                <w:b/>
+                <w:sz w:val="21"/>
+                <w:color w:val="000000"/>
+              </w:rPr>
+              <w:t>Сведения</w:t>
+            </w:r>
+          </w:p>
+        </w:tc>
+        <w:tc>
+          <w:tcPr>
+            <w:tcW w:type="dxa" w:w="6803"/>
+            <w:vAlign w:val="center"/>
+          </w:tcPr>
+          <w:p>
+            <w:pPr>
+              <w:spacing w:after="20" w:line="240" w:lineRule="auto"/>
+            </w:pPr>
+            <w:r>
+              <w:rPr>
+                <w:b/>
+                <w:sz w:val="21"/>
+                <w:color w:val="000000"/>
+              </w:rPr>
+              <w:t>Согласованные данные</w:t>
+            </w:r>
+          </w:p>
+        </w:tc>
+      </w:tr>
+      <w:tr>
+        <w:trPr>
+          <w:cantSplit/>
+        </w:trPr>
+        <w:tc>
+          <w:tcPr>
+            <w:tcW w:type="dxa" w:w="2835"/>
+            <w:vAlign w:val="center"/>
+          </w:tcPr>
+          <w:p>
+            <w:pPr>
+              <w:spacing w:after="20" w:line="240" w:lineRule="auto"/>
+            </w:pPr>
+            <w:r>
+              <w:rPr>
+                <w:b w:val="0"/>
+                <w:sz w:val="21"/>
+                <w:color w:val="000000"/>
+              </w:rPr>
+              <w:t>Цена</w:t>
+            </w:r>
+          </w:p>
+        </w:tc>
+        <w:tc>
+          <w:tcPr>
+            <w:tcW w:type="dxa" w:w="6803"/>
+            <w:vAlign w:val="center"/>
+          </w:tcPr>
+          <w:p>
+            <w:pPr>
+              <w:spacing w:after="20" w:line="240" w:lineRule="auto"/>
+            </w:pPr>
+            <w:r>
+              <w:rPr>
+                <w:b w:val="0"/>
+                <w:sz w:val="21"/>
+                <w:color w:val="000000"/>
+              </w:rPr>
+              <w:t>[Цена с валютой]</w:t>
+            </w:r>
+          </w:p>
+        </w:tc>
+      </w:tr>
+      <w:tr>
+        <w:trPr>
+          <w:cantSplit/>
+        </w:trPr>
+        <w:tc>
+          <w:tcPr>
+            <w:tcW w:type="dxa" w:w="2835"/>
+            <w:vAlign w:val="center"/>
+          </w:tcPr>
+          <w:p>
+            <w:pPr>
+              <w:spacing w:after="20" w:line="240" w:lineRule="auto"/>
+            </w:pPr>
+            <w:r>
+              <w:rPr>
+                <w:b w:val="0"/>
+                <w:sz w:val="21"/>
+                <w:color w:val="000000"/>
+              </w:rPr>
+              <w:t>Порядок оплаты</w:t>
+            </w:r>
+          </w:p>
+        </w:tc>
+        <w:tc>
+          <w:tcPr>
+            <w:tcW w:type="dxa" w:w="6803"/>
+            <w:vAlign w:val="center"/>
+          </w:tcPr>
+          <w:p>
+            <w:pPr>
+              <w:spacing w:after="20" w:line="240" w:lineRule="auto"/>
+            </w:pPr>
+            <w:r>
+              <w:rPr>
+                <w:b w:val="0"/>
+                <w:sz w:val="21"/>
+                <w:color w:val="000000"/>
+              </w:rPr>
+              <w:t>[Порядок оплаты и реквизиты]</w:t>
+            </w:r>
+          </w:p>
+        </w:tc>
+      </w:tr>
+      <w:tr>
+        <w:trPr>
+          <w:cantSplit/>
+        </w:trPr>
+        <w:tc>
+          <w:tcPr>
+            <w:tcW w:type="dxa" w:w="2835"/>
+            <w:vAlign w:val="center"/>
+          </w:tcPr>
+          <w:p>
+            <w:pPr>
+              <w:spacing w:after="20" w:line="240" w:lineRule="auto"/>
+            </w:pPr>
+            <w:r>
+              <w:rPr>
+                <w:b w:val="0"/>
+                <w:sz w:val="21"/>
+                <w:color w:val="000000"/>
+              </w:rPr>
+              <w:t>Приёмка и замечания</w:t>
+            </w:r>
+          </w:p>
+        </w:tc>
+        <w:tc>
+          <w:tcPr>
+            <w:tcW w:type="dxa" w:w="6803"/>
+            <w:vAlign w:val="center"/>
+          </w:tcPr>
+          <w:p>
+            <w:pPr>
+              <w:spacing w:after="20" w:line="240" w:lineRule="auto"/>
+            </w:pPr>
+            <w:r>
+              <w:rPr>
+                <w:b w:val="0"/>
+                <w:sz w:val="21"/>
+                <w:color w:val="000000"/>
+              </w:rPr>
+              <w:t>[Порядок приёмки и замечаний]</w:t>
+            </w:r>
+          </w:p>
+        </w:tc>
+      </w:tr>
+    </w:tbl>
+    <w:p>
+      <w:pPr>
+        <w:pStyle w:val="Heading1"/>
+        <w:widowControl/>
+      </w:pPr>
+      <w:r>
+        <w:rPr>
+          <w:color w:val="000000"/>
+        </w:rPr>
+        <w:t>3. Налоговый статус</w:t>
       </w:r>
     </w:p>
     <w:p>
+      <w:pPr>
+        <w:widowControl/>
+      </w:pPr>
       <w:r>
-        <w:t>Исполнитель оказывает услуги: [Услуги и результат]. Срок и место: [Срок и место оказания].</w:t>
+        <w:rPr>
+          <w:color w:val="000000"/>
+        </w:rPr>
+        <w:t>3.1. Отношения исполнителя с заказчиком как работодателем: [Связь с заказчиком как работодателем].</w:t>
       </w:r>
     </w:p>
     <w:p>
+      <w:pPr>
+        <w:widowControl/>
+      </w:pPr>
       <w:r>
-        <w:t>Исполнитель самостоятельно организует оказание услуг; договор не устанавливает должность, рабочий график или подчинение правилам внутреннего трудового распорядка заказчика. Фактические отношения должны соответствовать гражданско-правовым.</w:t>
+        <w:rPr>
+          <w:color w:val="000000"/>
+        </w:rPr>
+        <w:t>3.2. Исполнитель формирует и передаёт заказчику чек НПД в установленный законом срок по каждой оплате. При утрате статуса или невозможности применить НПД к доходу незамедлительно сообщает заказчику. Доходы от текущего работодателя и бывшего работодателя менее двух лет назад не облагаются НПД.</w:t>
+      </w:r>
+    </w:p>
+    <w:p>
+      <w:pPr>
+        <w:widowControl/>
+      </w:pPr>
+      <w:r>
+        <w:rPr>
+          <w:color w:val="000000"/>
+        </w:rPr>
+        <w:t>3.3. Договор не отменяет налоговые обязанности заказчика, если условия применения НПД отсутствуют.</w:t>
       </w:r>
     </w:p>
     <w:p>
       <w:pPr>
         <w:pStyle w:val="Heading1"/>
+        <w:widowControl/>
       </w:pPr>
       <w:r>
-        <w:t>Оплата и приёмка</w:t>
+        <w:rPr>
+          <w:color w:val="000000"/>
+        </w:rPr>
+        <w:t>4. Ответственность и прекращение</w:t>
       </w:r>
     </w:p>
     <w:p>
+      <w:pPr>
+        <w:widowControl/>
+      </w:pPr>
       <w:r>
-        <w:t>Цена: [Цена с валютой]. Оплата: [Порядок оплаты и реквизиты]. Приёмка: [Порядок приёмки и замечаний].</w:t>
+        <w:rPr>
+          <w:color w:val="000000"/>
+        </w:rPr>
+        <w:t>4.1. Отказ от договора и ответственность регулируются законодательством РФ. Контакты: [Контакты для уведомлений].</w:t>
       </w:r>
     </w:p>
     <w:p>
       <w:pPr>
         <w:pStyle w:val="Heading1"/>
+        <w:widowControl/>
       </w:pPr>
       <w:r>
-        <w:t>Налоговый статус</w:t>
+        <w:rPr>
+          <w:color w:val="000000"/>
+        </w:rPr>
+        <w:t>5. Подписи</w:t>
       </w:r>
     </w:p>
-    <w:p>
-      <w:r>
-        <w:t>Сведения о проверке НПД: [Сведения о статусе НПД на дату проверки]. Отношения с заказчиком: [Связь с заказчиком как работодателем].</w:t>
-      </w:r>
-    </w:p>
-    <w:p>
-      <w:r>
-        <w:t>Исполнитель формирует и передаёт заказчику чек НПД в установленный законом срок по каждой оплате. При утрате статуса или невозможности применить НПД к доходу незамедлительно сообщает заказчику. Доходы от текущего работодателя и бывшего работодателя менее двух лет назад не облагаются НПД.</w:t>
-      </w:r>
-    </w:p>
-    <w:p>
-      <w:r>
-        <w:t>Договор не отменяет налоговые обязанности заказчика, если условия применения НПД отсутствуют. Номер будущего чека не предполагается и не заполняется заранее.</w:t>
-      </w:r>
-    </w:p>
-    <w:p>
-      <w:r>
-        <w:t>Отказ от договора и ответственность регулируются законодательством РФ. Контакты: [Контакты для уведомлений].</w:t>
-      </w:r>
-    </w:p>
-    <w:p>
-      <w:r>
-        <w:t>Заказчик ____________________    Исполнитель ____________________</w:t>
-      </w:r>
-    </w:p>
+    <w:tbl>
+      <w:tblPr>
+        <w:tblW w:type="auto" w:w="0"/>
+        <w:jc w:val="center"/>
+        <w:tblLayout w:type="fixed"/>
+        <w:tblLook w:firstColumn="1" w:firstRow="1" w:lastColumn="0" w:lastRow="0" w:noHBand="0" w:noVBand="1" w:val="04A0"/>
+        <w:tblBorders>
+          <w:top w:val="single" w:sz="5" w:color="000000"/>
+          <w:left w:val="single" w:sz="5" w:color="000000"/>
+          <w:bottom w:val="single" w:sz="5" w:color="000000"/>
+          <w:right w:val="single" w:sz="5" w:color="000000"/>
+          <w:insideH w:val="single" w:sz="5" w:color="000000"/>
+          <w:insideV w:val="single" w:sz="5" w:color="000000"/>
+        </w:tblBorders>
+        <w:tblCellMar>
+          <w:top w:w="85" w:type="dxa"/>
+          <w:bottom w:w="85" w:type="dxa"/>
+          <w:left w:w="100" w:type="dxa"/>
+          <w:right w:w="100" w:type="dxa"/>
+        </w:tblCellMar>
+      </w:tblPr>
+      <w:tblGrid>
+        <w:gridCol w:w="4819"/>
+        <w:gridCol w:w="4819"/>
+      </w:tblGrid>
+      <w:tr>
+        <w:trPr>
+          <w:cantSplit/>
+          <w:tblHeader/>
+        </w:trPr>
+        <w:tc>
+          <w:tcPr>
+            <w:tcW w:type="dxa" w:w="4819"/>
+            <w:vAlign w:val="center"/>
+          </w:tcPr>
+          <w:p>
+            <w:pPr>
+              <w:spacing w:after="20" w:line="240" w:lineRule="auto"/>
+            </w:pPr>
+            <w:r>
+              <w:rPr>
+                <w:b/>
+                <w:sz w:val="21"/>
+                <w:color w:val="000000"/>
+              </w:rPr>
+              <w:t>ЗАКАЗЧИК</w:t>
+            </w:r>
+          </w:p>
+        </w:tc>
+        <w:tc>
+          <w:tcPr>
+            <w:tcW w:type="dxa" w:w="4819"/>
+            <w:vAlign w:val="center"/>
+          </w:tcPr>
+          <w:p>
+            <w:pPr>
+              <w:spacing w:after="20" w:line="240" w:lineRule="auto"/>
+            </w:pPr>
+            <w:r>
+              <w:rPr>
+                <w:b/>
+                <w:sz w:val="21"/>
+                <w:color w:val="000000"/>
+              </w:rPr>
+              <w:t>ИСПОЛНИТЕЛЬ</w:t>
+            </w:r>
+          </w:p>
+        </w:tc>
+      </w:tr>
+      <w:tr>
+        <w:trPr>
+          <w:cantSplit/>
+        </w:trPr>
+        <w:tc>
+          <w:tcPr>
+            <w:tcW w:type="dxa" w:w="4819"/>
+            <w:vAlign w:val="center"/>
+          </w:tcPr>
+          <w:p>
+            <w:pPr>
+              <w:spacing w:after="20" w:line="240" w:lineRule="auto"/>
+            </w:pPr>
+            <w:r>
+              <w:rPr>
+                <w:b w:val="0"/>
+                <w:sz w:val="21"/>
+                <w:color w:val="000000"/>
+              </w:rPr>
+              <w:t>Подпись __________ / __________ /</w:t>
+            </w:r>
+          </w:p>
+        </w:tc>
+        <w:tc>
+          <w:tcPr>
+            <w:tcW w:type="dxa" w:w="4819"/>
+            <w:vAlign w:val="center"/>
+          </w:tcPr>
+          <w:p>
+            <w:pPr>
+              <w:spacing w:after="20" w:line="240" w:lineRule="auto"/>
+            </w:pPr>
+            <w:r>
+              <w:rPr>
+                <w:b w:val="0"/>
+                <w:sz w:val="21"/>
+                <w:color w:val="000000"/>
+              </w:rPr>
+              <w:t>Подпись __________ / __________ /</w:t>
+            </w:r>
+          </w:p>
+        </w:tc>
+      </w:tr>
+    </w:tbl>
     <w:sectPr>
       <w:footerReference w:type="default" r:id="rId9"/>
+      <w:headerReference w:type="default" r:id="rId10"/>
       <w:pgSz w:w="11906" w:h="16838"/>
-      <w:pgMar w:top="964" w:right="1134" w:bottom="964" w:left="1134" w:header="720" w:footer="720" w:gutter="0"/>
+      <w:pgMar w:top="1020" w:right="1020" w:bottom="1020" w:left="1247" w:header="720" w:footer="720" w:gutter="0"/>
       <w:cols w:space="720"/>
       <w:docGrid w:linePitch="360"/>
     </w:sectPr>
@@ -107,9 +639,26 @@
       <w:pStyle w:val="Footer"/>
       <w:jc w:val="center"/>
     </w:pPr>
+    <w:r>
+      <w:rPr>
+        <w:rFonts w:ascii="Times New Roman" w:hAnsi="Times New Roman"/>
+        <w:color w:val="000000"/>
+        <w:sz w:val="18"/>
+      </w:rPr>
+    </w:r>
     <w:fldSimple w:instr="PAGE"/>
   </w:p>
 </w:ftr>
+</file>
+
+<file path=word/header1.xml><?xml version="1.0" encoding="utf-8"?>
+<w:hdr xmlns:m="http://schemas.openxmlformats.org/officeDocument/2006/math" xmlns:mc="http://schemas.openxmlformats.org/markup-compatibility/2006" xmlns:mo="http://schemas.microsoft.com/office/mac/office/2008/main" xmlns:mv="urn:schemas-microsoft-com:mac:vml" xmlns:o="urn:schemas-microsoft-com:office:office" xmlns:r="http://schemas.openxmlformats.org/officeDocument/2006/relationships" xmlns:v="urn:schemas-microsoft-com:vml" xmlns:w10="urn:schemas-microsoft-com:office:word" xmlns:w14="http://schemas.microsoft.com/office/word/2010/wordml" xmlns:w="http://schemas.openxmlformats.org/wordprocessingml/2006/main" xmlns:wne="http://schemas.microsoft.com/office/word/2006/wordml" xmlns:wp14="http://schemas.microsoft.com/office/word/2010/wordprocessingDrawing" xmlns:wp="http://schemas.openxmlformats.org/drawingml/2006/wordprocessingDrawing" xmlns:wpc="http://schemas.microsoft.com/office/word/2010/wordprocessingCanvas" xmlns:wpg="http://schemas.microsoft.com/office/word/2010/wordprocessingGroup" xmlns:wpi="http://schemas.microsoft.com/office/word/2010/wordprocessingInk" xmlns:wps="http://schemas.microsoft.com/office/word/2010/wordprocessingShape" mc:Ignorable="w14 wp14">
+  <w:p>
+    <w:pPr>
+      <w:pStyle w:val="Header"/>
+    </w:pPr>
+  </w:p>
+</w:hdr>
 </file>
 
 <file path=word/numbering.xml><?xml version="1.0" encoding="utf-8"?>
@@ -476,7 +1025,7 @@
     <w:qFormat/>
     <w:rsid w:val="00FC693F"/>
     <w:pPr>
-      <w:spacing w:after="100" w:line="250" w:lineRule="auto"/>
+      <w:spacing w:after="100" w:line="254" w:lineRule="auto"/>
     </w:pPr>
     <w:rPr>
       <w:rFonts w:ascii="Times New Roman" w:hAnsi="Times New Roman" w:eastAsia="Times New Roman" w:cs="Times New Roman"/>
@@ -539,7 +1088,7 @@
     <w:pPr>
       <w:keepNext/>
       <w:keepLines/>
-      <w:spacing w:before="140" w:after="100" w:line="250" w:lineRule="auto"/>
+      <w:spacing w:before="180" w:after="100" w:line="254" w:lineRule="auto"/>
       <w:outlineLvl w:val="0"/>
     </w:pPr>
     <w:rPr>
@@ -547,7 +1096,7 @@
       <w:b/>
       <w:bCs/>
       <w:color w:val="000000"/>
-      <w:sz w:val="24"/>
+      <w:sz w:val="23"/>
       <w:szCs w:val="28"/>
     </w:rPr>
   </w:style>
@@ -563,15 +1112,15 @@
     <w:pPr>
       <w:keepNext/>
       <w:keepLines/>
-      <w:spacing w:before="200" w:after="0"/>
+      <w:spacing w:before="200" w:after="100" w:line="254" w:lineRule="auto"/>
       <w:outlineLvl w:val="1"/>
     </w:pPr>
     <w:rPr>
-      <w:rFonts w:asciiTheme="majorHAnsi" w:eastAsiaTheme="majorEastAsia" w:hAnsiTheme="majorHAnsi" w:cstheme="majorBidi"/>
+      <w:rFonts w:ascii="Times New Roman" w:hAnsi="Times New Roman" w:eastAsia="Times New Roman" w:cs="Times New Roman"/>
       <w:b/>
       <w:bCs/>
-      <w:color w:val="4F81BD" w:themeColor="accent1"/>
-      <w:sz w:val="26"/>
+      <w:color w:val="000000"/>
+      <w:sz w:val="22"/>
       <w:szCs w:val="26"/>
     </w:rPr>
   </w:style>
@@ -594,7 +1143,7 @@
       <w:rFonts w:asciiTheme="majorHAnsi" w:eastAsiaTheme="majorEastAsia" w:hAnsiTheme="majorHAnsi" w:cstheme="majorBidi"/>
       <w:b/>
       <w:bCs/>
-      <w:color w:val="4F81BD" w:themeColor="accent1"/>
+      <w:color w:val="000000"/>
     </w:rPr>
   </w:style>
   <w:style w:type="paragraph" w:styleId="Heading4">
@@ -619,7 +1168,7 @@
       <w:bCs/>
       <w:i/>
       <w:iCs/>
-      <w:color w:val="4F81BD" w:themeColor="accent1"/>
+      <w:color w:val="000000"/>
     </w:rPr>
   </w:style>
   <w:style w:type="paragraph" w:styleId="Heading5">
@@ -640,7 +1189,7 @@
     </w:pPr>
     <w:rPr>
       <w:rFonts w:asciiTheme="majorHAnsi" w:eastAsiaTheme="majorEastAsia" w:hAnsiTheme="majorHAnsi" w:cstheme="majorBidi"/>
-      <w:color w:val="243F60" w:themeColor="accent1" w:themeShade="7F"/>
+      <w:color w:val="000000"/>
     </w:rPr>
   </w:style>
   <w:style w:type="paragraph" w:styleId="Heading6">
@@ -663,7 +1212,7 @@
       <w:rFonts w:asciiTheme="majorHAnsi" w:eastAsiaTheme="majorEastAsia" w:hAnsiTheme="majorHAnsi" w:cstheme="majorBidi"/>
       <w:i/>
       <w:iCs/>
-      <w:color w:val="243F60" w:themeColor="accent1" w:themeShade="7F"/>
+      <w:color w:val="000000"/>
     </w:rPr>
   </w:style>
   <w:style w:type="paragraph" w:styleId="Heading7">
@@ -686,7 +1235,7 @@
       <w:rFonts w:asciiTheme="majorHAnsi" w:eastAsiaTheme="majorEastAsia" w:hAnsiTheme="majorHAnsi" w:cstheme="majorBidi"/>
       <w:i/>
       <w:iCs/>
-      <w:color w:val="404040" w:themeColor="text1" w:themeTint="BF"/>
+      <w:color w:val="000000"/>
     </w:rPr>
   </w:style>
   <w:style w:type="paragraph" w:styleId="Heading8">
@@ -707,7 +1256,7 @@
     </w:pPr>
     <w:rPr>
       <w:rFonts w:asciiTheme="majorHAnsi" w:eastAsiaTheme="majorEastAsia" w:hAnsiTheme="majorHAnsi" w:cstheme="majorBidi"/>
-      <w:color w:val="4F81BD" w:themeColor="accent1"/>
+      <w:color w:val="000000"/>
       <w:sz w:val="20"/>
       <w:szCs w:val="20"/>
     </w:rPr>
@@ -732,7 +1281,7 @@
       <w:rFonts w:asciiTheme="majorHAnsi" w:eastAsiaTheme="majorEastAsia" w:hAnsiTheme="majorHAnsi" w:cstheme="majorBidi"/>
       <w:i/>
       <w:iCs/>
-      <w:color w:val="404040" w:themeColor="text1" w:themeTint="BF"/>
+      <w:color w:val="000000"/>
       <w:sz w:val="20"/>
       <w:szCs w:val="20"/>
     </w:rPr>
@@ -783,7 +1332,7 @@
       <w:rFonts w:asciiTheme="majorHAnsi" w:eastAsiaTheme="majorEastAsia" w:hAnsiTheme="majorHAnsi" w:cstheme="majorBidi"/>
       <w:b/>
       <w:bCs/>
-      <w:color w:val="365F91" w:themeColor="accent1" w:themeShade="BF"/>
+      <w:color w:val="000000"/>
       <w:sz w:val="28"/>
       <w:szCs w:val="28"/>
     </w:rPr>
@@ -798,7 +1347,7 @@
       <w:rFonts w:asciiTheme="majorHAnsi" w:eastAsiaTheme="majorEastAsia" w:hAnsiTheme="majorHAnsi" w:cstheme="majorBidi"/>
       <w:b/>
       <w:bCs/>
-      <w:color w:val="4F81BD" w:themeColor="accent1"/>
+      <w:color w:val="000000"/>
       <w:sz w:val="26"/>
       <w:szCs w:val="26"/>
     </w:rPr>
@@ -813,7 +1362,7 @@
       <w:rFonts w:asciiTheme="majorHAnsi" w:eastAsiaTheme="majorEastAsia" w:hAnsiTheme="majorHAnsi" w:cstheme="majorBidi"/>
       <w:b/>
       <w:bCs/>
-      <w:color w:val="4F81BD" w:themeColor="accent1"/>
+      <w:color w:val="000000"/>
     </w:rPr>
   </w:style>
   <w:style w:type="paragraph" w:styleId="Title">
@@ -825,7 +1374,7 @@
     <w:qFormat/>
     <w:rsid w:val="00FC693F"/>
     <w:pPr>
-      <w:spacing w:after="100" w:line="250" w:lineRule="auto"/>
+      <w:spacing w:after="200" w:line="254" w:lineRule="auto"/>
       <w:contextualSpacing/>
     </w:pPr>
     <w:rPr>
@@ -834,7 +1383,7 @@
       <w:color w:val="000000"/>
       <w:spacing w:val="5"/>
       <w:kern w:val="28"/>
-      <w:sz w:val="32"/>
+      <w:sz w:val="28"/>
       <w:szCs w:val="52"/>
     </w:rPr>
   </w:style>
@@ -846,7 +1395,7 @@
     <w:rsid w:val="00FC693F"/>
     <w:rPr>
       <w:rFonts w:asciiTheme="majorHAnsi" w:eastAsiaTheme="majorEastAsia" w:hAnsiTheme="majorHAnsi" w:cstheme="majorBidi"/>
-      <w:color w:val="17365D" w:themeColor="text2" w:themeShade="BF"/>
+      <w:color w:val="000000"/>
       <w:spacing w:val="5"/>
       <w:kern w:val="28"/>
       <w:sz w:val="52"/>
@@ -870,7 +1419,7 @@
       <w:rFonts w:asciiTheme="majorHAnsi" w:eastAsiaTheme="majorEastAsia" w:hAnsiTheme="majorHAnsi" w:cstheme="majorBidi"/>
       <w:i/>
       <w:iCs/>
-      <w:color w:val="4F81BD" w:themeColor="accent1"/>
+      <w:color w:val="000000"/>
       <w:spacing w:val="15"/>
       <w:sz w:val="24"/>
       <w:szCs w:val="24"/>
@@ -886,7 +1435,7 @@
       <w:rFonts w:asciiTheme="majorHAnsi" w:eastAsiaTheme="majorEastAsia" w:hAnsiTheme="majorHAnsi" w:cstheme="majorBidi"/>
       <w:i/>
       <w:iCs/>
-      <w:color w:val="4F81BD" w:themeColor="accent1"/>
+      <w:color w:val="000000"/>
       <w:spacing w:val="15"/>
       <w:sz w:val="24"/>
       <w:szCs w:val="24"/>
@@ -1158,7 +1707,7 @@
     <w:rPr>
       <w:i/>
       <w:iCs/>
-      <w:color w:val="000000" w:themeColor="text1"/>
+      <w:color w:val="000000"/>
     </w:rPr>
   </w:style>
   <w:style w:type="character" w:customStyle="1" w:styleId="QuoteChar">
@@ -1170,7 +1719,7 @@
     <w:rPr>
       <w:i/>
       <w:iCs/>
-      <w:color w:val="000000" w:themeColor="text1"/>
+      <w:color w:val="000000"/>
     </w:rPr>
   </w:style>
   <w:style w:type="character" w:customStyle="1" w:styleId="Heading4Char">
@@ -1186,7 +1735,7 @@
       <w:bCs/>
       <w:i/>
       <w:iCs/>
-      <w:color w:val="4F81BD" w:themeColor="accent1"/>
+      <w:color w:val="000000"/>
     </w:rPr>
   </w:style>
   <w:style w:type="character" w:customStyle="1" w:styleId="Heading5Char">
@@ -1198,7 +1747,7 @@
     <w:rsid w:val="00FC693F"/>
     <w:rPr>
       <w:rFonts w:asciiTheme="majorHAnsi" w:eastAsiaTheme="majorEastAsia" w:hAnsiTheme="majorHAnsi" w:cstheme="majorBidi"/>
-      <w:color w:val="243F60" w:themeColor="accent1" w:themeShade="7F"/>
+      <w:color w:val="000000"/>
     </w:rPr>
   </w:style>
   <w:style w:type="character" w:customStyle="1" w:styleId="Heading6Char">
@@ -1212,7 +1761,7 @@
       <w:rFonts w:asciiTheme="majorHAnsi" w:eastAsiaTheme="majorEastAsia" w:hAnsiTheme="majorHAnsi" w:cstheme="majorBidi"/>
       <w:i/>
       <w:iCs/>
-      <w:color w:val="243F60" w:themeColor="accent1" w:themeShade="7F"/>
+      <w:color w:val="000000"/>
     </w:rPr>
   </w:style>
   <w:style w:type="character" w:customStyle="1" w:styleId="Heading7Char">
@@ -1226,7 +1775,7 @@
       <w:rFonts w:asciiTheme="majorHAnsi" w:eastAsiaTheme="majorEastAsia" w:hAnsiTheme="majorHAnsi" w:cstheme="majorBidi"/>
       <w:i/>
       <w:iCs/>
-      <w:color w:val="404040" w:themeColor="text1" w:themeTint="BF"/>
+      <w:color w:val="000000"/>
     </w:rPr>
   </w:style>
   <w:style w:type="character" w:customStyle="1" w:styleId="Heading8Char">
@@ -1238,7 +1787,7 @@
     <w:rsid w:val="00FC693F"/>
     <w:rPr>
       <w:rFonts w:asciiTheme="majorHAnsi" w:eastAsiaTheme="majorEastAsia" w:hAnsiTheme="majorHAnsi" w:cstheme="majorBidi"/>
-      <w:color w:val="4F81BD" w:themeColor="accent1"/>
+      <w:color w:val="000000"/>
       <w:sz w:val="20"/>
       <w:szCs w:val="20"/>
     </w:rPr>
@@ -1254,7 +1803,7 @@
       <w:rFonts w:asciiTheme="majorHAnsi" w:eastAsiaTheme="majorEastAsia" w:hAnsiTheme="majorHAnsi" w:cstheme="majorBidi"/>
       <w:i/>
       <w:iCs/>
-      <w:color w:val="404040" w:themeColor="text1" w:themeTint="BF"/>
+      <w:color w:val="000000"/>
       <w:sz w:val="20"/>
       <w:szCs w:val="20"/>
     </w:rPr>
@@ -1274,7 +1823,7 @@
     <w:rPr>
       <w:b/>
       <w:bCs/>
-      <w:color w:val="4F81BD" w:themeColor="accent1"/>
+      <w:color w:val="000000"/>
       <w:sz w:val="18"/>
       <w:szCs w:val="18"/>
     </w:rPr>
@@ -1318,7 +1867,7 @@
       <w:bCs/>
       <w:i/>
       <w:iCs/>
-      <w:color w:val="4F81BD" w:themeColor="accent1"/>
+      <w:color w:val="000000"/>
     </w:rPr>
   </w:style>
   <w:style w:type="character" w:customStyle="1" w:styleId="IntenseQuoteChar">
@@ -1332,7 +1881,7 @@
       <w:bCs/>
       <w:i/>
       <w:iCs/>
-      <w:color w:val="4F81BD" w:themeColor="accent1"/>
+      <w:color w:val="000000"/>
     </w:rPr>
   </w:style>
   <w:style w:type="character" w:styleId="SubtleEmphasis">
@@ -1344,7 +1893,7 @@
     <w:rPr>
       <w:i/>
       <w:iCs/>
-      <w:color w:val="808080" w:themeColor="text1" w:themeTint="7F"/>
+      <w:color w:val="000000"/>
     </w:rPr>
   </w:style>
   <w:style w:type="character" w:styleId="IntenseEmphasis">
@@ -1358,7 +1907,7 @@
       <w:bCs/>
       <w:i/>
       <w:iCs/>
-      <w:color w:val="4F81BD" w:themeColor="accent1"/>
+      <w:color w:val="000000"/>
     </w:rPr>
   </w:style>
   <w:style w:type="character" w:styleId="SubtleReference">
@@ -1369,7 +1918,7 @@
     <w:rsid w:val="00FC693F"/>
     <w:rPr>
       <w:smallCaps/>
-      <w:color w:val="C0504D" w:themeColor="accent2"/>
+      <w:color w:val="000000"/>
       <w:u w:val="single"/>
     </w:rPr>
   </w:style>
@@ -1383,7 +1932,7 @@
       <w:b/>
       <w:bCs/>
       <w:smallCaps/>
-      <w:color w:val="C0504D" w:themeColor="accent2"/>
+      <w:color w:val="000000"/>
       <w:spacing w:val="5"/>
       <w:u w:val="single"/>
     </w:rPr>
@@ -1449,7 +1998,7 @@
       <w:spacing w:after="0" w:line="240" w:lineRule="auto"/>
     </w:pPr>
     <w:rPr>
-      <w:color w:val="000000" w:themeColor="text1" w:themeShade="BF"/>
+      <w:color w:val="000000"/>
     </w:rPr>
     <w:tblPr>
       <w:tblStyleRowBandSize w:val="1"/>
@@ -1552,7 +2101,7 @@
       <w:spacing w:after="0" w:line="240" w:lineRule="auto"/>
     </w:pPr>
     <w:rPr>
-      <w:color w:val="365F91" w:themeColor="accent1" w:themeShade="BF"/>
+      <w:color w:val="000000"/>
     </w:rPr>
     <w:tblPr>
       <w:tblStyleRowBandSize w:val="1"/>
@@ -1655,7 +2204,7 @@
       <w:spacing w:after="0" w:line="240" w:lineRule="auto"/>
     </w:pPr>
     <w:rPr>
-      <w:color w:val="943634" w:themeColor="accent2" w:themeShade="BF"/>
+      <w:color w:val="000000"/>
     </w:rPr>
     <w:tblPr>
       <w:tblStyleRowBandSize w:val="1"/>
@@ -1758,7 +2307,7 @@
       <w:spacing w:after="0" w:line="240" w:lineRule="auto"/>
     </w:pPr>
     <w:rPr>
-      <w:color w:val="76923C" w:themeColor="accent3" w:themeShade="BF"/>
+      <w:color w:val="000000"/>
     </w:rPr>
     <w:tblPr>
       <w:tblStyleRowBandSize w:val="1"/>
@@ -1861,7 +2410,7 @@
       <w:spacing w:after="0" w:line="240" w:lineRule="auto"/>
     </w:pPr>
     <w:rPr>
-      <w:color w:val="5F497A" w:themeColor="accent4" w:themeShade="BF"/>
+      <w:color w:val="000000"/>
     </w:rPr>
     <w:tblPr>
       <w:tblStyleRowBandSize w:val="1"/>
@@ -1964,7 +2513,7 @@
       <w:spacing w:after="0" w:line="240" w:lineRule="auto"/>
     </w:pPr>
     <w:rPr>
-      <w:color w:val="31849B" w:themeColor="accent5" w:themeShade="BF"/>
+      <w:color w:val="000000"/>
     </w:rPr>
     <w:tblPr>
       <w:tblStyleRowBandSize w:val="1"/>
@@ -2067,7 +2616,7 @@
       <w:spacing w:after="0" w:line="240" w:lineRule="auto"/>
     </w:pPr>
     <w:rPr>
-      <w:color w:val="E36C0A" w:themeColor="accent6" w:themeShade="BF"/>
+      <w:color w:val="000000"/>
     </w:rPr>
     <w:tblPr>
       <w:tblStyleRowBandSize w:val="1"/>
@@ -2193,7 +2742,7 @@
       <w:rPr>
         <w:b/>
         <w:bCs/>
-        <w:color w:val="FFFFFF" w:themeColor="background1"/>
+        <w:color w:val="000000"/>
       </w:rPr>
       <w:tblPr/>
       <w:tcPr>
@@ -2285,7 +2834,7 @@
       <w:rPr>
         <w:b/>
         <w:bCs/>
-        <w:color w:val="FFFFFF" w:themeColor="background1"/>
+        <w:color w:val="000000"/>
       </w:rPr>
       <w:tblPr/>
       <w:tcPr>
@@ -2377,7 +2926,7 @@
       <w:rPr>
         <w:b/>
         <w:bCs/>
-        <w:color w:val="FFFFFF" w:themeColor="background1"/>
+        <w:color w:val="000000"/>
       </w:rPr>
       <w:tblPr/>
       <w:tcPr>
@@ -2469,7 +3018,7 @@
       <w:rPr>
         <w:b/>
         <w:bCs/>
-        <w:color w:val="FFFFFF" w:themeColor="background1"/>
+        <w:color w:val="000000"/>
       </w:rPr>
       <w:tblPr/>
       <w:tcPr>
@@ -2561,7 +3110,7 @@
       <w:rPr>
         <w:b/>
         <w:bCs/>
-        <w:color w:val="FFFFFF" w:themeColor="background1"/>
+        <w:color w:val="000000"/>
       </w:rPr>
       <w:tblPr/>
       <w:tcPr>
@@ -2653,7 +3202,7 @@
       <w:rPr>
         <w:b/>
         <w:bCs/>
-        <w:color w:val="FFFFFF" w:themeColor="background1"/>
+        <w:color w:val="000000"/>
       </w:rPr>
       <w:tblPr/>
       <w:tcPr>
@@ -2745,7 +3294,7 @@
       <w:rPr>
         <w:b/>
         <w:bCs/>
-        <w:color w:val="FFFFFF" w:themeColor="background1"/>
+        <w:color w:val="000000"/>
       </w:rPr>
       <w:tblPr/>
       <w:tcPr>
@@ -3748,7 +4297,7 @@
       <w:rPr>
         <w:b/>
         <w:bCs/>
-        <w:color w:val="FFFFFF" w:themeColor="background1"/>
+        <w:color w:val="000000"/>
       </w:rPr>
       <w:tblPr/>
       <w:tcPr>
@@ -3854,7 +4403,7 @@
       <w:rPr>
         <w:b/>
         <w:bCs/>
-        <w:color w:val="FFFFFF" w:themeColor="background1"/>
+        <w:color w:val="000000"/>
       </w:rPr>
       <w:tblPr/>
       <w:tcPr>
@@ -3960,7 +4509,7 @@
       <w:rPr>
         <w:b/>
         <w:bCs/>
-        <w:color w:val="FFFFFF" w:themeColor="background1"/>
+        <w:color w:val="000000"/>
       </w:rPr>
       <w:tblPr/>
       <w:tcPr>
@@ -4066,7 +4615,7 @@
       <w:rPr>
         <w:b/>
         <w:bCs/>
-        <w:color w:val="FFFFFF" w:themeColor="background1"/>
+        <w:color w:val="000000"/>
       </w:rPr>
       <w:tblPr/>
       <w:tcPr>
@@ -4172,7 +4721,7 @@
       <w:rPr>
         <w:b/>
         <w:bCs/>
-        <w:color w:val="FFFFFF" w:themeColor="background1"/>
+        <w:color w:val="000000"/>
       </w:rPr>
       <w:tblPr/>
       <w:tcPr>
@@ -4278,7 +4827,7 @@
       <w:rPr>
         <w:b/>
         <w:bCs/>
-        <w:color w:val="FFFFFF" w:themeColor="background1"/>
+        <w:color w:val="000000"/>
       </w:rPr>
       <w:tblPr/>
       <w:tcPr>
@@ -4384,7 +4933,7 @@
       <w:rPr>
         <w:b/>
         <w:bCs/>
-        <w:color w:val="FFFFFF" w:themeColor="background1"/>
+        <w:color w:val="000000"/>
       </w:rPr>
       <w:tblPr/>
       <w:tcPr>
@@ -4487,7 +5036,7 @@
       <w:rPr>
         <w:b/>
         <w:bCs/>
-        <w:color w:val="FFFFFF" w:themeColor="background1"/>
+        <w:color w:val="000000"/>
       </w:rPr>
       <w:tblPr/>
       <w:tcPr>
@@ -4507,7 +5056,7 @@
         <w:spacing w:before="0" w:after="0" w:line="240" w:lineRule="auto"/>
       </w:pPr>
       <w:rPr>
-        <w:color w:val="auto"/>
+        <w:color w:val="000000"/>
       </w:rPr>
       <w:tblPr/>
       <w:tcPr>
@@ -4526,7 +5075,7 @@
       <w:rPr>
         <w:b/>
         <w:bCs/>
-        <w:color w:val="FFFFFF" w:themeColor="background1"/>
+        <w:color w:val="000000"/>
       </w:rPr>
       <w:tblPr/>
       <w:tcPr>
@@ -4545,7 +5094,7 @@
       <w:rPr>
         <w:b/>
         <w:bCs/>
-        <w:color w:val="FFFFFF" w:themeColor="background1"/>
+        <w:color w:val="000000"/>
       </w:rPr>
       <w:tblPr/>
       <w:tcPr>
@@ -4591,7 +5140,7 @@
     </w:tblStylePr>
     <w:tblStylePr w:type="nwCell">
       <w:rPr>
-        <w:color w:val="FFFFFF" w:themeColor="background1"/>
+        <w:color w:val="000000"/>
       </w:rPr>
       <w:tblPr/>
       <w:tcPr>
@@ -4636,7 +5185,7 @@
       <w:rPr>
         <w:b/>
         <w:bCs/>
-        <w:color w:val="FFFFFF" w:themeColor="background1"/>
+        <w:color w:val="000000"/>
       </w:rPr>
       <w:tblPr/>
       <w:tcPr>
@@ -4656,7 +5205,7 @@
         <w:spacing w:before="0" w:after="0" w:line="240" w:lineRule="auto"/>
       </w:pPr>
       <w:rPr>
-        <w:color w:val="auto"/>
+        <w:color w:val="000000"/>
       </w:rPr>
       <w:tblPr/>
       <w:tcPr>
@@ -4675,7 +5224,7 @@
       <w:rPr>
         <w:b/>
         <w:bCs/>
-        <w:color w:val="FFFFFF" w:themeColor="background1"/>
+        <w:color w:val="000000"/>
       </w:rPr>
       <w:tblPr/>
       <w:tcPr>
@@ -4694,7 +5243,7 @@
       <w:rPr>
         <w:b/>
         <w:bCs/>
-        <w:color w:val="FFFFFF" w:themeColor="background1"/>
+        <w:color w:val="000000"/>
       </w:rPr>
       <w:tblPr/>
       <w:tcPr>
@@ -4740,7 +5289,7 @@
     </w:tblStylePr>
     <w:tblStylePr w:type="nwCell">
       <w:rPr>
-        <w:color w:val="FFFFFF" w:themeColor="background1"/>
+        <w:color w:val="000000"/>
       </w:rPr>
       <w:tblPr/>
       <w:tcPr>
@@ -4785,7 +5334,7 @@
       <w:rPr>
         <w:b/>
         <w:bCs/>
-        <w:color w:val="FFFFFF" w:themeColor="background1"/>
+        <w:color w:val="000000"/>
       </w:rPr>
       <w:tblPr/>
       <w:tcPr>
@@ -4805,7 +5354,7 @@
         <w:spacing w:before="0" w:after="0" w:line="240" w:lineRule="auto"/>
       </w:pPr>
       <w:rPr>
-        <w:color w:val="auto"/>
+        <w:color w:val="000000"/>
       </w:rPr>
       <w:tblPr/>
       <w:tcPr>
@@ -4824,7 +5373,7 @@
       <w:rPr>
         <w:b/>
         <w:bCs/>
-        <w:color w:val="FFFFFF" w:themeColor="background1"/>
+        <w:color w:val="000000"/>
       </w:rPr>
       <w:tblPr/>
       <w:tcPr>
@@ -4843,7 +5392,7 @@
       <w:rPr>
         <w:b/>
         <w:bCs/>
-        <w:color w:val="FFFFFF" w:themeColor="background1"/>
+        <w:color w:val="000000"/>
       </w:rPr>
       <w:tblPr/>
       <w:tcPr>
@@ -4889,7 +5438,7 @@
     </w:tblStylePr>
     <w:tblStylePr w:type="nwCell">
       <w:rPr>
-        <w:color w:val="FFFFFF" w:themeColor="background1"/>
+        <w:color w:val="000000"/>
       </w:rPr>
       <w:tblPr/>
       <w:tcPr>
@@ -4934,7 +5483,7 @@
       <w:rPr>
         <w:b/>
         <w:bCs/>
-        <w:color w:val="FFFFFF" w:themeColor="background1"/>
+        <w:color w:val="000000"/>
       </w:rPr>
       <w:tblPr/>
       <w:tcPr>
@@ -4954,7 +5503,7 @@
         <w:spacing w:before="0" w:after="0" w:line="240" w:lineRule="auto"/>
       </w:pPr>
       <w:rPr>
-        <w:color w:val="auto"/>
+        <w:color w:val="000000"/>
       </w:rPr>
       <w:tblPr/>
       <w:tcPr>
@@ -4973,7 +5522,7 @@
       <w:rPr>
         <w:b/>
         <w:bCs/>
-        <w:color w:val="FFFFFF" w:themeColor="background1"/>
+        <w:color w:val="000000"/>
       </w:rPr>
       <w:tblPr/>
       <w:tcPr>
@@ -4992,7 +5541,7 @@
       <w:rPr>
         <w:b/>
         <w:bCs/>
-        <w:color w:val="FFFFFF" w:themeColor="background1"/>
+        <w:color w:val="000000"/>
       </w:rPr>
       <w:tblPr/>
       <w:tcPr>
@@ -5038,7 +5587,7 @@
     </w:tblStylePr>
     <w:tblStylePr w:type="nwCell">
       <w:rPr>
-        <w:color w:val="FFFFFF" w:themeColor="background1"/>
+        <w:color w:val="000000"/>
       </w:rPr>
       <w:tblPr/>
       <w:tcPr>
@@ -5083,7 +5632,7 @@
       <w:rPr>
         <w:b/>
         <w:bCs/>
-        <w:color w:val="FFFFFF" w:themeColor="background1"/>
+        <w:color w:val="000000"/>
       </w:rPr>
       <w:tblPr/>
       <w:tcPr>
@@ -5103,7 +5652,7 @@
         <w:spacing w:before="0" w:after="0" w:line="240" w:lineRule="auto"/>
       </w:pPr>
       <w:rPr>
-        <w:color w:val="auto"/>
+        <w:color w:val="000000"/>
       </w:rPr>
       <w:tblPr/>
       <w:tcPr>
@@ -5122,7 +5671,7 @@
       <w:rPr>
         <w:b/>
         <w:bCs/>
-        <w:color w:val="FFFFFF" w:themeColor="background1"/>
+        <w:color w:val="000000"/>
       </w:rPr>
       <w:tblPr/>
       <w:tcPr>
@@ -5141,7 +5690,7 @@
       <w:rPr>
         <w:b/>
         <w:bCs/>
-        <w:color w:val="FFFFFF" w:themeColor="background1"/>
+        <w:color w:val="000000"/>
       </w:rPr>
       <w:tblPr/>
       <w:tcPr>
@@ -5187,7 +5736,7 @@
     </w:tblStylePr>
     <w:tblStylePr w:type="nwCell">
       <w:rPr>
-        <w:color w:val="FFFFFF" w:themeColor="background1"/>
+        <w:color w:val="000000"/>
       </w:rPr>
       <w:tblPr/>
       <w:tcPr>
@@ -5232,7 +5781,7 @@
       <w:rPr>
         <w:b/>
         <w:bCs/>
-        <w:color w:val="FFFFFF" w:themeColor="background1"/>
+        <w:color w:val="000000"/>
       </w:rPr>
       <w:tblPr/>
       <w:tcPr>
@@ -5252,7 +5801,7 @@
         <w:spacing w:before="0" w:after="0" w:line="240" w:lineRule="auto"/>
       </w:pPr>
       <w:rPr>
-        <w:color w:val="auto"/>
+        <w:color w:val="000000"/>
       </w:rPr>
       <w:tblPr/>
       <w:tcPr>
@@ -5271,7 +5820,7 @@
       <w:rPr>
         <w:b/>
         <w:bCs/>
-        <w:color w:val="FFFFFF" w:themeColor="background1"/>
+        <w:color w:val="000000"/>
       </w:rPr>
       <w:tblPr/>
       <w:tcPr>
@@ -5290,7 +5839,7 @@
       <w:rPr>
         <w:b/>
         <w:bCs/>
-        <w:color w:val="FFFFFF" w:themeColor="background1"/>
+        <w:color w:val="000000"/>
       </w:rPr>
       <w:tblPr/>
       <w:tcPr>
@@ -5336,7 +5885,7 @@
     </w:tblStylePr>
     <w:tblStylePr w:type="nwCell">
       <w:rPr>
-        <w:color w:val="FFFFFF" w:themeColor="background1"/>
+        <w:color w:val="000000"/>
       </w:rPr>
       <w:tblPr/>
       <w:tcPr>
@@ -5381,7 +5930,7 @@
       <w:rPr>
         <w:b/>
         <w:bCs/>
-        <w:color w:val="FFFFFF" w:themeColor="background1"/>
+        <w:color w:val="000000"/>
       </w:rPr>
       <w:tblPr/>
       <w:tcPr>
@@ -5401,7 +5950,7 @@
         <w:spacing w:before="0" w:after="0" w:line="240" w:lineRule="auto"/>
       </w:pPr>
       <w:rPr>
-        <w:color w:val="auto"/>
+        <w:color w:val="000000"/>
       </w:rPr>
       <w:tblPr/>
       <w:tcPr>
@@ -5420,7 +5969,7 @@
       <w:rPr>
         <w:b/>
         <w:bCs/>
-        <w:color w:val="FFFFFF" w:themeColor="background1"/>
+        <w:color w:val="000000"/>
       </w:rPr>
       <w:tblPr/>
       <w:tcPr>
@@ -5439,7 +5988,7 @@
       <w:rPr>
         <w:b/>
         <w:bCs/>
-        <w:color w:val="FFFFFF" w:themeColor="background1"/>
+        <w:color w:val="000000"/>
       </w:rPr>
       <w:tblPr/>
       <w:tcPr>
@@ -5485,7 +6034,7 @@
     </w:tblStylePr>
     <w:tblStylePr w:type="nwCell">
       <w:rPr>
-        <w:color w:val="FFFFFF" w:themeColor="background1"/>
+        <w:color w:val="000000"/>
       </w:rPr>
       <w:tblPr/>
       <w:tcPr>
@@ -5509,7 +6058,7 @@
       <w:spacing w:after="0" w:line="240" w:lineRule="auto"/>
     </w:pPr>
     <w:rPr>
-      <w:color w:val="000000" w:themeColor="text1"/>
+      <w:color w:val="000000"/>
     </w:rPr>
     <w:tblPr>
       <w:tblStyleRowBandSize w:val="1"/>
@@ -5542,7 +6091,7 @@
       <w:rPr>
         <w:b/>
         <w:bCs/>
-        <w:color w:val="1F497D" w:themeColor="text2"/>
+        <w:color w:val="000000"/>
       </w:rPr>
       <w:tblPr/>
       <w:tcPr>
@@ -5593,7 +6142,7 @@
       <w:spacing w:after="0" w:line="240" w:lineRule="auto"/>
     </w:pPr>
     <w:rPr>
-      <w:color w:val="000000" w:themeColor="text1"/>
+      <w:color w:val="000000"/>
     </w:rPr>
     <w:tblPr>
       <w:tblStyleRowBandSize w:val="1"/>
@@ -5626,7 +6175,7 @@
       <w:rPr>
         <w:b/>
         <w:bCs/>
-        <w:color w:val="1F497D" w:themeColor="text2"/>
+        <w:color w:val="000000"/>
       </w:rPr>
       <w:tblPr/>
       <w:tcPr>
@@ -5677,7 +6226,7 @@
       <w:spacing w:after="0" w:line="240" w:lineRule="auto"/>
     </w:pPr>
     <w:rPr>
-      <w:color w:val="000000" w:themeColor="text1"/>
+      <w:color w:val="000000"/>
     </w:rPr>
     <w:tblPr>
       <w:tblStyleRowBandSize w:val="1"/>
@@ -5710,7 +6259,7 @@
       <w:rPr>
         <w:b/>
         <w:bCs/>
-        <w:color w:val="1F497D" w:themeColor="text2"/>
+        <w:color w:val="000000"/>
       </w:rPr>
       <w:tblPr/>
       <w:tcPr>
@@ -5761,7 +6310,7 @@
       <w:spacing w:after="0" w:line="240" w:lineRule="auto"/>
     </w:pPr>
     <w:rPr>
-      <w:color w:val="000000" w:themeColor="text1"/>
+      <w:color w:val="000000"/>
     </w:rPr>
     <w:tblPr>
       <w:tblStyleRowBandSize w:val="1"/>
@@ -5794,7 +6343,7 @@
       <w:rPr>
         <w:b/>
         <w:bCs/>
-        <w:color w:val="1F497D" w:themeColor="text2"/>
+        <w:color w:val="000000"/>
       </w:rPr>
       <w:tblPr/>
       <w:tcPr>
@@ -5845,7 +6394,7 @@
       <w:spacing w:after="0" w:line="240" w:lineRule="auto"/>
     </w:pPr>
     <w:rPr>
-      <w:color w:val="000000" w:themeColor="text1"/>
+      <w:color w:val="000000"/>
     </w:rPr>
     <w:tblPr>
       <w:tblStyleRowBandSize w:val="1"/>
@@ -5878,7 +6427,7 @@
       <w:rPr>
         <w:b/>
         <w:bCs/>
-        <w:color w:val="1F497D" w:themeColor="text2"/>
+        <w:color w:val="000000"/>
       </w:rPr>
       <w:tblPr/>
       <w:tcPr>
@@ -5929,7 +6478,7 @@
       <w:spacing w:after="0" w:line="240" w:lineRule="auto"/>
     </w:pPr>
     <w:rPr>
-      <w:color w:val="000000" w:themeColor="text1"/>
+      <w:color w:val="000000"/>
     </w:rPr>
     <w:tblPr>
       <w:tblStyleRowBandSize w:val="1"/>
@@ -5962,7 +6511,7 @@
       <w:rPr>
         <w:b/>
         <w:bCs/>
-        <w:color w:val="1F497D" w:themeColor="text2"/>
+        <w:color w:val="000000"/>
       </w:rPr>
       <w:tblPr/>
       <w:tcPr>
@@ -6013,7 +6562,7 @@
       <w:spacing w:after="0" w:line="240" w:lineRule="auto"/>
     </w:pPr>
     <w:rPr>
-      <w:color w:val="000000" w:themeColor="text1"/>
+      <w:color w:val="000000"/>
     </w:rPr>
     <w:tblPr>
       <w:tblStyleRowBandSize w:val="1"/>
@@ -6046,7 +6595,7 @@
       <w:rPr>
         <w:b/>
         <w:bCs/>
-        <w:color w:val="1F497D" w:themeColor="text2"/>
+        <w:color w:val="000000"/>
       </w:rPr>
       <w:tblPr/>
       <w:tcPr>
@@ -6098,7 +6647,7 @@
     </w:pPr>
     <w:rPr>
       <w:rFonts w:asciiTheme="majorHAnsi" w:eastAsiaTheme="majorEastAsia" w:hAnsiTheme="majorHAnsi" w:cstheme="majorBidi"/>
-      <w:color w:val="000000" w:themeColor="text1"/>
+      <w:color w:val="000000"/>
     </w:rPr>
     <w:tblPr>
       <w:tblStyleRowBandSize w:val="1"/>
@@ -6226,7 +6775,7 @@
     </w:pPr>
     <w:rPr>
       <w:rFonts w:asciiTheme="majorHAnsi" w:eastAsiaTheme="majorEastAsia" w:hAnsiTheme="majorHAnsi" w:cstheme="majorBidi"/>
-      <w:color w:val="000000" w:themeColor="text1"/>
+      <w:color w:val="000000"/>
     </w:rPr>
     <w:tblPr>
       <w:tblStyleRowBandSize w:val="1"/>
@@ -6354,7 +6903,7 @@
     </w:pPr>
     <w:rPr>
       <w:rFonts w:asciiTheme="majorHAnsi" w:eastAsiaTheme="majorEastAsia" w:hAnsiTheme="majorHAnsi" w:cstheme="majorBidi"/>
-      <w:color w:val="000000" w:themeColor="text1"/>
+      <w:color w:val="000000"/>
     </w:rPr>
     <w:tblPr>
       <w:tblStyleRowBandSize w:val="1"/>
@@ -6482,7 +7031,7 @@
     </w:pPr>
     <w:rPr>
       <w:rFonts w:asciiTheme="majorHAnsi" w:eastAsiaTheme="majorEastAsia" w:hAnsiTheme="majorHAnsi" w:cstheme="majorBidi"/>
-      <w:color w:val="000000" w:themeColor="text1"/>
+      <w:color w:val="000000"/>
     </w:rPr>
     <w:tblPr>
       <w:tblStyleRowBandSize w:val="1"/>
@@ -6610,7 +7159,7 @@
     </w:pPr>
     <w:rPr>
       <w:rFonts w:asciiTheme="majorHAnsi" w:eastAsiaTheme="majorEastAsia" w:hAnsiTheme="majorHAnsi" w:cstheme="majorBidi"/>
-      <w:color w:val="000000" w:themeColor="text1"/>
+      <w:color w:val="000000"/>
     </w:rPr>
     <w:tblPr>
       <w:tblStyleRowBandSize w:val="1"/>
@@ -6738,7 +7287,7 @@
     </w:pPr>
     <w:rPr>
       <w:rFonts w:asciiTheme="majorHAnsi" w:eastAsiaTheme="majorEastAsia" w:hAnsiTheme="majorHAnsi" w:cstheme="majorBidi"/>
-      <w:color w:val="000000" w:themeColor="text1"/>
+      <w:color w:val="000000"/>
     </w:rPr>
     <w:tblPr>
       <w:tblStyleRowBandSize w:val="1"/>
@@ -6866,7 +7415,7 @@
     </w:pPr>
     <w:rPr>
       <w:rFonts w:asciiTheme="majorHAnsi" w:eastAsiaTheme="majorEastAsia" w:hAnsiTheme="majorHAnsi" w:cstheme="majorBidi"/>
-      <w:color w:val="000000" w:themeColor="text1"/>
+      <w:color w:val="000000"/>
     </w:rPr>
     <w:tblPr>
       <w:tblStyleRowBandSize w:val="1"/>
@@ -7505,7 +8054,7 @@
     </w:pPr>
     <w:rPr>
       <w:rFonts w:asciiTheme="majorHAnsi" w:eastAsiaTheme="majorEastAsia" w:hAnsiTheme="majorHAnsi" w:cstheme="majorBidi"/>
-      <w:color w:val="000000" w:themeColor="text1"/>
+      <w:color w:val="000000"/>
     </w:rPr>
     <w:tblPr>
       <w:tblStyleRowBandSize w:val="1"/>
@@ -7533,7 +8082,7 @@
       <w:rPr>
         <w:b/>
         <w:bCs/>
-        <w:color w:val="000000" w:themeColor="text1"/>
+        <w:color w:val="000000"/>
       </w:rPr>
       <w:tblPr/>
       <w:tcPr>
@@ -7544,7 +8093,7 @@
       <w:rPr>
         <w:b/>
         <w:bCs/>
-        <w:color w:val="000000" w:themeColor="text1"/>
+        <w:color w:val="000000"/>
       </w:rPr>
       <w:tblPr/>
       <w:tcPr>
@@ -7563,7 +8112,7 @@
       <w:rPr>
         <w:b/>
         <w:bCs/>
-        <w:color w:val="000000" w:themeColor="text1"/>
+        <w:color w:val="000000"/>
       </w:rPr>
       <w:tblPr/>
       <w:tcPr>
@@ -7582,7 +8131,7 @@
       <w:rPr>
         <w:b w:val="0"/>
         <w:bCs w:val="0"/>
-        <w:color w:val="000000" w:themeColor="text1"/>
+        <w:color w:val="000000"/>
       </w:rPr>
       <w:tblPr/>
       <w:tcPr>
@@ -7630,7 +8179,7 @@
     </w:pPr>
     <w:rPr>
       <w:rFonts w:asciiTheme="majorHAnsi" w:eastAsiaTheme="majorEastAsia" w:hAnsiTheme="majorHAnsi" w:cstheme="majorBidi"/>
-      <w:color w:val="000000" w:themeColor="text1"/>
+      <w:color w:val="000000"/>
     </w:rPr>
     <w:tblPr>
       <w:tblStyleRowBandSize w:val="1"/>
@@ -7658,7 +8207,7 @@
       <w:rPr>
         <w:b/>
         <w:bCs/>
-        <w:color w:val="000000" w:themeColor="text1"/>
+        <w:color w:val="000000"/>
       </w:rPr>
       <w:tblPr/>
       <w:tcPr>
@@ -7669,7 +8218,7 @@
       <w:rPr>
         <w:b/>
         <w:bCs/>
-        <w:color w:val="000000" w:themeColor="text1"/>
+        <w:color w:val="000000"/>
       </w:rPr>
       <w:tblPr/>
       <w:tcPr>
@@ -7688,7 +8237,7 @@
       <w:rPr>
         <w:b/>
         <w:bCs/>
-        <w:color w:val="000000" w:themeColor="text1"/>
+        <w:color w:val="000000"/>
       </w:rPr>
       <w:tblPr/>
       <w:tcPr>
@@ -7707,7 +8256,7 @@
       <w:rPr>
         <w:b w:val="0"/>
         <w:bCs w:val="0"/>
-        <w:color w:val="000000" w:themeColor="text1"/>
+        <w:color w:val="000000"/>
       </w:rPr>
       <w:tblPr/>
       <w:tcPr>
@@ -7755,7 +8304,7 @@
     </w:pPr>
     <w:rPr>
       <w:rFonts w:asciiTheme="majorHAnsi" w:eastAsiaTheme="majorEastAsia" w:hAnsiTheme="majorHAnsi" w:cstheme="majorBidi"/>
-      <w:color w:val="000000" w:themeColor="text1"/>
+      <w:color w:val="000000"/>
     </w:rPr>
     <w:tblPr>
       <w:tblStyleRowBandSize w:val="1"/>
@@ -7783,7 +8332,7 @@
       <w:rPr>
         <w:b/>
         <w:bCs/>
-        <w:color w:val="000000" w:themeColor="text1"/>
+        <w:color w:val="000000"/>
       </w:rPr>
       <w:tblPr/>
       <w:tcPr>
@@ -7794,7 +8343,7 @@
       <w:rPr>
         <w:b/>
         <w:bCs/>
-        <w:color w:val="000000" w:themeColor="text1"/>
+        <w:color w:val="000000"/>
       </w:rPr>
       <w:tblPr/>
       <w:tcPr>
@@ -7813,7 +8362,7 @@
       <w:rPr>
         <w:b/>
         <w:bCs/>
-        <w:color w:val="000000" w:themeColor="text1"/>
+        <w:color w:val="000000"/>
       </w:rPr>
       <w:tblPr/>
       <w:tcPr>
@@ -7832,7 +8381,7 @@
       <w:rPr>
         <w:b w:val="0"/>
         <w:bCs w:val="0"/>
-        <w:color w:val="000000" w:themeColor="text1"/>
+        <w:color w:val="000000"/>
       </w:rPr>
       <w:tblPr/>
       <w:tcPr>
@@ -7880,7 +8429,7 @@
     </w:pPr>
     <w:rPr>
       <w:rFonts w:asciiTheme="majorHAnsi" w:eastAsiaTheme="majorEastAsia" w:hAnsiTheme="majorHAnsi" w:cstheme="majorBidi"/>
-      <w:color w:val="000000" w:themeColor="text1"/>
+      <w:color w:val="000000"/>
     </w:rPr>
     <w:tblPr>
       <w:tblStyleRowBandSize w:val="1"/>
@@ -7908,7 +8457,7 @@
       <w:rPr>
         <w:b/>
         <w:bCs/>
-        <w:color w:val="000000" w:themeColor="text1"/>
+        <w:color w:val="000000"/>
       </w:rPr>
       <w:tblPr/>
       <w:tcPr>
@@ -7919,7 +8468,7 @@
       <w:rPr>
         <w:b/>
         <w:bCs/>
-        <w:color w:val="000000" w:themeColor="text1"/>
+        <w:color w:val="000000"/>
       </w:rPr>
       <w:tblPr/>
       <w:tcPr>
@@ -7938,7 +8487,7 @@
       <w:rPr>
         <w:b/>
         <w:bCs/>
-        <w:color w:val="000000" w:themeColor="text1"/>
+        <w:color w:val="000000"/>
       </w:rPr>
       <w:tblPr/>
       <w:tcPr>
@@ -7957,7 +8506,7 @@
       <w:rPr>
         <w:b w:val="0"/>
         <w:bCs w:val="0"/>
-        <w:color w:val="000000" w:themeColor="text1"/>
+        <w:color w:val="000000"/>
       </w:rPr>
       <w:tblPr/>
       <w:tcPr>
@@ -8005,7 +8554,7 @@
     </w:pPr>
     <w:rPr>
       <w:rFonts w:asciiTheme="majorHAnsi" w:eastAsiaTheme="majorEastAsia" w:hAnsiTheme="majorHAnsi" w:cstheme="majorBidi"/>
-      <w:color w:val="000000" w:themeColor="text1"/>
+      <w:color w:val="000000"/>
     </w:rPr>
     <w:tblPr>
       <w:tblStyleRowBandSize w:val="1"/>
@@ -8033,7 +8582,7 @@
       <w:rPr>
         <w:b/>
         <w:bCs/>
-        <w:color w:val="000000" w:themeColor="text1"/>
+        <w:color w:val="000000"/>
       </w:rPr>
       <w:tblPr/>
       <w:tcPr>
@@ -8044,7 +8593,7 @@
       <w:rPr>
         <w:b/>
         <w:bCs/>
-        <w:color w:val="000000" w:themeColor="text1"/>
+        <w:color w:val="000000"/>
       </w:rPr>
       <w:tblPr/>
       <w:tcPr>
@@ -8063,7 +8612,7 @@
       <w:rPr>
         <w:b/>
         <w:bCs/>
-        <w:color w:val="000000" w:themeColor="text1"/>
+        <w:color w:val="000000"/>
       </w:rPr>
       <w:tblPr/>
       <w:tcPr>
@@ -8082,7 +8631,7 @@
       <w:rPr>
         <w:b w:val="0"/>
         <w:bCs w:val="0"/>
-        <w:color w:val="000000" w:themeColor="text1"/>
+        <w:color w:val="000000"/>
       </w:rPr>
       <w:tblPr/>
       <w:tcPr>
@@ -8130,7 +8679,7 @@
     </w:pPr>
     <w:rPr>
       <w:rFonts w:asciiTheme="majorHAnsi" w:eastAsiaTheme="majorEastAsia" w:hAnsiTheme="majorHAnsi" w:cstheme="majorBidi"/>
-      <w:color w:val="000000" w:themeColor="text1"/>
+      <w:color w:val="000000"/>
     </w:rPr>
     <w:tblPr>
       <w:tblStyleRowBandSize w:val="1"/>
@@ -8158,7 +8707,7 @@
       <w:rPr>
         <w:b/>
         <w:bCs/>
-        <w:color w:val="000000" w:themeColor="text1"/>
+        <w:color w:val="000000"/>
       </w:rPr>
       <w:tblPr/>
       <w:tcPr>
@@ -8169,7 +8718,7 @@
       <w:rPr>
         <w:b/>
         <w:bCs/>
-        <w:color w:val="000000" w:themeColor="text1"/>
+        <w:color w:val="000000"/>
       </w:rPr>
       <w:tblPr/>
       <w:tcPr>
@@ -8188,7 +8737,7 @@
       <w:rPr>
         <w:b/>
         <w:bCs/>
-        <w:color w:val="000000" w:themeColor="text1"/>
+        <w:color w:val="000000"/>
       </w:rPr>
       <w:tblPr/>
       <w:tcPr>
@@ -8207,7 +8756,7 @@
       <w:rPr>
         <w:b w:val="0"/>
         <w:bCs w:val="0"/>
-        <w:color w:val="000000" w:themeColor="text1"/>
+        <w:color w:val="000000"/>
       </w:rPr>
       <w:tblPr/>
       <w:tcPr>
@@ -8255,7 +8804,7 @@
     </w:pPr>
     <w:rPr>
       <w:rFonts w:asciiTheme="majorHAnsi" w:eastAsiaTheme="majorEastAsia" w:hAnsiTheme="majorHAnsi" w:cstheme="majorBidi"/>
-      <w:color w:val="000000" w:themeColor="text1"/>
+      <w:color w:val="000000"/>
     </w:rPr>
     <w:tblPr>
       <w:tblStyleRowBandSize w:val="1"/>
@@ -8283,7 +8832,7 @@
       <w:rPr>
         <w:b/>
         <w:bCs/>
-        <w:color w:val="000000" w:themeColor="text1"/>
+        <w:color w:val="000000"/>
       </w:rPr>
       <w:tblPr/>
       <w:tcPr>
@@ -8294,7 +8843,7 @@
       <w:rPr>
         <w:b/>
         <w:bCs/>
-        <w:color w:val="000000" w:themeColor="text1"/>
+        <w:color w:val="000000"/>
       </w:rPr>
       <w:tblPr/>
       <w:tcPr>
@@ -8313,7 +8862,7 @@
       <w:rPr>
         <w:b/>
         <w:bCs/>
-        <w:color w:val="000000" w:themeColor="text1"/>
+        <w:color w:val="000000"/>
       </w:rPr>
       <w:tblPr/>
       <w:tcPr>
@@ -8332,7 +8881,7 @@
       <w:rPr>
         <w:b w:val="0"/>
         <w:bCs w:val="0"/>
-        <w:color w:val="000000" w:themeColor="text1"/>
+        <w:color w:val="000000"/>
       </w:rPr>
       <w:tblPr/>
       <w:tcPr>
@@ -8406,7 +8955,7 @@
         <w:bCs/>
         <w:i w:val="0"/>
         <w:iCs w:val="0"/>
-        <w:color w:val="FFFFFF" w:themeColor="background1"/>
+        <w:color w:val="000000"/>
       </w:rPr>
       <w:tblPr/>
       <w:tcPr>
@@ -8427,7 +8976,7 @@
         <w:bCs/>
         <w:i w:val="0"/>
         <w:iCs w:val="0"/>
-        <w:color w:val="FFFFFF" w:themeColor="background1"/>
+        <w:color w:val="000000"/>
       </w:rPr>
       <w:tblPr/>
       <w:tcPr>
@@ -8448,7 +8997,7 @@
         <w:bCs/>
         <w:i w:val="0"/>
         <w:iCs w:val="0"/>
-        <w:color w:val="FFFFFF" w:themeColor="background1"/>
+        <w:color w:val="000000"/>
       </w:rPr>
       <w:tblPr/>
       <w:tcPr>
@@ -8467,7 +9016,7 @@
         <w:bCs/>
         <w:i w:val="0"/>
         <w:iCs w:val="0"/>
-        <w:color w:val="FFFFFF" w:themeColor="background1"/>
+        <w:color w:val="000000"/>
       </w:rPr>
       <w:tblPr/>
       <w:tcPr>
@@ -8547,7 +9096,7 @@
         <w:bCs/>
         <w:i w:val="0"/>
         <w:iCs w:val="0"/>
-        <w:color w:val="FFFFFF" w:themeColor="background1"/>
+        <w:color w:val="000000"/>
       </w:rPr>
       <w:tblPr/>
       <w:tcPr>
@@ -8568,7 +9117,7 @@
         <w:bCs/>
         <w:i w:val="0"/>
         <w:iCs w:val="0"/>
-        <w:color w:val="FFFFFF" w:themeColor="background1"/>
+        <w:color w:val="000000"/>
       </w:rPr>
       <w:tblPr/>
       <w:tcPr>
@@ -8589,7 +9138,7 @@
         <w:bCs/>
         <w:i w:val="0"/>
         <w:iCs w:val="0"/>
-        <w:color w:val="FFFFFF" w:themeColor="background1"/>
+        <w:color w:val="000000"/>
       </w:rPr>
       <w:tblPr/>
       <w:tcPr>
@@ -8608,7 +9157,7 @@
         <w:bCs/>
         <w:i w:val="0"/>
         <w:iCs w:val="0"/>
-        <w:color w:val="FFFFFF" w:themeColor="background1"/>
+        <w:color w:val="000000"/>
       </w:rPr>
       <w:tblPr/>
       <w:tcPr>
@@ -8688,7 +9237,7 @@
         <w:bCs/>
         <w:i w:val="0"/>
         <w:iCs w:val="0"/>
-        <w:color w:val="FFFFFF" w:themeColor="background1"/>
+        <w:color w:val="000000"/>
       </w:rPr>
       <w:tblPr/>
       <w:tcPr>
@@ -8709,7 +9258,7 @@
         <w:bCs/>
         <w:i w:val="0"/>
         <w:iCs w:val="0"/>
-        <w:color w:val="FFFFFF" w:themeColor="background1"/>
+        <w:color w:val="000000"/>
       </w:rPr>
       <w:tblPr/>
       <w:tcPr>
@@ -8730,7 +9279,7 @@
         <w:bCs/>
         <w:i w:val="0"/>
         <w:iCs w:val="0"/>
-        <w:color w:val="FFFFFF" w:themeColor="background1"/>
+        <w:color w:val="000000"/>
       </w:rPr>
       <w:tblPr/>
       <w:tcPr>
@@ -8749,7 +9298,7 @@
         <w:bCs/>
         <w:i w:val="0"/>
         <w:iCs w:val="0"/>
-        <w:color w:val="FFFFFF" w:themeColor="background1"/>
+        <w:color w:val="000000"/>
       </w:rPr>
       <w:tblPr/>
       <w:tcPr>
@@ -8829,7 +9378,7 @@
         <w:bCs/>
         <w:i w:val="0"/>
         <w:iCs w:val="0"/>
-        <w:color w:val="FFFFFF" w:themeColor="background1"/>
+        <w:color w:val="000000"/>
       </w:rPr>
       <w:tblPr/>
       <w:tcPr>
@@ -8850,7 +9399,7 @@
         <w:bCs/>
         <w:i w:val="0"/>
         <w:iCs w:val="0"/>
-        <w:color w:val="FFFFFF" w:themeColor="background1"/>
+        <w:color w:val="000000"/>
       </w:rPr>
       <w:tblPr/>
       <w:tcPr>
@@ -8871,7 +9420,7 @@
         <w:bCs/>
         <w:i w:val="0"/>
         <w:iCs w:val="0"/>
-        <w:color w:val="FFFFFF" w:themeColor="background1"/>
+        <w:color w:val="000000"/>
       </w:rPr>
       <w:tblPr/>
       <w:tcPr>
@@ -8890,7 +9439,7 @@
         <w:bCs/>
         <w:i w:val="0"/>
         <w:iCs w:val="0"/>
-        <w:color w:val="FFFFFF" w:themeColor="background1"/>
+        <w:color w:val="000000"/>
       </w:rPr>
       <w:tblPr/>
       <w:tcPr>
@@ -8970,7 +9519,7 @@
         <w:bCs/>
         <w:i w:val="0"/>
         <w:iCs w:val="0"/>
-        <w:color w:val="FFFFFF" w:themeColor="background1"/>
+        <w:color w:val="000000"/>
       </w:rPr>
       <w:tblPr/>
       <w:tcPr>
@@ -8991,7 +9540,7 @@
         <w:bCs/>
         <w:i w:val="0"/>
         <w:iCs w:val="0"/>
-        <w:color w:val="FFFFFF" w:themeColor="background1"/>
+        <w:color w:val="000000"/>
       </w:rPr>
       <w:tblPr/>
       <w:tcPr>
@@ -9012,7 +9561,7 @@
         <w:bCs/>
         <w:i w:val="0"/>
         <w:iCs w:val="0"/>
-        <w:color w:val="FFFFFF" w:themeColor="background1"/>
+        <w:color w:val="000000"/>
       </w:rPr>
       <w:tblPr/>
       <w:tcPr>
@@ -9031,7 +9580,7 @@
         <w:bCs/>
         <w:i w:val="0"/>
         <w:iCs w:val="0"/>
-        <w:color w:val="FFFFFF" w:themeColor="background1"/>
+        <w:color w:val="000000"/>
       </w:rPr>
       <w:tblPr/>
       <w:tcPr>
@@ -9111,7 +9660,7 @@
         <w:bCs/>
         <w:i w:val="0"/>
         <w:iCs w:val="0"/>
-        <w:color w:val="FFFFFF" w:themeColor="background1"/>
+        <w:color w:val="000000"/>
       </w:rPr>
       <w:tblPr/>
       <w:tcPr>
@@ -9132,7 +9681,7 @@
         <w:bCs/>
         <w:i w:val="0"/>
         <w:iCs w:val="0"/>
-        <w:color w:val="FFFFFF" w:themeColor="background1"/>
+        <w:color w:val="000000"/>
       </w:rPr>
       <w:tblPr/>
       <w:tcPr>
@@ -9153,7 +9702,7 @@
         <w:bCs/>
         <w:i w:val="0"/>
         <w:iCs w:val="0"/>
-        <w:color w:val="FFFFFF" w:themeColor="background1"/>
+        <w:color w:val="000000"/>
       </w:rPr>
       <w:tblPr/>
       <w:tcPr>
@@ -9172,7 +9721,7 @@
         <w:bCs/>
         <w:i w:val="0"/>
         <w:iCs w:val="0"/>
-        <w:color w:val="FFFFFF" w:themeColor="background1"/>
+        <w:color w:val="000000"/>
       </w:rPr>
       <w:tblPr/>
       <w:tcPr>
@@ -9252,7 +9801,7 @@
         <w:bCs/>
         <w:i w:val="0"/>
         <w:iCs w:val="0"/>
-        <w:color w:val="FFFFFF" w:themeColor="background1"/>
+        <w:color w:val="000000"/>
       </w:rPr>
       <w:tblPr/>
       <w:tcPr>
@@ -9273,7 +9822,7 @@
         <w:bCs/>
         <w:i w:val="0"/>
         <w:iCs w:val="0"/>
-        <w:color w:val="FFFFFF" w:themeColor="background1"/>
+        <w:color w:val="000000"/>
       </w:rPr>
       <w:tblPr/>
       <w:tcPr>
@@ -9294,7 +9843,7 @@
         <w:bCs/>
         <w:i w:val="0"/>
         <w:iCs w:val="0"/>
-        <w:color w:val="FFFFFF" w:themeColor="background1"/>
+        <w:color w:val="000000"/>
       </w:rPr>
       <w:tblPr/>
       <w:tcPr>
@@ -9313,7 +9862,7 @@
         <w:bCs/>
         <w:i w:val="0"/>
         <w:iCs w:val="0"/>
-        <w:color w:val="FFFFFF" w:themeColor="background1"/>
+        <w:color w:val="000000"/>
       </w:rPr>
       <w:tblPr/>
       <w:tcPr>
@@ -9366,7 +9915,7 @@
       <w:spacing w:after="0" w:line="240" w:lineRule="auto"/>
     </w:pPr>
     <w:rPr>
-      <w:color w:val="FFFFFF" w:themeColor="background1"/>
+      <w:color w:val="000000"/>
     </w:rPr>
     <w:tblPr>
       <w:tblStyleRowBandSize w:val="1"/>
@@ -9480,7 +10029,7 @@
       <w:spacing w:after="0" w:line="240" w:lineRule="auto"/>
     </w:pPr>
     <w:rPr>
-      <w:color w:val="FFFFFF" w:themeColor="background1"/>
+      <w:color w:val="000000"/>
     </w:rPr>
     <w:tblPr>
       <w:tblStyleRowBandSize w:val="1"/>
@@ -9594,7 +10143,7 @@
       <w:spacing w:after="0" w:line="240" w:lineRule="auto"/>
     </w:pPr>
     <w:rPr>
-      <w:color w:val="FFFFFF" w:themeColor="background1"/>
+      <w:color w:val="000000"/>
     </w:rPr>
     <w:tblPr>
       <w:tblStyleRowBandSize w:val="1"/>
@@ -9708,7 +10257,7 @@
       <w:spacing w:after="0" w:line="240" w:lineRule="auto"/>
     </w:pPr>
     <w:rPr>
-      <w:color w:val="FFFFFF" w:themeColor="background1"/>
+      <w:color w:val="000000"/>
     </w:rPr>
     <w:tblPr>
       <w:tblStyleRowBandSize w:val="1"/>
@@ -9822,7 +10371,7 @@
       <w:spacing w:after="0" w:line="240" w:lineRule="auto"/>
     </w:pPr>
     <w:rPr>
-      <w:color w:val="FFFFFF" w:themeColor="background1"/>
+      <w:color w:val="000000"/>
     </w:rPr>
     <w:tblPr>
       <w:tblStyleRowBandSize w:val="1"/>
@@ -9936,7 +10485,7 @@
       <w:spacing w:after="0" w:line="240" w:lineRule="auto"/>
     </w:pPr>
     <w:rPr>
-      <w:color w:val="FFFFFF" w:themeColor="background1"/>
+      <w:color w:val="000000"/>
     </w:rPr>
     <w:tblPr>
       <w:tblStyleRowBandSize w:val="1"/>
@@ -10050,7 +10599,7 @@
       <w:spacing w:after="0" w:line="240" w:lineRule="auto"/>
     </w:pPr>
     <w:rPr>
-      <w:color w:val="FFFFFF" w:themeColor="background1"/>
+      <w:color w:val="000000"/>
     </w:rPr>
     <w:tblPr>
       <w:tblStyleRowBandSize w:val="1"/>
@@ -10164,7 +10713,7 @@
       <w:spacing w:after="0" w:line="240" w:lineRule="auto"/>
     </w:pPr>
     <w:rPr>
-      <w:color w:val="000000" w:themeColor="text1"/>
+      <w:color w:val="000000"/>
     </w:rPr>
     <w:tblPr>
       <w:tblStyleRowBandSize w:val="1"/>
@@ -10210,7 +10759,7 @@
       <w:rPr>
         <w:b/>
         <w:bCs/>
-        <w:color w:val="FFFFFF" w:themeColor="background1"/>
+        <w:color w:val="000000"/>
       </w:rPr>
       <w:tblPr/>
       <w:tcPr>
@@ -10222,7 +10771,7 @@
     </w:tblStylePr>
     <w:tblStylePr w:type="firstCol">
       <w:rPr>
-        <w:color w:val="FFFFFF" w:themeColor="background1"/>
+        <w:color w:val="000000"/>
       </w:rPr>
       <w:tblPr/>
       <w:tcPr>
@@ -10239,7 +10788,7 @@
     </w:tblStylePr>
     <w:tblStylePr w:type="lastCol">
       <w:rPr>
-        <w:color w:val="FFFFFF" w:themeColor="background1"/>
+        <w:color w:val="000000"/>
       </w:rPr>
       <w:tblPr/>
       <w:tcPr>
@@ -10268,12 +10817,12 @@
     </w:tblStylePr>
     <w:tblStylePr w:type="neCell">
       <w:rPr>
-        <w:color w:val="000000" w:themeColor="text1"/>
+        <w:color w:val="000000"/>
       </w:rPr>
     </w:tblStylePr>
     <w:tblStylePr w:type="nwCell">
       <w:rPr>
-        <w:color w:val="000000" w:themeColor="text1"/>
+        <w:color w:val="000000"/>
       </w:rPr>
     </w:tblStylePr>
   </w:style>
@@ -10286,7 +10835,7 @@
       <w:spacing w:after="0" w:line="240" w:lineRule="auto"/>
     </w:pPr>
     <w:rPr>
-      <w:color w:val="000000" w:themeColor="text1"/>
+      <w:color w:val="000000"/>
     </w:rPr>
     <w:tblPr>
       <w:tblStyleRowBandSize w:val="1"/>
@@ -10332,7 +10881,7 @@
       <w:rPr>
         <w:b/>
         <w:bCs/>
-        <w:color w:val="FFFFFF" w:themeColor="background1"/>
+        <w:color w:val="000000"/>
       </w:rPr>
       <w:tblPr/>
       <w:tcPr>
@@ -10344,7 +10893,7 @@
     </w:tblStylePr>
     <w:tblStylePr w:type="firstCol">
       <w:rPr>
-        <w:color w:val="FFFFFF" w:themeColor="background1"/>
+        <w:color w:val="000000"/>
       </w:rPr>
       <w:tblPr/>
       <w:tcPr>
@@ -10361,7 +10910,7 @@
     </w:tblStylePr>
     <w:tblStylePr w:type="lastCol">
       <w:rPr>
-        <w:color w:val="FFFFFF" w:themeColor="background1"/>
+        <w:color w:val="000000"/>
       </w:rPr>
       <w:tblPr/>
       <w:tcPr>
@@ -10390,12 +10939,12 @@
     </w:tblStylePr>
     <w:tblStylePr w:type="neCell">
       <w:rPr>
-        <w:color w:val="000000" w:themeColor="text1"/>
+        <w:color w:val="000000"/>
       </w:rPr>
     </w:tblStylePr>
     <w:tblStylePr w:type="nwCell">
       <w:rPr>
-        <w:color w:val="000000" w:themeColor="text1"/>
+        <w:color w:val="000000"/>
       </w:rPr>
     </w:tblStylePr>
   </w:style>
@@ -10408,7 +10957,7 @@
       <w:spacing w:after="0" w:line="240" w:lineRule="auto"/>
     </w:pPr>
     <w:rPr>
-      <w:color w:val="000000" w:themeColor="text1"/>
+      <w:color w:val="000000"/>
     </w:rPr>
     <w:tblPr>
       <w:tblStyleRowBandSize w:val="1"/>
@@ -10454,7 +11003,7 @@
       <w:rPr>
         <w:b/>
         <w:bCs/>
-        <w:color w:val="FFFFFF" w:themeColor="background1"/>
+        <w:color w:val="000000"/>
       </w:rPr>
       <w:tblPr/>
       <w:tcPr>
@@ -10466,7 +11015,7 @@
     </w:tblStylePr>
     <w:tblStylePr w:type="firstCol">
       <w:rPr>
-        <w:color w:val="FFFFFF" w:themeColor="background1"/>
+        <w:color w:val="000000"/>
       </w:rPr>
       <w:tblPr/>
       <w:tcPr>
@@ -10483,7 +11032,7 @@
     </w:tblStylePr>
     <w:tblStylePr w:type="lastCol">
       <w:rPr>
-        <w:color w:val="FFFFFF" w:themeColor="background1"/>
+        <w:color w:val="000000"/>
       </w:rPr>
       <w:tblPr/>
       <w:tcPr>
@@ -10512,12 +11061,12 @@
     </w:tblStylePr>
     <w:tblStylePr w:type="neCell">
       <w:rPr>
-        <w:color w:val="000000" w:themeColor="text1"/>
+        <w:color w:val="000000"/>
       </w:rPr>
     </w:tblStylePr>
     <w:tblStylePr w:type="nwCell">
       <w:rPr>
-        <w:color w:val="000000" w:themeColor="text1"/>
+        <w:color w:val="000000"/>
       </w:rPr>
     </w:tblStylePr>
   </w:style>
@@ -10530,7 +11079,7 @@
       <w:spacing w:after="0" w:line="240" w:lineRule="auto"/>
     </w:pPr>
     <w:rPr>
-      <w:color w:val="000000" w:themeColor="text1"/>
+      <w:color w:val="000000"/>
     </w:rPr>
     <w:tblPr>
       <w:tblStyleRowBandSize w:val="1"/>
@@ -10576,7 +11125,7 @@
       <w:rPr>
         <w:b/>
         <w:bCs/>
-        <w:color w:val="FFFFFF" w:themeColor="background1"/>
+        <w:color w:val="000000"/>
       </w:rPr>
       <w:tblPr/>
       <w:tcPr>
@@ -10588,7 +11137,7 @@
     </w:tblStylePr>
     <w:tblStylePr w:type="firstCol">
       <w:rPr>
-        <w:color w:val="FFFFFF" w:themeColor="background1"/>
+        <w:color w:val="000000"/>
       </w:rPr>
       <w:tblPr/>
       <w:tcPr>
@@ -10605,7 +11154,7 @@
     </w:tblStylePr>
     <w:tblStylePr w:type="lastCol">
       <w:rPr>
-        <w:color w:val="FFFFFF" w:themeColor="background1"/>
+        <w:color w:val="000000"/>
       </w:rPr>
       <w:tblPr/>
       <w:tcPr>
@@ -10642,7 +11191,7 @@
       <w:spacing w:after="0" w:line="240" w:lineRule="auto"/>
     </w:pPr>
     <w:rPr>
-      <w:color w:val="000000" w:themeColor="text1"/>
+      <w:color w:val="000000"/>
     </w:rPr>
     <w:tblPr>
       <w:tblStyleRowBandSize w:val="1"/>
@@ -10688,7 +11237,7 @@
       <w:rPr>
         <w:b/>
         <w:bCs/>
-        <w:color w:val="FFFFFF" w:themeColor="background1"/>
+        <w:color w:val="000000"/>
       </w:rPr>
       <w:tblPr/>
       <w:tcPr>
@@ -10700,7 +11249,7 @@
     </w:tblStylePr>
     <w:tblStylePr w:type="firstCol">
       <w:rPr>
-        <w:color w:val="FFFFFF" w:themeColor="background1"/>
+        <w:color w:val="000000"/>
       </w:rPr>
       <w:tblPr/>
       <w:tcPr>
@@ -10717,7 +11266,7 @@
     </w:tblStylePr>
     <w:tblStylePr w:type="lastCol">
       <w:rPr>
-        <w:color w:val="FFFFFF" w:themeColor="background1"/>
+        <w:color w:val="000000"/>
       </w:rPr>
       <w:tblPr/>
       <w:tcPr>
@@ -10746,12 +11295,12 @@
     </w:tblStylePr>
     <w:tblStylePr w:type="neCell">
       <w:rPr>
-        <w:color w:val="000000" w:themeColor="text1"/>
+        <w:color w:val="000000"/>
       </w:rPr>
     </w:tblStylePr>
     <w:tblStylePr w:type="nwCell">
       <w:rPr>
-        <w:color w:val="000000" w:themeColor="text1"/>
+        <w:color w:val="000000"/>
       </w:rPr>
     </w:tblStylePr>
   </w:style>
@@ -10764,7 +11313,7 @@
       <w:spacing w:after="0" w:line="240" w:lineRule="auto"/>
     </w:pPr>
     <w:rPr>
-      <w:color w:val="000000" w:themeColor="text1"/>
+      <w:color w:val="000000"/>
     </w:rPr>
     <w:tblPr>
       <w:tblStyleRowBandSize w:val="1"/>
@@ -10810,7 +11359,7 @@
       <w:rPr>
         <w:b/>
         <w:bCs/>
-        <w:color w:val="FFFFFF" w:themeColor="background1"/>
+        <w:color w:val="000000"/>
       </w:rPr>
       <w:tblPr/>
       <w:tcPr>
@@ -10822,7 +11371,7 @@
     </w:tblStylePr>
     <w:tblStylePr w:type="firstCol">
       <w:rPr>
-        <w:color w:val="FFFFFF" w:themeColor="background1"/>
+        <w:color w:val="000000"/>
       </w:rPr>
       <w:tblPr/>
       <w:tcPr>
@@ -10839,7 +11388,7 @@
     </w:tblStylePr>
     <w:tblStylePr w:type="lastCol">
       <w:rPr>
-        <w:color w:val="FFFFFF" w:themeColor="background1"/>
+        <w:color w:val="000000"/>
       </w:rPr>
       <w:tblPr/>
       <w:tcPr>
@@ -10868,12 +11417,12 @@
     </w:tblStylePr>
     <w:tblStylePr w:type="neCell">
       <w:rPr>
-        <w:color w:val="000000" w:themeColor="text1"/>
+        <w:color w:val="000000"/>
       </w:rPr>
     </w:tblStylePr>
     <w:tblStylePr w:type="nwCell">
       <w:rPr>
-        <w:color w:val="000000" w:themeColor="text1"/>
+        <w:color w:val="000000"/>
       </w:rPr>
     </w:tblStylePr>
   </w:style>
@@ -10886,7 +11435,7 @@
       <w:spacing w:after="0" w:line="240" w:lineRule="auto"/>
     </w:pPr>
     <w:rPr>
-      <w:color w:val="000000" w:themeColor="text1"/>
+      <w:color w:val="000000"/>
     </w:rPr>
     <w:tblPr>
       <w:tblStyleRowBandSize w:val="1"/>
@@ -10932,7 +11481,7 @@
       <w:rPr>
         <w:b/>
         <w:bCs/>
-        <w:color w:val="FFFFFF" w:themeColor="background1"/>
+        <w:color w:val="000000"/>
       </w:rPr>
       <w:tblPr/>
       <w:tcPr>
@@ -10944,7 +11493,7 @@
     </w:tblStylePr>
     <w:tblStylePr w:type="firstCol">
       <w:rPr>
-        <w:color w:val="FFFFFF" w:themeColor="background1"/>
+        <w:color w:val="000000"/>
       </w:rPr>
       <w:tblPr/>
       <w:tcPr>
@@ -10961,7 +11510,7 @@
     </w:tblStylePr>
     <w:tblStylePr w:type="lastCol">
       <w:rPr>
-        <w:color w:val="FFFFFF" w:themeColor="background1"/>
+        <w:color w:val="000000"/>
       </w:rPr>
       <w:tblPr/>
       <w:tcPr>
@@ -10990,12 +11539,12 @@
     </w:tblStylePr>
     <w:tblStylePr w:type="neCell">
       <w:rPr>
-        <w:color w:val="000000" w:themeColor="text1"/>
+        <w:color w:val="000000"/>
       </w:rPr>
     </w:tblStylePr>
     <w:tblStylePr w:type="nwCell">
       <w:rPr>
-        <w:color w:val="000000" w:themeColor="text1"/>
+        <w:color w:val="000000"/>
       </w:rPr>
     </w:tblStylePr>
   </w:style>
@@ -11008,7 +11557,7 @@
       <w:spacing w:after="0" w:line="240" w:lineRule="auto"/>
     </w:pPr>
     <w:rPr>
-      <w:color w:val="000000" w:themeColor="text1"/>
+      <w:color w:val="000000"/>
     </w:rPr>
     <w:tblPr>
       <w:tblStyleRowBandSize w:val="1"/>
@@ -11028,7 +11577,7 @@
       <w:rPr>
         <w:b/>
         <w:bCs/>
-        <w:color w:val="FFFFFF" w:themeColor="background1"/>
+        <w:color w:val="000000"/>
       </w:rPr>
       <w:tblPr/>
       <w:tcPr>
@@ -11042,7 +11591,7 @@
       <w:rPr>
         <w:b/>
         <w:bCs/>
-        <w:color w:val="9E3A38" w:themeColor="accent2" w:themeShade="CC"/>
+        <w:color w:val="000000"/>
       </w:rPr>
       <w:tblPr/>
       <w:tcPr>
@@ -11094,7 +11643,7 @@
       <w:spacing w:after="0" w:line="240" w:lineRule="auto"/>
     </w:pPr>
     <w:rPr>
-      <w:color w:val="000000" w:themeColor="text1"/>
+      <w:color w:val="000000"/>
     </w:rPr>
     <w:tblPr>
       <w:tblStyleRowBandSize w:val="1"/>
@@ -11114,7 +11663,7 @@
       <w:rPr>
         <w:b/>
         <w:bCs/>
-        <w:color w:val="FFFFFF" w:themeColor="background1"/>
+        <w:color w:val="000000"/>
       </w:rPr>
       <w:tblPr/>
       <w:tcPr>
@@ -11128,7 +11677,7 @@
       <w:rPr>
         <w:b/>
         <w:bCs/>
-        <w:color w:val="9E3A38" w:themeColor="accent2" w:themeShade="CC"/>
+        <w:color w:val="000000"/>
       </w:rPr>
       <w:tblPr/>
       <w:tcPr>
@@ -11180,7 +11729,7 @@
       <w:spacing w:after="0" w:line="240" w:lineRule="auto"/>
     </w:pPr>
     <w:rPr>
-      <w:color w:val="000000" w:themeColor="text1"/>
+      <w:color w:val="000000"/>
     </w:rPr>
     <w:tblPr>
       <w:tblStyleRowBandSize w:val="1"/>
@@ -11200,7 +11749,7 @@
       <w:rPr>
         <w:b/>
         <w:bCs/>
-        <w:color w:val="FFFFFF" w:themeColor="background1"/>
+        <w:color w:val="000000"/>
       </w:rPr>
       <w:tblPr/>
       <w:tcPr>
@@ -11214,7 +11763,7 @@
       <w:rPr>
         <w:b/>
         <w:bCs/>
-        <w:color w:val="9E3A38" w:themeColor="accent2" w:themeShade="CC"/>
+        <w:color w:val="000000"/>
       </w:rPr>
       <w:tblPr/>
       <w:tcPr>
@@ -11266,7 +11815,7 @@
       <w:spacing w:after="0" w:line="240" w:lineRule="auto"/>
     </w:pPr>
     <w:rPr>
-      <w:color w:val="000000" w:themeColor="text1"/>
+      <w:color w:val="000000"/>
     </w:rPr>
     <w:tblPr>
       <w:tblStyleRowBandSize w:val="1"/>
@@ -11286,7 +11835,7 @@
       <w:rPr>
         <w:b/>
         <w:bCs/>
-        <w:color w:val="FFFFFF" w:themeColor="background1"/>
+        <w:color w:val="000000"/>
       </w:rPr>
       <w:tblPr/>
       <w:tcPr>
@@ -11300,7 +11849,7 @@
       <w:rPr>
         <w:b/>
         <w:bCs/>
-        <w:color w:val="664E82" w:themeColor="accent4" w:themeShade="CC"/>
+        <w:color w:val="000000"/>
       </w:rPr>
       <w:tblPr/>
       <w:tcPr>
@@ -11352,7 +11901,7 @@
       <w:spacing w:after="0" w:line="240" w:lineRule="auto"/>
     </w:pPr>
     <w:rPr>
-      <w:color w:val="000000" w:themeColor="text1"/>
+      <w:color w:val="000000"/>
     </w:rPr>
     <w:tblPr>
       <w:tblStyleRowBandSize w:val="1"/>
@@ -11372,7 +11921,7 @@
       <w:rPr>
         <w:b/>
         <w:bCs/>
-        <w:color w:val="FFFFFF" w:themeColor="background1"/>
+        <w:color w:val="000000"/>
       </w:rPr>
       <w:tblPr/>
       <w:tcPr>
@@ -11386,7 +11935,7 @@
       <w:rPr>
         <w:b/>
         <w:bCs/>
-        <w:color w:val="7E9C40" w:themeColor="accent3" w:themeShade="CC"/>
+        <w:color w:val="000000"/>
       </w:rPr>
       <w:tblPr/>
       <w:tcPr>
@@ -11438,7 +11987,7 @@
       <w:spacing w:after="0" w:line="240" w:lineRule="auto"/>
     </w:pPr>
     <w:rPr>
-      <w:color w:val="000000" w:themeColor="text1"/>
+      <w:color w:val="000000"/>
     </w:rPr>
     <w:tblPr>
       <w:tblStyleRowBandSize w:val="1"/>
@@ -11458,7 +12007,7 @@
       <w:rPr>
         <w:b/>
         <w:bCs/>
-        <w:color w:val="FFFFFF" w:themeColor="background1"/>
+        <w:color w:val="000000"/>
       </w:rPr>
       <w:tblPr/>
       <w:tcPr>
@@ -11472,7 +12021,7 @@
       <w:rPr>
         <w:b/>
         <w:bCs/>
-        <w:color w:val="F2730A" w:themeColor="accent6" w:themeShade="CC"/>
+        <w:color w:val="000000"/>
       </w:rPr>
       <w:tblPr/>
       <w:tcPr>
@@ -11524,7 +12073,7 @@
       <w:spacing w:after="0" w:line="240" w:lineRule="auto"/>
     </w:pPr>
     <w:rPr>
-      <w:color w:val="000000" w:themeColor="text1"/>
+      <w:color w:val="000000"/>
     </w:rPr>
     <w:tblPr>
       <w:tblStyleRowBandSize w:val="1"/>
@@ -11544,7 +12093,7 @@
       <w:rPr>
         <w:b/>
         <w:bCs/>
-        <w:color w:val="FFFFFF" w:themeColor="background1"/>
+        <w:color w:val="000000"/>
       </w:rPr>
       <w:tblPr/>
       <w:tcPr>
@@ -11558,7 +12107,7 @@
       <w:rPr>
         <w:b/>
         <w:bCs/>
-        <w:color w:val="348DA5" w:themeColor="accent5" w:themeShade="CC"/>
+        <w:color w:val="000000"/>
       </w:rPr>
       <w:tblPr/>
       <w:tcPr>
@@ -11610,7 +12159,7 @@
       <w:spacing w:after="0" w:line="240" w:lineRule="auto"/>
     </w:pPr>
     <w:rPr>
-      <w:color w:val="000000" w:themeColor="text1"/>
+      <w:color w:val="000000"/>
     </w:rPr>
     <w:tblPr>
       <w:tblStyleRowBandSize w:val="1"/>
@@ -11643,7 +12192,7 @@
       <w:rPr>
         <w:b/>
         <w:bCs/>
-        <w:color w:val="000000" w:themeColor="text1"/>
+        <w:color w:val="000000"/>
       </w:rPr>
       <w:tblPr/>
       <w:tcPr>
@@ -11652,7 +12201,7 @@
     </w:tblStylePr>
     <w:tblStylePr w:type="firstCol">
       <w:rPr>
-        <w:color w:val="FFFFFF" w:themeColor="background1"/>
+        <w:color w:val="000000"/>
       </w:rPr>
       <w:tblPr/>
       <w:tcPr>
@@ -11661,7 +12210,7 @@
     </w:tblStylePr>
     <w:tblStylePr w:type="lastCol">
       <w:rPr>
-        <w:color w:val="FFFFFF" w:themeColor="background1"/>
+        <w:color w:val="000000"/>
       </w:rPr>
       <w:tblPr/>
       <w:tcPr>
@@ -11690,7 +12239,7 @@
       <w:spacing w:after="0" w:line="240" w:lineRule="auto"/>
     </w:pPr>
     <w:rPr>
-      <w:color w:val="000000" w:themeColor="text1"/>
+      <w:color w:val="000000"/>
     </w:rPr>
     <w:tblPr>
       <w:tblStyleRowBandSize w:val="1"/>
@@ -11723,7 +12272,7 @@
       <w:rPr>
         <w:b/>
         <w:bCs/>
-        <w:color w:val="000000" w:themeColor="text1"/>
+        <w:color w:val="000000"/>
       </w:rPr>
       <w:tblPr/>
       <w:tcPr>
@@ -11732,7 +12281,7 @@
     </w:tblStylePr>
     <w:tblStylePr w:type="firstCol">
       <w:rPr>
-        <w:color w:val="FFFFFF" w:themeColor="background1"/>
+        <w:color w:val="000000"/>
       </w:rPr>
       <w:tblPr/>
       <w:tcPr>
@@ -11741,7 +12290,7 @@
     </w:tblStylePr>
     <w:tblStylePr w:type="lastCol">
       <w:rPr>
-        <w:color w:val="FFFFFF" w:themeColor="background1"/>
+        <w:color w:val="000000"/>
       </w:rPr>
       <w:tblPr/>
       <w:tcPr>
@@ -11770,7 +12319,7 @@
       <w:spacing w:after="0" w:line="240" w:lineRule="auto"/>
     </w:pPr>
     <w:rPr>
-      <w:color w:val="000000" w:themeColor="text1"/>
+      <w:color w:val="000000"/>
     </w:rPr>
     <w:tblPr>
       <w:tblStyleRowBandSize w:val="1"/>
@@ -11803,7 +12352,7 @@
       <w:rPr>
         <w:b/>
         <w:bCs/>
-        <w:color w:val="000000" w:themeColor="text1"/>
+        <w:color w:val="000000"/>
       </w:rPr>
       <w:tblPr/>
       <w:tcPr>
@@ -11812,7 +12361,7 @@
     </w:tblStylePr>
     <w:tblStylePr w:type="firstCol">
       <w:rPr>
-        <w:color w:val="FFFFFF" w:themeColor="background1"/>
+        <w:color w:val="000000"/>
       </w:rPr>
       <w:tblPr/>
       <w:tcPr>
@@ -11821,7 +12370,7 @@
     </w:tblStylePr>
     <w:tblStylePr w:type="lastCol">
       <w:rPr>
-        <w:color w:val="FFFFFF" w:themeColor="background1"/>
+        <w:color w:val="000000"/>
       </w:rPr>
       <w:tblPr/>
       <w:tcPr>
@@ -11850,7 +12399,7 @@
       <w:spacing w:after="0" w:line="240" w:lineRule="auto"/>
     </w:pPr>
     <w:rPr>
-      <w:color w:val="000000" w:themeColor="text1"/>
+      <w:color w:val="000000"/>
     </w:rPr>
     <w:tblPr>
       <w:tblStyleRowBandSize w:val="1"/>
@@ -11883,7 +12432,7 @@
       <w:rPr>
         <w:b/>
         <w:bCs/>
-        <w:color w:val="000000" w:themeColor="text1"/>
+        <w:color w:val="000000"/>
       </w:rPr>
       <w:tblPr/>
       <w:tcPr>
@@ -11892,7 +12441,7 @@
     </w:tblStylePr>
     <w:tblStylePr w:type="firstCol">
       <w:rPr>
-        <w:color w:val="FFFFFF" w:themeColor="background1"/>
+        <w:color w:val="000000"/>
       </w:rPr>
       <w:tblPr/>
       <w:tcPr>
@@ -11901,7 +12450,7 @@
     </w:tblStylePr>
     <w:tblStylePr w:type="lastCol">
       <w:rPr>
-        <w:color w:val="FFFFFF" w:themeColor="background1"/>
+        <w:color w:val="000000"/>
       </w:rPr>
       <w:tblPr/>
       <w:tcPr>
@@ -11930,7 +12479,7 @@
       <w:spacing w:after="0" w:line="240" w:lineRule="auto"/>
     </w:pPr>
     <w:rPr>
-      <w:color w:val="000000" w:themeColor="text1"/>
+      <w:color w:val="000000"/>
     </w:rPr>
     <w:tblPr>
       <w:tblStyleRowBandSize w:val="1"/>
@@ -11963,7 +12512,7 @@
       <w:rPr>
         <w:b/>
         <w:bCs/>
-        <w:color w:val="000000" w:themeColor="text1"/>
+        <w:color w:val="000000"/>
       </w:rPr>
       <w:tblPr/>
       <w:tcPr>
@@ -11972,7 +12521,7 @@
     </w:tblStylePr>
     <w:tblStylePr w:type="firstCol">
       <w:rPr>
-        <w:color w:val="FFFFFF" w:themeColor="background1"/>
+        <w:color w:val="000000"/>
       </w:rPr>
       <w:tblPr/>
       <w:tcPr>
@@ -11981,7 +12530,7 @@
     </w:tblStylePr>
     <w:tblStylePr w:type="lastCol">
       <w:rPr>
-        <w:color w:val="FFFFFF" w:themeColor="background1"/>
+        <w:color w:val="000000"/>
       </w:rPr>
       <w:tblPr/>
       <w:tcPr>
@@ -12010,7 +12559,7 @@
       <w:spacing w:after="0" w:line="240" w:lineRule="auto"/>
     </w:pPr>
     <w:rPr>
-      <w:color w:val="000000" w:themeColor="text1"/>
+      <w:color w:val="000000"/>
     </w:rPr>
     <w:tblPr>
       <w:tblStyleRowBandSize w:val="1"/>
@@ -12043,7 +12592,7 @@
       <w:rPr>
         <w:b/>
         <w:bCs/>
-        <w:color w:val="000000" w:themeColor="text1"/>
+        <w:color w:val="000000"/>
       </w:rPr>
       <w:tblPr/>
       <w:tcPr>
@@ -12052,7 +12601,7 @@
     </w:tblStylePr>
     <w:tblStylePr w:type="firstCol">
       <w:rPr>
-        <w:color w:val="FFFFFF" w:themeColor="background1"/>
+        <w:color w:val="000000"/>
       </w:rPr>
       <w:tblPr/>
       <w:tcPr>
@@ -12061,7 +12610,7 @@
     </w:tblStylePr>
     <w:tblStylePr w:type="lastCol">
       <w:rPr>
-        <w:color w:val="FFFFFF" w:themeColor="background1"/>
+        <w:color w:val="000000"/>
       </w:rPr>
       <w:tblPr/>
       <w:tcPr>
@@ -12090,7 +12639,7 @@
       <w:spacing w:after="0" w:line="240" w:lineRule="auto"/>
     </w:pPr>
     <w:rPr>
-      <w:color w:val="000000" w:themeColor="text1"/>
+      <w:color w:val="000000"/>
     </w:rPr>
     <w:tblPr>
       <w:tblStyleRowBandSize w:val="1"/>
@@ -12123,7 +12672,7 @@
       <w:rPr>
         <w:b/>
         <w:bCs/>
-        <w:color w:val="000000" w:themeColor="text1"/>
+        <w:color w:val="000000"/>
       </w:rPr>
       <w:tblPr/>
       <w:tcPr>
@@ -12132,7 +12681,7 @@
     </w:tblStylePr>
     <w:tblStylePr w:type="firstCol">
       <w:rPr>
-        <w:color w:val="FFFFFF" w:themeColor="background1"/>
+        <w:color w:val="000000"/>
       </w:rPr>
       <w:tblPr/>
       <w:tcPr>
@@ -12141,7 +12690,7 @@
     </w:tblStylePr>
     <w:tblStylePr w:type="lastCol">
       <w:rPr>
-        <w:color w:val="FFFFFF" w:themeColor="background1"/>
+        <w:color w:val="000000"/>
       </w:rPr>
       <w:tblPr/>
       <w:tcPr>
@@ -12343,7 +12892,7 @@
       <w:rFonts w:asciiTheme="majorHAnsi" w:eastAsiaTheme="majorEastAsia" w:hAnsiTheme="majorHAnsi" w:cstheme="majorBidi"/>
       <w:b/>
       <w:bCs/>
-      <w:color w:val="365F91" w:themeColor="accent1" w:themeShade="BF"/>
+      <w:color w:val="000000"/>
       <w:sz w:val="28"/>
       <w:szCs w:val="28"/>
     </w:rPr>
@@ -12367,7 +12916,7 @@
       <w:rFonts w:asciiTheme="majorHAnsi" w:eastAsiaTheme="majorEastAsia" w:hAnsiTheme="majorHAnsi" w:cstheme="majorBidi"/>
       <w:b/>
       <w:bCs/>
-      <w:color w:val="4F81BD" w:themeColor="accent1"/>
+      <w:color w:val="000000"/>
       <w:sz w:val="26"/>
       <w:szCs w:val="26"/>
     </w:rPr>
@@ -12391,7 +12940,7 @@
       <w:rFonts w:asciiTheme="majorHAnsi" w:eastAsiaTheme="majorEastAsia" w:hAnsiTheme="majorHAnsi" w:cstheme="majorBidi"/>
       <w:b/>
       <w:bCs/>
-      <w:color w:val="4F81BD" w:themeColor="accent1"/>
+      <w:color w:val="000000"/>
     </w:rPr>
   </w:style>
   <w:style w:type="paragraph" w:styleId="Heading4">
@@ -12416,7 +12965,7 @@
       <w:bCs/>
       <w:i/>
       <w:iCs/>
-      <w:color w:val="4F81BD" w:themeColor="accent1"/>
+      <w:color w:val="000000"/>
     </w:rPr>
   </w:style>
   <w:style w:type="paragraph" w:styleId="Heading5">
@@ -12437,7 +12986,7 @@
     </w:pPr>
     <w:rPr>
       <w:rFonts w:asciiTheme="majorHAnsi" w:eastAsiaTheme="majorEastAsia" w:hAnsiTheme="majorHAnsi" w:cstheme="majorBidi"/>
-      <w:color w:val="243F60" w:themeColor="accent1" w:themeShade="7F"/>
+      <w:color w:val="000000"/>
     </w:rPr>
   </w:style>
   <w:style w:type="paragraph" w:styleId="Heading6">
@@ -12460,7 +13009,7 @@
       <w:rFonts w:asciiTheme="majorHAnsi" w:eastAsiaTheme="majorEastAsia" w:hAnsiTheme="majorHAnsi" w:cstheme="majorBidi"/>
       <w:i/>
       <w:iCs/>
-      <w:color w:val="243F60" w:themeColor="accent1" w:themeShade="7F"/>
+      <w:color w:val="000000"/>
     </w:rPr>
   </w:style>
   <w:style w:type="paragraph" w:styleId="Heading7">
@@ -12483,7 +13032,7 @@
       <w:rFonts w:asciiTheme="majorHAnsi" w:eastAsiaTheme="majorEastAsia" w:hAnsiTheme="majorHAnsi" w:cstheme="majorBidi"/>
       <w:i/>
       <w:iCs/>
-      <w:color w:val="404040" w:themeColor="text1" w:themeTint="BF"/>
+      <w:color w:val="000000"/>
     </w:rPr>
   </w:style>
   <w:style w:type="paragraph" w:styleId="Heading8">
@@ -12504,7 +13053,7 @@
     </w:pPr>
     <w:rPr>
       <w:rFonts w:asciiTheme="majorHAnsi" w:eastAsiaTheme="majorEastAsia" w:hAnsiTheme="majorHAnsi" w:cstheme="majorBidi"/>
-      <w:color w:val="4F81BD" w:themeColor="accent1"/>
+      <w:color w:val="000000"/>
       <w:sz w:val="20"/>
       <w:szCs w:val="20"/>
     </w:rPr>
@@ -12529,7 +13078,7 @@
       <w:rFonts w:asciiTheme="majorHAnsi" w:eastAsiaTheme="majorEastAsia" w:hAnsiTheme="majorHAnsi" w:cstheme="majorBidi"/>
       <w:i/>
       <w:iCs/>
-      <w:color w:val="404040" w:themeColor="text1" w:themeTint="BF"/>
+      <w:color w:val="000000"/>
       <w:sz w:val="20"/>
       <w:szCs w:val="20"/>
     </w:rPr>
@@ -12580,7 +13129,7 @@
       <w:rFonts w:asciiTheme="majorHAnsi" w:eastAsiaTheme="majorEastAsia" w:hAnsiTheme="majorHAnsi" w:cstheme="majorBidi"/>
       <w:b/>
       <w:bCs/>
-      <w:color w:val="365F91" w:themeColor="accent1" w:themeShade="BF"/>
+      <w:color w:val="000000"/>
       <w:sz w:val="28"/>
       <w:szCs w:val="28"/>
     </w:rPr>
@@ -12595,7 +13144,7 @@
       <w:rFonts w:asciiTheme="majorHAnsi" w:eastAsiaTheme="majorEastAsia" w:hAnsiTheme="majorHAnsi" w:cstheme="majorBidi"/>
       <w:b/>
       <w:bCs/>
-      <w:color w:val="4F81BD" w:themeColor="accent1"/>
+      <w:color w:val="000000"/>
       <w:sz w:val="26"/>
       <w:szCs w:val="26"/>
     </w:rPr>
@@ -12610,7 +13159,7 @@
       <w:rFonts w:asciiTheme="majorHAnsi" w:eastAsiaTheme="majorEastAsia" w:hAnsiTheme="majorHAnsi" w:cstheme="majorBidi"/>
       <w:b/>
       <w:bCs/>
-      <w:color w:val="4F81BD" w:themeColor="accent1"/>
+      <w:color w:val="000000"/>
     </w:rPr>
   </w:style>
   <w:style w:type="paragraph" w:styleId="Title">
@@ -12630,7 +13179,7 @@
     </w:pPr>
     <w:rPr>
       <w:rFonts w:asciiTheme="majorHAnsi" w:eastAsiaTheme="majorEastAsia" w:hAnsiTheme="majorHAnsi" w:cstheme="majorBidi"/>
-      <w:color w:val="17365D" w:themeColor="text2" w:themeShade="BF"/>
+      <w:color w:val="000000"/>
       <w:spacing w:val="5"/>
       <w:kern w:val="28"/>
       <w:sz w:val="52"/>
@@ -12645,7 +13194,7 @@
     <w:rsid w:val="00FC693F"/>
     <w:rPr>
       <w:rFonts w:asciiTheme="majorHAnsi" w:eastAsiaTheme="majorEastAsia" w:hAnsiTheme="majorHAnsi" w:cstheme="majorBidi"/>
-      <w:color w:val="17365D" w:themeColor="text2" w:themeShade="BF"/>
+      <w:color w:val="000000"/>
       <w:spacing w:val="5"/>
       <w:kern w:val="28"/>
       <w:sz w:val="52"/>
@@ -12669,7 +13218,7 @@
       <w:rFonts w:asciiTheme="majorHAnsi" w:eastAsiaTheme="majorEastAsia" w:hAnsiTheme="majorHAnsi" w:cstheme="majorBidi"/>
       <w:i/>
       <w:iCs/>
-      <w:color w:val="4F81BD" w:themeColor="accent1"/>
+      <w:color w:val="000000"/>
       <w:spacing w:val="15"/>
       <w:sz w:val="24"/>
       <w:szCs w:val="24"/>
@@ -12685,7 +13234,7 @@
       <w:rFonts w:asciiTheme="majorHAnsi" w:eastAsiaTheme="majorEastAsia" w:hAnsiTheme="majorHAnsi" w:cstheme="majorBidi"/>
       <w:i/>
       <w:iCs/>
-      <w:color w:val="4F81BD" w:themeColor="accent1"/>
+      <w:color w:val="000000"/>
       <w:spacing w:val="15"/>
       <w:sz w:val="24"/>
       <w:szCs w:val="24"/>
@@ -12957,7 +13506,7 @@
     <w:rPr>
       <w:i/>
       <w:iCs/>
-      <w:color w:val="000000" w:themeColor="text1"/>
+      <w:color w:val="000000"/>
     </w:rPr>
   </w:style>
   <w:style w:type="character" w:customStyle="1" w:styleId="QuoteChar">
@@ -12969,7 +13518,7 @@
     <w:rPr>
       <w:i/>
       <w:iCs/>
-      <w:color w:val="000000" w:themeColor="text1"/>
+      <w:color w:val="000000"/>
     </w:rPr>
   </w:style>
   <w:style w:type="character" w:customStyle="1" w:styleId="Heading4Char">
@@ -12985,7 +13534,7 @@
       <w:bCs/>
       <w:i/>
       <w:iCs/>
-      <w:color w:val="4F81BD" w:themeColor="accent1"/>
+      <w:color w:val="000000"/>
     </w:rPr>
   </w:style>
   <w:style w:type="character" w:customStyle="1" w:styleId="Heading5Char">
@@ -12997,7 +13546,7 @@
     <w:rsid w:val="00FC693F"/>
     <w:rPr>
       <w:rFonts w:asciiTheme="majorHAnsi" w:eastAsiaTheme="majorEastAsia" w:hAnsiTheme="majorHAnsi" w:cstheme="majorBidi"/>
-      <w:color w:val="243F60" w:themeColor="accent1" w:themeShade="7F"/>
+      <w:color w:val="000000"/>
     </w:rPr>
   </w:style>
   <w:style w:type="character" w:customStyle="1" w:styleId="Heading6Char">
@@ -13011,7 +13560,7 @@
       <w:rFonts w:asciiTheme="majorHAnsi" w:eastAsiaTheme="majorEastAsia" w:hAnsiTheme="majorHAnsi" w:cstheme="majorBidi"/>
       <w:i/>
       <w:iCs/>
-      <w:color w:val="243F60" w:themeColor="accent1" w:themeShade="7F"/>
+      <w:color w:val="000000"/>
     </w:rPr>
   </w:style>
   <w:style w:type="character" w:customStyle="1" w:styleId="Heading7Char">
@@ -13025,7 +13574,7 @@
       <w:rFonts w:asciiTheme="majorHAnsi" w:eastAsiaTheme="majorEastAsia" w:hAnsiTheme="majorHAnsi" w:cstheme="majorBidi"/>
       <w:i/>
       <w:iCs/>
-      <w:color w:val="404040" w:themeColor="text1" w:themeTint="BF"/>
+      <w:color w:val="000000"/>
     </w:rPr>
   </w:style>
   <w:style w:type="character" w:customStyle="1" w:styleId="Heading8Char">
@@ -13037,7 +13586,7 @@
     <w:rsid w:val="00FC693F"/>
     <w:rPr>
       <w:rFonts w:asciiTheme="majorHAnsi" w:eastAsiaTheme="majorEastAsia" w:hAnsiTheme="majorHAnsi" w:cstheme="majorBidi"/>
-      <w:color w:val="4F81BD" w:themeColor="accent1"/>
+      <w:color w:val="000000"/>
       <w:sz w:val="20"/>
       <w:szCs w:val="20"/>
     </w:rPr>
@@ -13053,7 +13602,7 @@
       <w:rFonts w:asciiTheme="majorHAnsi" w:eastAsiaTheme="majorEastAsia" w:hAnsiTheme="majorHAnsi" w:cstheme="majorBidi"/>
       <w:i/>
       <w:iCs/>
-      <w:color w:val="404040" w:themeColor="text1" w:themeTint="BF"/>
+      <w:color w:val="000000"/>
       <w:sz w:val="20"/>
       <w:szCs w:val="20"/>
     </w:rPr>
@@ -13073,7 +13622,7 @@
     <w:rPr>
       <w:b/>
       <w:bCs/>
-      <w:color w:val="4F81BD" w:themeColor="accent1"/>
+      <w:color w:val="000000"/>
       <w:sz w:val="18"/>
       <w:szCs w:val="18"/>
     </w:rPr>
@@ -13120,7 +13669,7 @@
       <w:bCs/>
       <w:i/>
       <w:iCs/>
-      <w:color w:val="4F81BD" w:themeColor="accent1"/>
+      <w:color w:val="000000"/>
     </w:rPr>
   </w:style>
   <w:style w:type="character" w:customStyle="1" w:styleId="IntenseQuoteChar">
@@ -13134,7 +13683,7 @@
       <w:bCs/>
       <w:i/>
       <w:iCs/>
-      <w:color w:val="4F81BD" w:themeColor="accent1"/>
+      <w:color w:val="000000"/>
     </w:rPr>
   </w:style>
   <w:style w:type="character" w:styleId="SubtleEmphasis">
@@ -13146,7 +13695,7 @@
     <w:rPr>
       <w:i/>
       <w:iCs/>
-      <w:color w:val="808080" w:themeColor="text1" w:themeTint="7F"/>
+      <w:color w:val="000000"/>
     </w:rPr>
   </w:style>
   <w:style w:type="character" w:styleId="IntenseEmphasis">
@@ -13160,7 +13709,7 @@
       <w:bCs/>
       <w:i/>
       <w:iCs/>
-      <w:color w:val="4F81BD" w:themeColor="accent1"/>
+      <w:color w:val="000000"/>
     </w:rPr>
   </w:style>
   <w:style w:type="character" w:styleId="SubtleReference">
@@ -13171,7 +13720,7 @@
     <w:rsid w:val="00FC693F"/>
     <w:rPr>
       <w:smallCaps/>
-      <w:color w:val="C0504D" w:themeColor="accent2"/>
+      <w:color w:val="000000"/>
       <w:u w:val="single"/>
     </w:rPr>
   </w:style>
@@ -13185,7 +13734,7 @@
       <w:b/>
       <w:bCs/>
       <w:smallCaps/>
-      <w:color w:val="C0504D" w:themeColor="accent2"/>
+      <w:color w:val="000000"/>
       <w:spacing w:val="5"/>
       <w:u w:val="single"/>
     </w:rPr>
@@ -13251,7 +13800,7 @@
       <w:spacing w:after="0" w:line="240" w:lineRule="auto"/>
     </w:pPr>
     <w:rPr>
-      <w:color w:val="000000" w:themeColor="text1" w:themeShade="BF"/>
+      <w:color w:val="000000"/>
     </w:rPr>
     <w:tblPr>
       <w:tblStyleRowBandSize w:val="1"/>
@@ -13354,7 +13903,7 @@
       <w:spacing w:after="0" w:line="240" w:lineRule="auto"/>
     </w:pPr>
     <w:rPr>
-      <w:color w:val="365F91" w:themeColor="accent1" w:themeShade="BF"/>
+      <w:color w:val="000000"/>
     </w:rPr>
     <w:tblPr>
       <w:tblStyleRowBandSize w:val="1"/>
@@ -13457,7 +14006,7 @@
       <w:spacing w:after="0" w:line="240" w:lineRule="auto"/>
     </w:pPr>
     <w:rPr>
-      <w:color w:val="943634" w:themeColor="accent2" w:themeShade="BF"/>
+      <w:color w:val="000000"/>
     </w:rPr>
     <w:tblPr>
       <w:tblStyleRowBandSize w:val="1"/>
@@ -13560,7 +14109,7 @@
       <w:spacing w:after="0" w:line="240" w:lineRule="auto"/>
     </w:pPr>
     <w:rPr>
-      <w:color w:val="76923C" w:themeColor="accent3" w:themeShade="BF"/>
+      <w:color w:val="000000"/>
     </w:rPr>
     <w:tblPr>
       <w:tblStyleRowBandSize w:val="1"/>
@@ -13663,7 +14212,7 @@
       <w:spacing w:after="0" w:line="240" w:lineRule="auto"/>
     </w:pPr>
     <w:rPr>
-      <w:color w:val="5F497A" w:themeColor="accent4" w:themeShade="BF"/>
+      <w:color w:val="000000"/>
     </w:rPr>
     <w:tblPr>
       <w:tblStyleRowBandSize w:val="1"/>
@@ -13766,7 +14315,7 @@
       <w:spacing w:after="0" w:line="240" w:lineRule="auto"/>
     </w:pPr>
     <w:rPr>
-      <w:color w:val="31849B" w:themeColor="accent5" w:themeShade="BF"/>
+      <w:color w:val="000000"/>
     </w:rPr>
     <w:tblPr>
       <w:tblStyleRowBandSize w:val="1"/>
@@ -13869,7 +14418,7 @@
       <w:spacing w:after="0" w:line="240" w:lineRule="auto"/>
     </w:pPr>
     <w:rPr>
-      <w:color w:val="E36C0A" w:themeColor="accent6" w:themeShade="BF"/>
+      <w:color w:val="000000"/>
     </w:rPr>
     <w:tblPr>
       <w:tblStyleRowBandSize w:val="1"/>
@@ -13995,7 +14544,7 @@
       <w:rPr>
         <w:b/>
         <w:bCs/>
-        <w:color w:val="FFFFFF" w:themeColor="background1"/>
+        <w:color w:val="000000"/>
       </w:rPr>
       <w:tblPr/>
       <w:tcPr>
@@ -14087,7 +14636,7 @@
       <w:rPr>
         <w:b/>
         <w:bCs/>
-        <w:color w:val="FFFFFF" w:themeColor="background1"/>
+        <w:color w:val="000000"/>
       </w:rPr>
       <w:tblPr/>
       <w:tcPr>
@@ -14179,7 +14728,7 @@
       <w:rPr>
         <w:b/>
         <w:bCs/>
-        <w:color w:val="FFFFFF" w:themeColor="background1"/>
+        <w:color w:val="000000"/>
       </w:rPr>
       <w:tblPr/>
       <w:tcPr>
@@ -14271,7 +14820,7 @@
       <w:rPr>
         <w:b/>
         <w:bCs/>
-        <w:color w:val="FFFFFF" w:themeColor="background1"/>
+        <w:color w:val="000000"/>
       </w:rPr>
       <w:tblPr/>
       <w:tcPr>
@@ -14363,7 +14912,7 @@
       <w:rPr>
         <w:b/>
         <w:bCs/>
-        <w:color w:val="FFFFFF" w:themeColor="background1"/>
+        <w:color w:val="000000"/>
       </w:rPr>
       <w:tblPr/>
       <w:tcPr>
@@ -14455,7 +15004,7 @@
       <w:rPr>
         <w:b/>
         <w:bCs/>
-        <w:color w:val="FFFFFF" w:themeColor="background1"/>
+        <w:color w:val="000000"/>
       </w:rPr>
       <w:tblPr/>
       <w:tcPr>
@@ -14547,7 +15096,7 @@
       <w:rPr>
         <w:b/>
         <w:bCs/>
-        <w:color w:val="FFFFFF" w:themeColor="background1"/>
+        <w:color w:val="000000"/>
       </w:rPr>
       <w:tblPr/>
       <w:tcPr>
@@ -15550,7 +16099,7 @@
       <w:rPr>
         <w:b/>
         <w:bCs/>
-        <w:color w:val="FFFFFF" w:themeColor="background1"/>
+        <w:color w:val="000000"/>
       </w:rPr>
       <w:tblPr/>
       <w:tcPr>
@@ -15656,7 +16205,7 @@
       <w:rPr>
         <w:b/>
         <w:bCs/>
-        <w:color w:val="FFFFFF" w:themeColor="background1"/>
+        <w:color w:val="000000"/>
       </w:rPr>
       <w:tblPr/>
       <w:tcPr>
@@ -15762,7 +16311,7 @@
       <w:rPr>
         <w:b/>
         <w:bCs/>
-        <w:color w:val="FFFFFF" w:themeColor="background1"/>
+        <w:color w:val="000000"/>
       </w:rPr>
       <w:tblPr/>
       <w:tcPr>
@@ -15868,7 +16417,7 @@
       <w:rPr>
         <w:b/>
         <w:bCs/>
-        <w:color w:val="FFFFFF" w:themeColor="background1"/>
+        <w:color w:val="000000"/>
       </w:rPr>
       <w:tblPr/>
       <w:tcPr>
@@ -15974,7 +16523,7 @@
       <w:rPr>
         <w:b/>
         <w:bCs/>
-        <w:color w:val="FFFFFF" w:themeColor="background1"/>
+        <w:color w:val="000000"/>
       </w:rPr>
       <w:tblPr/>
       <w:tcPr>
@@ -16080,7 +16629,7 @@
       <w:rPr>
         <w:b/>
         <w:bCs/>
-        <w:color w:val="FFFFFF" w:themeColor="background1"/>
+        <w:color w:val="000000"/>
       </w:rPr>
       <w:tblPr/>
       <w:tcPr>
@@ -16186,7 +16735,7 @@
       <w:rPr>
         <w:b/>
         <w:bCs/>
-        <w:color w:val="FFFFFF" w:themeColor="background1"/>
+        <w:color w:val="000000"/>
       </w:rPr>
       <w:tblPr/>
       <w:tcPr>
@@ -16289,7 +16838,7 @@
       <w:rPr>
         <w:b/>
         <w:bCs/>
-        <w:color w:val="FFFFFF" w:themeColor="background1"/>
+        <w:color w:val="000000"/>
       </w:rPr>
       <w:tblPr/>
       <w:tcPr>
@@ -16309,7 +16858,7 @@
         <w:spacing w:before="0" w:after="0" w:line="240" w:lineRule="auto"/>
       </w:pPr>
       <w:rPr>
-        <w:color w:val="auto"/>
+        <w:color w:val="000000"/>
       </w:rPr>
       <w:tblPr/>
       <w:tcPr>
@@ -16328,7 +16877,7 @@
       <w:rPr>
         <w:b/>
         <w:bCs/>
-        <w:color w:val="FFFFFF" w:themeColor="background1"/>
+        <w:color w:val="000000"/>
       </w:rPr>
       <w:tblPr/>
       <w:tcPr>
@@ -16347,7 +16896,7 @@
       <w:rPr>
         <w:b/>
         <w:bCs/>
-        <w:color w:val="FFFFFF" w:themeColor="background1"/>
+        <w:color w:val="000000"/>
       </w:rPr>
       <w:tblPr/>
       <w:tcPr>
@@ -16393,7 +16942,7 @@
     </w:tblStylePr>
     <w:tblStylePr w:type="nwCell">
       <w:rPr>
-        <w:color w:val="FFFFFF" w:themeColor="background1"/>
+        <w:color w:val="000000"/>
       </w:rPr>
       <w:tblPr/>
       <w:tcPr>
@@ -16438,7 +16987,7 @@
       <w:rPr>
         <w:b/>
         <w:bCs/>
-        <w:color w:val="FFFFFF" w:themeColor="background1"/>
+        <w:color w:val="000000"/>
       </w:rPr>
       <w:tblPr/>
       <w:tcPr>
@@ -16458,7 +17007,7 @@
         <w:spacing w:before="0" w:after="0" w:line="240" w:lineRule="auto"/>
       </w:pPr>
       <w:rPr>
-        <w:color w:val="auto"/>
+        <w:color w:val="000000"/>
       </w:rPr>
       <w:tblPr/>
       <w:tcPr>
@@ -16477,7 +17026,7 @@
       <w:rPr>
         <w:b/>
         <w:bCs/>
-        <w:color w:val="FFFFFF" w:themeColor="background1"/>
+        <w:color w:val="000000"/>
       </w:rPr>
       <w:tblPr/>
       <w:tcPr>
@@ -16496,7 +17045,7 @@
       <w:rPr>
         <w:b/>
         <w:bCs/>
-        <w:color w:val="FFFFFF" w:themeColor="background1"/>
+        <w:color w:val="000000"/>
       </w:rPr>
       <w:tblPr/>
       <w:tcPr>
@@ -16542,7 +17091,7 @@
     </w:tblStylePr>
     <w:tblStylePr w:type="nwCell">
       <w:rPr>
-        <w:color w:val="FFFFFF" w:themeColor="background1"/>
+        <w:color w:val="000000"/>
       </w:rPr>
       <w:tblPr/>
       <w:tcPr>
@@ -16587,7 +17136,7 @@
       <w:rPr>
         <w:b/>
         <w:bCs/>
-        <w:color w:val="FFFFFF" w:themeColor="background1"/>
+        <w:color w:val="000000"/>
       </w:rPr>
       <w:tblPr/>
       <w:tcPr>
@@ -16607,7 +17156,7 @@
         <w:spacing w:before="0" w:after="0" w:line="240" w:lineRule="auto"/>
       </w:pPr>
       <w:rPr>
-        <w:color w:val="auto"/>
+        <w:color w:val="000000"/>
       </w:rPr>
       <w:tblPr/>
       <w:tcPr>
@@ -16626,7 +17175,7 @@
       <w:rPr>
         <w:b/>
         <w:bCs/>
-        <w:color w:val="FFFFFF" w:themeColor="background1"/>
+        <w:color w:val="000000"/>
       </w:rPr>
       <w:tblPr/>
       <w:tcPr>
@@ -16645,7 +17194,7 @@
       <w:rPr>
         <w:b/>
         <w:bCs/>
-        <w:color w:val="FFFFFF" w:themeColor="background1"/>
+        <w:color w:val="000000"/>
       </w:rPr>
       <w:tblPr/>
       <w:tcPr>
@@ -16691,7 +17240,7 @@
     </w:tblStylePr>
     <w:tblStylePr w:type="nwCell">
       <w:rPr>
-        <w:color w:val="FFFFFF" w:themeColor="background1"/>
+        <w:color w:val="000000"/>
       </w:rPr>
       <w:tblPr/>
       <w:tcPr>
@@ -16736,7 +17285,7 @@
       <w:rPr>
         <w:b/>
         <w:bCs/>
-        <w:color w:val="FFFFFF" w:themeColor="background1"/>
+        <w:color w:val="000000"/>
       </w:rPr>
       <w:tblPr/>
       <w:tcPr>
@@ -16756,7 +17305,7 @@
         <w:spacing w:before="0" w:after="0" w:line="240" w:lineRule="auto"/>
       </w:pPr>
       <w:rPr>
-        <w:color w:val="auto"/>
+        <w:color w:val="000000"/>
       </w:rPr>
       <w:tblPr/>
       <w:tcPr>
@@ -16775,7 +17324,7 @@
       <w:rPr>
         <w:b/>
         <w:bCs/>
-        <w:color w:val="FFFFFF" w:themeColor="background1"/>
+        <w:color w:val="000000"/>
       </w:rPr>
       <w:tblPr/>
       <w:tcPr>
@@ -16794,7 +17343,7 @@
       <w:rPr>
         <w:b/>
         <w:bCs/>
-        <w:color w:val="FFFFFF" w:themeColor="background1"/>
+        <w:color w:val="000000"/>
       </w:rPr>
       <w:tblPr/>
       <w:tcPr>
@@ -16840,7 +17389,7 @@
     </w:tblStylePr>
     <w:tblStylePr w:type="nwCell">
       <w:rPr>
-        <w:color w:val="FFFFFF" w:themeColor="background1"/>
+        <w:color w:val="000000"/>
       </w:rPr>
       <w:tblPr/>
       <w:tcPr>
@@ -16885,7 +17434,7 @@
       <w:rPr>
         <w:b/>
         <w:bCs/>
-        <w:color w:val="FFFFFF" w:themeColor="background1"/>
+        <w:color w:val="000000"/>
       </w:rPr>
       <w:tblPr/>
       <w:tcPr>
@@ -16905,7 +17454,7 @@
         <w:spacing w:before="0" w:after="0" w:line="240" w:lineRule="auto"/>
       </w:pPr>
       <w:rPr>
-        <w:color w:val="auto"/>
+        <w:color w:val="000000"/>
       </w:rPr>
       <w:tblPr/>
       <w:tcPr>
@@ -16924,7 +17473,7 @@
       <w:rPr>
         <w:b/>
         <w:bCs/>
-        <w:color w:val="FFFFFF" w:themeColor="background1"/>
+        <w:color w:val="000000"/>
       </w:rPr>
       <w:tblPr/>
       <w:tcPr>
@@ -16943,7 +17492,7 @@
       <w:rPr>
         <w:b/>
         <w:bCs/>
-        <w:color w:val="FFFFFF" w:themeColor="background1"/>
+        <w:color w:val="000000"/>
       </w:rPr>
       <w:tblPr/>
       <w:tcPr>
@@ -16989,7 +17538,7 @@
     </w:tblStylePr>
     <w:tblStylePr w:type="nwCell">
       <w:rPr>
-        <w:color w:val="FFFFFF" w:themeColor="background1"/>
+        <w:color w:val="000000"/>
       </w:rPr>
       <w:tblPr/>
       <w:tcPr>
@@ -17034,7 +17583,7 @@
       <w:rPr>
         <w:b/>
         <w:bCs/>
-        <w:color w:val="FFFFFF" w:themeColor="background1"/>
+        <w:color w:val="000000"/>
       </w:rPr>
       <w:tblPr/>
       <w:tcPr>
@@ -17054,7 +17603,7 @@
         <w:spacing w:before="0" w:after="0" w:line="240" w:lineRule="auto"/>
       </w:pPr>
       <w:rPr>
-        <w:color w:val="auto"/>
+        <w:color w:val="000000"/>
       </w:rPr>
       <w:tblPr/>
       <w:tcPr>
@@ -17073,7 +17622,7 @@
       <w:rPr>
         <w:b/>
         <w:bCs/>
-        <w:color w:val="FFFFFF" w:themeColor="background1"/>
+        <w:color w:val="000000"/>
       </w:rPr>
       <w:tblPr/>
       <w:tcPr>
@@ -17092,7 +17641,7 @@
       <w:rPr>
         <w:b/>
         <w:bCs/>
-        <w:color w:val="FFFFFF" w:themeColor="background1"/>
+        <w:color w:val="000000"/>
       </w:rPr>
       <w:tblPr/>
       <w:tcPr>
@@ -17138,7 +17687,7 @@
     </w:tblStylePr>
     <w:tblStylePr w:type="nwCell">
       <w:rPr>
-        <w:color w:val="FFFFFF" w:themeColor="background1"/>
+        <w:color w:val="000000"/>
       </w:rPr>
       <w:tblPr/>
       <w:tcPr>
@@ -17183,7 +17732,7 @@
       <w:rPr>
         <w:b/>
         <w:bCs/>
-        <w:color w:val="FFFFFF" w:themeColor="background1"/>
+        <w:color w:val="000000"/>
       </w:rPr>
       <w:tblPr/>
       <w:tcPr>
@@ -17203,7 +17752,7 @@
         <w:spacing w:before="0" w:after="0" w:line="240" w:lineRule="auto"/>
       </w:pPr>
       <w:rPr>
-        <w:color w:val="auto"/>
+        <w:color w:val="000000"/>
       </w:rPr>
       <w:tblPr/>
       <w:tcPr>
@@ -17222,7 +17771,7 @@
       <w:rPr>
         <w:b/>
         <w:bCs/>
-        <w:color w:val="FFFFFF" w:themeColor="background1"/>
+        <w:color w:val="000000"/>
       </w:rPr>
       <w:tblPr/>
       <w:tcPr>
@@ -17241,7 +17790,7 @@
       <w:rPr>
         <w:b/>
         <w:bCs/>
-        <w:color w:val="FFFFFF" w:themeColor="background1"/>
+        <w:color w:val="000000"/>
       </w:rPr>
       <w:tblPr/>
       <w:tcPr>
@@ -17287,7 +17836,7 @@
     </w:tblStylePr>
     <w:tblStylePr w:type="nwCell">
       <w:rPr>
-        <w:color w:val="FFFFFF" w:themeColor="background1"/>
+        <w:color w:val="000000"/>
       </w:rPr>
       <w:tblPr/>
       <w:tcPr>
@@ -17311,7 +17860,7 @@
       <w:spacing w:after="0" w:line="240" w:lineRule="auto"/>
     </w:pPr>
     <w:rPr>
-      <w:color w:val="000000" w:themeColor="text1"/>
+      <w:color w:val="000000"/>
     </w:rPr>
     <w:tblPr>
       <w:tblStyleRowBandSize w:val="1"/>
@@ -17344,7 +17893,7 @@
       <w:rPr>
         <w:b/>
         <w:bCs/>
-        <w:color w:val="1F497D" w:themeColor="text2"/>
+        <w:color w:val="000000"/>
       </w:rPr>
       <w:tblPr/>
       <w:tcPr>
@@ -17395,7 +17944,7 @@
       <w:spacing w:after="0" w:line="240" w:lineRule="auto"/>
     </w:pPr>
     <w:rPr>
-      <w:color w:val="000000" w:themeColor="text1"/>
+      <w:color w:val="000000"/>
     </w:rPr>
     <w:tblPr>
       <w:tblStyleRowBandSize w:val="1"/>
@@ -17428,7 +17977,7 @@
       <w:rPr>
         <w:b/>
         <w:bCs/>
-        <w:color w:val="1F497D" w:themeColor="text2"/>
+        <w:color w:val="000000"/>
       </w:rPr>
       <w:tblPr/>
       <w:tcPr>
@@ -17479,7 +18028,7 @@
       <w:spacing w:after="0" w:line="240" w:lineRule="auto"/>
     </w:pPr>
     <w:rPr>
-      <w:color w:val="000000" w:themeColor="text1"/>
+      <w:color w:val="000000"/>
     </w:rPr>
     <w:tblPr>
       <w:tblStyleRowBandSize w:val="1"/>
@@ -17512,7 +18061,7 @@
       <w:rPr>
         <w:b/>
         <w:bCs/>
-        <w:color w:val="1F497D" w:themeColor="text2"/>
+        <w:color w:val="000000"/>
       </w:rPr>
       <w:tblPr/>
       <w:tcPr>
@@ -17563,7 +18112,7 @@
       <w:spacing w:after="0" w:line="240" w:lineRule="auto"/>
     </w:pPr>
     <w:rPr>
-      <w:color w:val="000000" w:themeColor="text1"/>
+      <w:color w:val="000000"/>
     </w:rPr>
     <w:tblPr>
       <w:tblStyleRowBandSize w:val="1"/>
@@ -17596,7 +18145,7 @@
       <w:rPr>
         <w:b/>
         <w:bCs/>
-        <w:color w:val="1F497D" w:themeColor="text2"/>
+        <w:color w:val="000000"/>
       </w:rPr>
       <w:tblPr/>
       <w:tcPr>
@@ -17647,7 +18196,7 @@
       <w:spacing w:after="0" w:line="240" w:lineRule="auto"/>
     </w:pPr>
     <w:rPr>
-      <w:color w:val="000000" w:themeColor="text1"/>
+      <w:color w:val="000000"/>
     </w:rPr>
     <w:tblPr>
       <w:tblStyleRowBandSize w:val="1"/>
@@ -17680,7 +18229,7 @@
       <w:rPr>
         <w:b/>
         <w:bCs/>
-        <w:color w:val="1F497D" w:themeColor="text2"/>
+        <w:color w:val="000000"/>
       </w:rPr>
       <w:tblPr/>
       <w:tcPr>
@@ -17731,7 +18280,7 @@
       <w:spacing w:after="0" w:line="240" w:lineRule="auto"/>
     </w:pPr>
     <w:rPr>
-      <w:color w:val="000000" w:themeColor="text1"/>
+      <w:color w:val="000000"/>
     </w:rPr>
     <w:tblPr>
       <w:tblStyleRowBandSize w:val="1"/>
@@ -17764,7 +18313,7 @@
       <w:rPr>
         <w:b/>
         <w:bCs/>
-        <w:color w:val="1F497D" w:themeColor="text2"/>
+        <w:color w:val="000000"/>
       </w:rPr>
       <w:tblPr/>
       <w:tcPr>
@@ -17815,7 +18364,7 @@
       <w:spacing w:after="0" w:line="240" w:lineRule="auto"/>
     </w:pPr>
     <w:rPr>
-      <w:color w:val="000000" w:themeColor="text1"/>
+      <w:color w:val="000000"/>
     </w:rPr>
     <w:tblPr>
       <w:tblStyleRowBandSize w:val="1"/>
@@ -17848,7 +18397,7 @@
       <w:rPr>
         <w:b/>
         <w:bCs/>
-        <w:color w:val="1F497D" w:themeColor="text2"/>
+        <w:color w:val="000000"/>
       </w:rPr>
       <w:tblPr/>
       <w:tcPr>
@@ -17900,7 +18449,7 @@
     </w:pPr>
     <w:rPr>
       <w:rFonts w:asciiTheme="majorHAnsi" w:eastAsiaTheme="majorEastAsia" w:hAnsiTheme="majorHAnsi" w:cstheme="majorBidi"/>
-      <w:color w:val="000000" w:themeColor="text1"/>
+      <w:color w:val="000000"/>
     </w:rPr>
     <w:tblPr>
       <w:tblStyleRowBandSize w:val="1"/>
@@ -18028,7 +18577,7 @@
     </w:pPr>
     <w:rPr>
       <w:rFonts w:asciiTheme="majorHAnsi" w:eastAsiaTheme="majorEastAsia" w:hAnsiTheme="majorHAnsi" w:cstheme="majorBidi"/>
-      <w:color w:val="000000" w:themeColor="text1"/>
+      <w:color w:val="000000"/>
     </w:rPr>
     <w:tblPr>
       <w:tblStyleRowBandSize w:val="1"/>
@@ -18156,7 +18705,7 @@
     </w:pPr>
     <w:rPr>
       <w:rFonts w:asciiTheme="majorHAnsi" w:eastAsiaTheme="majorEastAsia" w:hAnsiTheme="majorHAnsi" w:cstheme="majorBidi"/>
-      <w:color w:val="000000" w:themeColor="text1"/>
+      <w:color w:val="000000"/>
     </w:rPr>
     <w:tblPr>
       <w:tblStyleRowBandSize w:val="1"/>
@@ -18284,7 +18833,7 @@
     </w:pPr>
     <w:rPr>
       <w:rFonts w:asciiTheme="majorHAnsi" w:eastAsiaTheme="majorEastAsia" w:hAnsiTheme="majorHAnsi" w:cstheme="majorBidi"/>
-      <w:color w:val="000000" w:themeColor="text1"/>
+      <w:color w:val="000000"/>
     </w:rPr>
     <w:tblPr>
       <w:tblStyleRowBandSize w:val="1"/>
@@ -18412,7 +18961,7 @@
     </w:pPr>
     <w:rPr>
       <w:rFonts w:asciiTheme="majorHAnsi" w:eastAsiaTheme="majorEastAsia" w:hAnsiTheme="majorHAnsi" w:cstheme="majorBidi"/>
-      <w:color w:val="000000" w:themeColor="text1"/>
+      <w:color w:val="000000"/>
     </w:rPr>
     <w:tblPr>
       <w:tblStyleRowBandSize w:val="1"/>
@@ -18540,7 +19089,7 @@
     </w:pPr>
     <w:rPr>
       <w:rFonts w:asciiTheme="majorHAnsi" w:eastAsiaTheme="majorEastAsia" w:hAnsiTheme="majorHAnsi" w:cstheme="majorBidi"/>
-      <w:color w:val="000000" w:themeColor="text1"/>
+      <w:color w:val="000000"/>
     </w:rPr>
     <w:tblPr>
       <w:tblStyleRowBandSize w:val="1"/>
@@ -18668,7 +19217,7 @@
     </w:pPr>
     <w:rPr>
       <w:rFonts w:asciiTheme="majorHAnsi" w:eastAsiaTheme="majorEastAsia" w:hAnsiTheme="majorHAnsi" w:cstheme="majorBidi"/>
-      <w:color w:val="000000" w:themeColor="text1"/>
+      <w:color w:val="000000"/>
     </w:rPr>
     <w:tblPr>
       <w:tblStyleRowBandSize w:val="1"/>
@@ -19307,7 +19856,7 @@
     </w:pPr>
     <w:rPr>
       <w:rFonts w:asciiTheme="majorHAnsi" w:eastAsiaTheme="majorEastAsia" w:hAnsiTheme="majorHAnsi" w:cstheme="majorBidi"/>
-      <w:color w:val="000000" w:themeColor="text1"/>
+      <w:color w:val="000000"/>
     </w:rPr>
     <w:tblPr>
       <w:tblStyleRowBandSize w:val="1"/>
@@ -19335,7 +19884,7 @@
       <w:rPr>
         <w:b/>
         <w:bCs/>
-        <w:color w:val="000000" w:themeColor="text1"/>
+        <w:color w:val="000000"/>
       </w:rPr>
       <w:tblPr/>
       <w:tcPr>
@@ -19346,7 +19895,7 @@
       <w:rPr>
         <w:b/>
         <w:bCs/>
-        <w:color w:val="000000" w:themeColor="text1"/>
+        <w:color w:val="000000"/>
       </w:rPr>
       <w:tblPr/>
       <w:tcPr>
@@ -19365,7 +19914,7 @@
       <w:rPr>
         <w:b/>
         <w:bCs/>
-        <w:color w:val="000000" w:themeColor="text1"/>
+        <w:color w:val="000000"/>
       </w:rPr>
       <w:tblPr/>
       <w:tcPr>
@@ -19384,7 +19933,7 @@
       <w:rPr>
         <w:b w:val="0"/>
         <w:bCs w:val="0"/>
-        <w:color w:val="000000" w:themeColor="text1"/>
+        <w:color w:val="000000"/>
       </w:rPr>
       <w:tblPr/>
       <w:tcPr>
@@ -19432,7 +19981,7 @@
     </w:pPr>
     <w:rPr>
       <w:rFonts w:asciiTheme="majorHAnsi" w:eastAsiaTheme="majorEastAsia" w:hAnsiTheme="majorHAnsi" w:cstheme="majorBidi"/>
-      <w:color w:val="000000" w:themeColor="text1"/>
+      <w:color w:val="000000"/>
     </w:rPr>
     <w:tblPr>
       <w:tblStyleRowBandSize w:val="1"/>
@@ -19460,7 +20009,7 @@
       <w:rPr>
         <w:b/>
         <w:bCs/>
-        <w:color w:val="000000" w:themeColor="text1"/>
+        <w:color w:val="000000"/>
       </w:rPr>
       <w:tblPr/>
       <w:tcPr>
@@ -19471,7 +20020,7 @@
       <w:rPr>
         <w:b/>
         <w:bCs/>
-        <w:color w:val="000000" w:themeColor="text1"/>
+        <w:color w:val="000000"/>
       </w:rPr>
       <w:tblPr/>
       <w:tcPr>
@@ -19490,7 +20039,7 @@
       <w:rPr>
         <w:b/>
         <w:bCs/>
-        <w:color w:val="000000" w:themeColor="text1"/>
+        <w:color w:val="000000"/>
       </w:rPr>
       <w:tblPr/>
       <w:tcPr>
@@ -19509,7 +20058,7 @@
       <w:rPr>
         <w:b w:val="0"/>
         <w:bCs w:val="0"/>
-        <w:color w:val="000000" w:themeColor="text1"/>
+        <w:color w:val="000000"/>
       </w:rPr>
       <w:tblPr/>
       <w:tcPr>
@@ -19557,7 +20106,7 @@
     </w:pPr>
     <w:rPr>
       <w:rFonts w:asciiTheme="majorHAnsi" w:eastAsiaTheme="majorEastAsia" w:hAnsiTheme="majorHAnsi" w:cstheme="majorBidi"/>
-      <w:color w:val="000000" w:themeColor="text1"/>
+      <w:color w:val="000000"/>
     </w:rPr>
     <w:tblPr>
       <w:tblStyleRowBandSize w:val="1"/>
@@ -19585,7 +20134,7 @@
       <w:rPr>
         <w:b/>
         <w:bCs/>
-        <w:color w:val="000000" w:themeColor="text1"/>
+        <w:color w:val="000000"/>
       </w:rPr>
       <w:tblPr/>
       <w:tcPr>
@@ -19596,7 +20145,7 @@
       <w:rPr>
         <w:b/>
         <w:bCs/>
-        <w:color w:val="000000" w:themeColor="text1"/>
+        <w:color w:val="000000"/>
       </w:rPr>
       <w:tblPr/>
       <w:tcPr>
@@ -19615,7 +20164,7 @@
       <w:rPr>
         <w:b/>
         <w:bCs/>
-        <w:color w:val="000000" w:themeColor="text1"/>
+        <w:color w:val="000000"/>
       </w:rPr>
       <w:tblPr/>
       <w:tcPr>
@@ -19634,7 +20183,7 @@
       <w:rPr>
         <w:b w:val="0"/>
         <w:bCs w:val="0"/>
-        <w:color w:val="000000" w:themeColor="text1"/>
+        <w:color w:val="000000"/>
       </w:rPr>
       <w:tblPr/>
       <w:tcPr>
@@ -19682,7 +20231,7 @@
     </w:pPr>
     <w:rPr>
       <w:rFonts w:asciiTheme="majorHAnsi" w:eastAsiaTheme="majorEastAsia" w:hAnsiTheme="majorHAnsi" w:cstheme="majorBidi"/>
-      <w:color w:val="000000" w:themeColor="text1"/>
+      <w:color w:val="000000"/>
     </w:rPr>
     <w:tblPr>
       <w:tblStyleRowBandSize w:val="1"/>
@@ -19710,7 +20259,7 @@
       <w:rPr>
         <w:b/>
         <w:bCs/>
-        <w:color w:val="000000" w:themeColor="text1"/>
+        <w:color w:val="000000"/>
       </w:rPr>
       <w:tblPr/>
       <w:tcPr>
@@ -19721,7 +20270,7 @@
       <w:rPr>
         <w:b/>
         <w:bCs/>
-        <w:color w:val="000000" w:themeColor="text1"/>
+        <w:color w:val="000000"/>
       </w:rPr>
       <w:tblPr/>
       <w:tcPr>
@@ -19740,7 +20289,7 @@
       <w:rPr>
         <w:b/>
         <w:bCs/>
-        <w:color w:val="000000" w:themeColor="text1"/>
+        <w:color w:val="000000"/>
       </w:rPr>
       <w:tblPr/>
       <w:tcPr>
@@ -19759,7 +20308,7 @@
       <w:rPr>
         <w:b w:val="0"/>
         <w:bCs w:val="0"/>
-        <w:color w:val="000000" w:themeColor="text1"/>
+        <w:color w:val="000000"/>
       </w:rPr>
       <w:tblPr/>
       <w:tcPr>
@@ -19807,7 +20356,7 @@
     </w:pPr>
     <w:rPr>
       <w:rFonts w:asciiTheme="majorHAnsi" w:eastAsiaTheme="majorEastAsia" w:hAnsiTheme="majorHAnsi" w:cstheme="majorBidi"/>
-      <w:color w:val="000000" w:themeColor="text1"/>
+      <w:color w:val="000000"/>
     </w:rPr>
     <w:tblPr>
       <w:tblStyleRowBandSize w:val="1"/>
@@ -19835,7 +20384,7 @@
       <w:rPr>
         <w:b/>
         <w:bCs/>
-        <w:color w:val="000000" w:themeColor="text1"/>
+        <w:color w:val="000000"/>
       </w:rPr>
       <w:tblPr/>
       <w:tcPr>
@@ -19846,7 +20395,7 @@
       <w:rPr>
         <w:b/>
         <w:bCs/>
-        <w:color w:val="000000" w:themeColor="text1"/>
+        <w:color w:val="000000"/>
       </w:rPr>
       <w:tblPr/>
       <w:tcPr>
@@ -19865,7 +20414,7 @@
       <w:rPr>
         <w:b/>
         <w:bCs/>
-        <w:color w:val="000000" w:themeColor="text1"/>
+        <w:color w:val="000000"/>
       </w:rPr>
       <w:tblPr/>
       <w:tcPr>
@@ -19884,7 +20433,7 @@
       <w:rPr>
         <w:b w:val="0"/>
         <w:bCs w:val="0"/>
-        <w:color w:val="000000" w:themeColor="text1"/>
+        <w:color w:val="000000"/>
       </w:rPr>
       <w:tblPr/>
       <w:tcPr>
@@ -19932,7 +20481,7 @@
     </w:pPr>
     <w:rPr>
       <w:rFonts w:asciiTheme="majorHAnsi" w:eastAsiaTheme="majorEastAsia" w:hAnsiTheme="majorHAnsi" w:cstheme="majorBidi"/>
-      <w:color w:val="000000" w:themeColor="text1"/>
+      <w:color w:val="000000"/>
     </w:rPr>
     <w:tblPr>
       <w:tblStyleRowBandSize w:val="1"/>
@@ -19960,7 +20509,7 @@
       <w:rPr>
         <w:b/>
         <w:bCs/>
-        <w:color w:val="000000" w:themeColor="text1"/>
+        <w:color w:val="000000"/>
       </w:rPr>
       <w:tblPr/>
       <w:tcPr>
@@ -19971,7 +20520,7 @@
       <w:rPr>
         <w:b/>
         <w:bCs/>
-        <w:color w:val="000000" w:themeColor="text1"/>
+        <w:color w:val="000000"/>
       </w:rPr>
       <w:tblPr/>
       <w:tcPr>
@@ -19990,7 +20539,7 @@
       <w:rPr>
         <w:b/>
         <w:bCs/>
-        <w:color w:val="000000" w:themeColor="text1"/>
+        <w:color w:val="000000"/>
       </w:rPr>
       <w:tblPr/>
       <w:tcPr>
@@ -20009,7 +20558,7 @@
       <w:rPr>
         <w:b w:val="0"/>
         <w:bCs w:val="0"/>
-        <w:color w:val="000000" w:themeColor="text1"/>
+        <w:color w:val="000000"/>
       </w:rPr>
       <w:tblPr/>
       <w:tcPr>
@@ -20057,7 +20606,7 @@
     </w:pPr>
     <w:rPr>
       <w:rFonts w:asciiTheme="majorHAnsi" w:eastAsiaTheme="majorEastAsia" w:hAnsiTheme="majorHAnsi" w:cstheme="majorBidi"/>
-      <w:color w:val="000000" w:themeColor="text1"/>
+      <w:color w:val="000000"/>
     </w:rPr>
     <w:tblPr>
       <w:tblStyleRowBandSize w:val="1"/>
@@ -20085,7 +20634,7 @@
       <w:rPr>
         <w:b/>
         <w:bCs/>
-        <w:color w:val="000000" w:themeColor="text1"/>
+        <w:color w:val="000000"/>
       </w:rPr>
       <w:tblPr/>
       <w:tcPr>
@@ -20096,7 +20645,7 @@
       <w:rPr>
         <w:b/>
         <w:bCs/>
-        <w:color w:val="000000" w:themeColor="text1"/>
+        <w:color w:val="000000"/>
       </w:rPr>
       <w:tblPr/>
       <w:tcPr>
@@ -20115,7 +20664,7 @@
       <w:rPr>
         <w:b/>
         <w:bCs/>
-        <w:color w:val="000000" w:themeColor="text1"/>
+        <w:color w:val="000000"/>
       </w:rPr>
       <w:tblPr/>
       <w:tcPr>
@@ -20134,7 +20683,7 @@
       <w:rPr>
         <w:b w:val="0"/>
         <w:bCs w:val="0"/>
-        <w:color w:val="000000" w:themeColor="text1"/>
+        <w:color w:val="000000"/>
       </w:rPr>
       <w:tblPr/>
       <w:tcPr>
@@ -20208,7 +20757,7 @@
         <w:bCs/>
         <w:i w:val="0"/>
         <w:iCs w:val="0"/>
-        <w:color w:val="FFFFFF" w:themeColor="background1"/>
+        <w:color w:val="000000"/>
       </w:rPr>
       <w:tblPr/>
       <w:tcPr>
@@ -20229,7 +20778,7 @@
         <w:bCs/>
         <w:i w:val="0"/>
         <w:iCs w:val="0"/>
-        <w:color w:val="FFFFFF" w:themeColor="background1"/>
+        <w:color w:val="000000"/>
       </w:rPr>
       <w:tblPr/>
       <w:tcPr>
@@ -20250,7 +20799,7 @@
         <w:bCs/>
         <w:i w:val="0"/>
         <w:iCs w:val="0"/>
-        <w:color w:val="FFFFFF" w:themeColor="background1"/>
+        <w:color w:val="000000"/>
       </w:rPr>
       <w:tblPr/>
       <w:tcPr>
@@ -20269,7 +20818,7 @@
         <w:bCs/>
         <w:i w:val="0"/>
         <w:iCs w:val="0"/>
-        <w:color w:val="FFFFFF" w:themeColor="background1"/>
+        <w:color w:val="000000"/>
       </w:rPr>
       <w:tblPr/>
       <w:tcPr>
@@ -20349,7 +20898,7 @@
         <w:bCs/>
         <w:i w:val="0"/>
         <w:iCs w:val="0"/>
-        <w:color w:val="FFFFFF" w:themeColor="background1"/>
+        <w:color w:val="000000"/>
       </w:rPr>
       <w:tblPr/>
       <w:tcPr>
@@ -20370,7 +20919,7 @@
         <w:bCs/>
         <w:i w:val="0"/>
         <w:iCs w:val="0"/>
-        <w:color w:val="FFFFFF" w:themeColor="background1"/>
+        <w:color w:val="000000"/>
       </w:rPr>
       <w:tblPr/>
       <w:tcPr>
@@ -20391,7 +20940,7 @@
         <w:bCs/>
         <w:i w:val="0"/>
         <w:iCs w:val="0"/>
-        <w:color w:val="FFFFFF" w:themeColor="background1"/>
+        <w:color w:val="000000"/>
       </w:rPr>
       <w:tblPr/>
       <w:tcPr>
@@ -20410,7 +20959,7 @@
         <w:bCs/>
         <w:i w:val="0"/>
         <w:iCs w:val="0"/>
-        <w:color w:val="FFFFFF" w:themeColor="background1"/>
+        <w:color w:val="000000"/>
       </w:rPr>
       <w:tblPr/>
       <w:tcPr>
@@ -20490,7 +21039,7 @@
         <w:bCs/>
         <w:i w:val="0"/>
         <w:iCs w:val="0"/>
-        <w:color w:val="FFFFFF" w:themeColor="background1"/>
+        <w:color w:val="000000"/>
       </w:rPr>
       <w:tblPr/>
       <w:tcPr>
@@ -20511,7 +21060,7 @@
         <w:bCs/>
         <w:i w:val="0"/>
         <w:iCs w:val="0"/>
-        <w:color w:val="FFFFFF" w:themeColor="background1"/>
+        <w:color w:val="000000"/>
       </w:rPr>
       <w:tblPr/>
       <w:tcPr>
@@ -20532,7 +21081,7 @@
         <w:bCs/>
         <w:i w:val="0"/>
         <w:iCs w:val="0"/>
-        <w:color w:val="FFFFFF" w:themeColor="background1"/>
+        <w:color w:val="000000"/>
       </w:rPr>
       <w:tblPr/>
       <w:tcPr>
@@ -20551,7 +21100,7 @@
         <w:bCs/>
         <w:i w:val="0"/>
         <w:iCs w:val="0"/>
-        <w:color w:val="FFFFFF" w:themeColor="background1"/>
+        <w:color w:val="000000"/>
       </w:rPr>
       <w:tblPr/>
       <w:tcPr>
@@ -20631,7 +21180,7 @@
         <w:bCs/>
         <w:i w:val="0"/>
         <w:iCs w:val="0"/>
-        <w:color w:val="FFFFFF" w:themeColor="background1"/>
+        <w:color w:val="000000"/>
       </w:rPr>
       <w:tblPr/>
       <w:tcPr>
@@ -20652,7 +21201,7 @@
         <w:bCs/>
         <w:i w:val="0"/>
         <w:iCs w:val="0"/>
-        <w:color w:val="FFFFFF" w:themeColor="background1"/>
+        <w:color w:val="000000"/>
       </w:rPr>
       <w:tblPr/>
       <w:tcPr>
@@ -20673,7 +21222,7 @@
         <w:bCs/>
         <w:i w:val="0"/>
         <w:iCs w:val="0"/>
-        <w:color w:val="FFFFFF" w:themeColor="background1"/>
+        <w:color w:val="000000"/>
       </w:rPr>
       <w:tblPr/>
       <w:tcPr>
@@ -20692,7 +21241,7 @@
         <w:bCs/>
         <w:i w:val="0"/>
         <w:iCs w:val="0"/>
-        <w:color w:val="FFFFFF" w:themeColor="background1"/>
+        <w:color w:val="000000"/>
       </w:rPr>
       <w:tblPr/>
       <w:tcPr>
@@ -20772,7 +21321,7 @@
         <w:bCs/>
         <w:i w:val="0"/>
         <w:iCs w:val="0"/>
-        <w:color w:val="FFFFFF" w:themeColor="background1"/>
+        <w:color w:val="000000"/>
       </w:rPr>
       <w:tblPr/>
       <w:tcPr>
@@ -20793,7 +21342,7 @@
         <w:bCs/>
         <w:i w:val="0"/>
         <w:iCs w:val="0"/>
-        <w:color w:val="FFFFFF" w:themeColor="background1"/>
+        <w:color w:val="000000"/>
       </w:rPr>
       <w:tblPr/>
       <w:tcPr>
@@ -20814,7 +21363,7 @@
         <w:bCs/>
         <w:i w:val="0"/>
         <w:iCs w:val="0"/>
-        <w:color w:val="FFFFFF" w:themeColor="background1"/>
+        <w:color w:val="000000"/>
       </w:rPr>
       <w:tblPr/>
       <w:tcPr>
@@ -20833,7 +21382,7 @@
         <w:bCs/>
         <w:i w:val="0"/>
         <w:iCs w:val="0"/>
-        <w:color w:val="FFFFFF" w:themeColor="background1"/>
+        <w:color w:val="000000"/>
       </w:rPr>
       <w:tblPr/>
       <w:tcPr>
@@ -20913,7 +21462,7 @@
         <w:bCs/>
         <w:i w:val="0"/>
         <w:iCs w:val="0"/>
-        <w:color w:val="FFFFFF" w:themeColor="background1"/>
+        <w:color w:val="000000"/>
       </w:rPr>
       <w:tblPr/>
       <w:tcPr>
@@ -20934,7 +21483,7 @@
         <w:bCs/>
         <w:i w:val="0"/>
         <w:iCs w:val="0"/>
-        <w:color w:val="FFFFFF" w:themeColor="background1"/>
+        <w:color w:val="000000"/>
       </w:rPr>
       <w:tblPr/>
       <w:tcPr>
@@ -20955,7 +21504,7 @@
         <w:bCs/>
         <w:i w:val="0"/>
         <w:iCs w:val="0"/>
-        <w:color w:val="FFFFFF" w:themeColor="background1"/>
+        <w:color w:val="000000"/>
       </w:rPr>
       <w:tblPr/>
       <w:tcPr>
@@ -20974,7 +21523,7 @@
         <w:bCs/>
         <w:i w:val="0"/>
         <w:iCs w:val="0"/>
-        <w:color w:val="FFFFFF" w:themeColor="background1"/>
+        <w:color w:val="000000"/>
       </w:rPr>
       <w:tblPr/>
       <w:tcPr>
@@ -21054,7 +21603,7 @@
         <w:bCs/>
         <w:i w:val="0"/>
         <w:iCs w:val="0"/>
-        <w:color w:val="FFFFFF" w:themeColor="background1"/>
+        <w:color w:val="000000"/>
       </w:rPr>
       <w:tblPr/>
       <w:tcPr>
@@ -21075,7 +21624,7 @@
         <w:bCs/>
         <w:i w:val="0"/>
         <w:iCs w:val="0"/>
-        <w:color w:val="FFFFFF" w:themeColor="background1"/>
+        <w:color w:val="000000"/>
       </w:rPr>
       <w:tblPr/>
       <w:tcPr>
@@ -21096,7 +21645,7 @@
         <w:bCs/>
         <w:i w:val="0"/>
         <w:iCs w:val="0"/>
-        <w:color w:val="FFFFFF" w:themeColor="background1"/>
+        <w:color w:val="000000"/>
       </w:rPr>
       <w:tblPr/>
       <w:tcPr>
@@ -21115,7 +21664,7 @@
         <w:bCs/>
         <w:i w:val="0"/>
         <w:iCs w:val="0"/>
-        <w:color w:val="FFFFFF" w:themeColor="background1"/>
+        <w:color w:val="000000"/>
       </w:rPr>
       <w:tblPr/>
       <w:tcPr>
@@ -21168,7 +21717,7 @@
       <w:spacing w:after="0" w:line="240" w:lineRule="auto"/>
     </w:pPr>
     <w:rPr>
-      <w:color w:val="FFFFFF" w:themeColor="background1"/>
+      <w:color w:val="000000"/>
     </w:rPr>
     <w:tblPr>
       <w:tblStyleRowBandSize w:val="1"/>
@@ -21282,7 +21831,7 @@
       <w:spacing w:after="0" w:line="240" w:lineRule="auto"/>
     </w:pPr>
     <w:rPr>
-      <w:color w:val="FFFFFF" w:themeColor="background1"/>
+      <w:color w:val="000000"/>
     </w:rPr>
     <w:tblPr>
       <w:tblStyleRowBandSize w:val="1"/>
@@ -21396,7 +21945,7 @@
       <w:spacing w:after="0" w:line="240" w:lineRule="auto"/>
     </w:pPr>
     <w:rPr>
-      <w:color w:val="FFFFFF" w:themeColor="background1"/>
+      <w:color w:val="000000"/>
     </w:rPr>
     <w:tblPr>
       <w:tblStyleRowBandSize w:val="1"/>
@@ -21510,7 +22059,7 @@
       <w:spacing w:after="0" w:line="240" w:lineRule="auto"/>
     </w:pPr>
     <w:rPr>
-      <w:color w:val="FFFFFF" w:themeColor="background1"/>
+      <w:color w:val="000000"/>
     </w:rPr>
     <w:tblPr>
       <w:tblStyleRowBandSize w:val="1"/>
@@ -21624,7 +22173,7 @@
       <w:spacing w:after="0" w:line="240" w:lineRule="auto"/>
     </w:pPr>
     <w:rPr>
-      <w:color w:val="FFFFFF" w:themeColor="background1"/>
+      <w:color w:val="000000"/>
     </w:rPr>
     <w:tblPr>
       <w:tblStyleRowBandSize w:val="1"/>
@@ -21738,7 +22287,7 @@
       <w:spacing w:after="0" w:line="240" w:lineRule="auto"/>
     </w:pPr>
     <w:rPr>
-      <w:color w:val="FFFFFF" w:themeColor="background1"/>
+      <w:color w:val="000000"/>
     </w:rPr>
     <w:tblPr>
       <w:tblStyleRowBandSize w:val="1"/>
@@ -21852,7 +22401,7 @@
       <w:spacing w:after="0" w:line="240" w:lineRule="auto"/>
     </w:pPr>
     <w:rPr>
-      <w:color w:val="FFFFFF" w:themeColor="background1"/>
+      <w:color w:val="000000"/>
     </w:rPr>
     <w:tblPr>
       <w:tblStyleRowBandSize w:val="1"/>
@@ -21966,7 +22515,7 @@
       <w:spacing w:after="0" w:line="240" w:lineRule="auto"/>
     </w:pPr>
     <w:rPr>
-      <w:color w:val="000000" w:themeColor="text1"/>
+      <w:color w:val="000000"/>
     </w:rPr>
     <w:tblPr>
       <w:tblStyleRowBandSize w:val="1"/>
@@ -22012,7 +22561,7 @@
       <w:rPr>
         <w:b/>
         <w:bCs/>
-        <w:color w:val="FFFFFF" w:themeColor="background1"/>
+        <w:color w:val="000000"/>
       </w:rPr>
       <w:tblPr/>
       <w:tcPr>
@@ -22024,7 +22573,7 @@
     </w:tblStylePr>
     <w:tblStylePr w:type="firstCol">
       <w:rPr>
-        <w:color w:val="FFFFFF" w:themeColor="background1"/>
+        <w:color w:val="000000"/>
       </w:rPr>
       <w:tblPr/>
       <w:tcPr>
@@ -22041,7 +22590,7 @@
     </w:tblStylePr>
     <w:tblStylePr w:type="lastCol">
       <w:rPr>
-        <w:color w:val="FFFFFF" w:themeColor="background1"/>
+        <w:color w:val="000000"/>
       </w:rPr>
       <w:tblPr/>
       <w:tcPr>
@@ -22070,12 +22619,12 @@
     </w:tblStylePr>
     <w:tblStylePr w:type="neCell">
       <w:rPr>
-        <w:color w:val="000000" w:themeColor="text1"/>
+        <w:color w:val="000000"/>
       </w:rPr>
     </w:tblStylePr>
     <w:tblStylePr w:type="nwCell">
       <w:rPr>
-        <w:color w:val="000000" w:themeColor="text1"/>
+        <w:color w:val="000000"/>
       </w:rPr>
     </w:tblStylePr>
   </w:style>
@@ -22088,7 +22637,7 @@
       <w:spacing w:after="0" w:line="240" w:lineRule="auto"/>
     </w:pPr>
     <w:rPr>
-      <w:color w:val="000000" w:themeColor="text1"/>
+      <w:color w:val="000000"/>
     </w:rPr>
     <w:tblPr>
       <w:tblStyleRowBandSize w:val="1"/>
@@ -22134,7 +22683,7 @@
       <w:rPr>
         <w:b/>
         <w:bCs/>
-        <w:color w:val="FFFFFF" w:themeColor="background1"/>
+        <w:color w:val="000000"/>
       </w:rPr>
       <w:tblPr/>
       <w:tcPr>
@@ -22146,7 +22695,7 @@
     </w:tblStylePr>
     <w:tblStylePr w:type="firstCol">
       <w:rPr>
-        <w:color w:val="FFFFFF" w:themeColor="background1"/>
+        <w:color w:val="000000"/>
       </w:rPr>
       <w:tblPr/>
       <w:tcPr>
@@ -22163,7 +22712,7 @@
     </w:tblStylePr>
     <w:tblStylePr w:type="lastCol">
       <w:rPr>
-        <w:color w:val="FFFFFF" w:themeColor="background1"/>
+        <w:color w:val="000000"/>
       </w:rPr>
       <w:tblPr/>
       <w:tcPr>
@@ -22192,12 +22741,12 @@
     </w:tblStylePr>
     <w:tblStylePr w:type="neCell">
       <w:rPr>
-        <w:color w:val="000000" w:themeColor="text1"/>
+        <w:color w:val="000000"/>
       </w:rPr>
     </w:tblStylePr>
     <w:tblStylePr w:type="nwCell">
       <w:rPr>
-        <w:color w:val="000000" w:themeColor="text1"/>
+        <w:color w:val="000000"/>
       </w:rPr>
     </w:tblStylePr>
   </w:style>
@@ -22210,7 +22759,7 @@
       <w:spacing w:after="0" w:line="240" w:lineRule="auto"/>
     </w:pPr>
     <w:rPr>
-      <w:color w:val="000000" w:themeColor="text1"/>
+      <w:color w:val="000000"/>
     </w:rPr>
     <w:tblPr>
       <w:tblStyleRowBandSize w:val="1"/>
@@ -22256,7 +22805,7 @@
       <w:rPr>
         <w:b/>
         <w:bCs/>
-        <w:color w:val="FFFFFF" w:themeColor="background1"/>
+        <w:color w:val="000000"/>
       </w:rPr>
       <w:tblPr/>
       <w:tcPr>
@@ -22268,7 +22817,7 @@
     </w:tblStylePr>
     <w:tblStylePr w:type="firstCol">
       <w:rPr>
-        <w:color w:val="FFFFFF" w:themeColor="background1"/>
+        <w:color w:val="000000"/>
       </w:rPr>
       <w:tblPr/>
       <w:tcPr>
@@ -22285,7 +22834,7 @@
     </w:tblStylePr>
     <w:tblStylePr w:type="lastCol">
       <w:rPr>
-        <w:color w:val="FFFFFF" w:themeColor="background1"/>
+        <w:color w:val="000000"/>
       </w:rPr>
       <w:tblPr/>
       <w:tcPr>
@@ -22314,12 +22863,12 @@
     </w:tblStylePr>
     <w:tblStylePr w:type="neCell">
       <w:rPr>
-        <w:color w:val="000000" w:themeColor="text1"/>
+        <w:color w:val="000000"/>
       </w:rPr>
     </w:tblStylePr>
     <w:tblStylePr w:type="nwCell">
       <w:rPr>
-        <w:color w:val="000000" w:themeColor="text1"/>
+        <w:color w:val="000000"/>
       </w:rPr>
     </w:tblStylePr>
   </w:style>
@@ -22332,7 +22881,7 @@
       <w:spacing w:after="0" w:line="240" w:lineRule="auto"/>
     </w:pPr>
     <w:rPr>
-      <w:color w:val="000000" w:themeColor="text1"/>
+      <w:color w:val="000000"/>
     </w:rPr>
     <w:tblPr>
       <w:tblStyleRowBandSize w:val="1"/>
@@ -22378,7 +22927,7 @@
       <w:rPr>
         <w:b/>
         <w:bCs/>
-        <w:color w:val="FFFFFF" w:themeColor="background1"/>
+        <w:color w:val="000000"/>
       </w:rPr>
       <w:tblPr/>
       <w:tcPr>
@@ -22390,7 +22939,7 @@
     </w:tblStylePr>
     <w:tblStylePr w:type="firstCol">
       <w:rPr>
-        <w:color w:val="FFFFFF" w:themeColor="background1"/>
+        <w:color w:val="000000"/>
       </w:rPr>
       <w:tblPr/>
       <w:tcPr>
@@ -22407,7 +22956,7 @@
     </w:tblStylePr>
     <w:tblStylePr w:type="lastCol">
       <w:rPr>
-        <w:color w:val="FFFFFF" w:themeColor="background1"/>
+        <w:color w:val="000000"/>
       </w:rPr>
       <w:tblPr/>
       <w:tcPr>
@@ -22444,7 +22993,7 @@
       <w:spacing w:after="0" w:line="240" w:lineRule="auto"/>
     </w:pPr>
     <w:rPr>
-      <w:color w:val="000000" w:themeColor="text1"/>
+      <w:color w:val="000000"/>
     </w:rPr>
     <w:tblPr>
       <w:tblStyleRowBandSize w:val="1"/>
@@ -22490,7 +23039,7 @@
       <w:rPr>
         <w:b/>
         <w:bCs/>
-        <w:color w:val="FFFFFF" w:themeColor="background1"/>
+        <w:color w:val="000000"/>
       </w:rPr>
       <w:tblPr/>
       <w:tcPr>
@@ -22502,7 +23051,7 @@
     </w:tblStylePr>
     <w:tblStylePr w:type="firstCol">
       <w:rPr>
-        <w:color w:val="FFFFFF" w:themeColor="background1"/>
+        <w:color w:val="000000"/>
       </w:rPr>
       <w:tblPr/>
       <w:tcPr>
@@ -22519,7 +23068,7 @@
     </w:tblStylePr>
     <w:tblStylePr w:type="lastCol">
       <w:rPr>
-        <w:color w:val="FFFFFF" w:themeColor="background1"/>
+        <w:color w:val="000000"/>
       </w:rPr>
       <w:tblPr/>
       <w:tcPr>
@@ -22548,12 +23097,12 @@
     </w:tblStylePr>
     <w:tblStylePr w:type="neCell">
       <w:rPr>
-        <w:color w:val="000000" w:themeColor="text1"/>
+        <w:color w:val="000000"/>
       </w:rPr>
     </w:tblStylePr>
     <w:tblStylePr w:type="nwCell">
       <w:rPr>
-        <w:color w:val="000000" w:themeColor="text1"/>
+        <w:color w:val="000000"/>
       </w:rPr>
     </w:tblStylePr>
   </w:style>
@@ -22566,7 +23115,7 @@
       <w:spacing w:after="0" w:line="240" w:lineRule="auto"/>
     </w:pPr>
     <w:rPr>
-      <w:color w:val="000000" w:themeColor="text1"/>
+      <w:color w:val="000000"/>
     </w:rPr>
     <w:tblPr>
       <w:tblStyleRowBandSize w:val="1"/>
@@ -22612,7 +23161,7 @@
       <w:rPr>
         <w:b/>
         <w:bCs/>
-        <w:color w:val="FFFFFF" w:themeColor="background1"/>
+        <w:color w:val="000000"/>
       </w:rPr>
       <w:tblPr/>
       <w:tcPr>
@@ -22624,7 +23173,7 @@
     </w:tblStylePr>
     <w:tblStylePr w:type="firstCol">
       <w:rPr>
-        <w:color w:val="FFFFFF" w:themeColor="background1"/>
+        <w:color w:val="000000"/>
       </w:rPr>
       <w:tblPr/>
       <w:tcPr>
@@ -22641,7 +23190,7 @@
     </w:tblStylePr>
     <w:tblStylePr w:type="lastCol">
       <w:rPr>
-        <w:color w:val="FFFFFF" w:themeColor="background1"/>
+        <w:color w:val="000000"/>
       </w:rPr>
       <w:tblPr/>
       <w:tcPr>
@@ -22670,12 +23219,12 @@
     </w:tblStylePr>
     <w:tblStylePr w:type="neCell">
       <w:rPr>
-        <w:color w:val="000000" w:themeColor="text1"/>
+        <w:color w:val="000000"/>
       </w:rPr>
     </w:tblStylePr>
     <w:tblStylePr w:type="nwCell">
       <w:rPr>
-        <w:color w:val="000000" w:themeColor="text1"/>
+        <w:color w:val="000000"/>
       </w:rPr>
     </w:tblStylePr>
   </w:style>
@@ -22688,7 +23237,7 @@
       <w:spacing w:after="0" w:line="240" w:lineRule="auto"/>
     </w:pPr>
     <w:rPr>
-      <w:color w:val="000000" w:themeColor="text1"/>
+      <w:color w:val="000000"/>
     </w:rPr>
     <w:tblPr>
       <w:tblStyleRowBandSize w:val="1"/>
@@ -22734,7 +23283,7 @@
       <w:rPr>
         <w:b/>
         <w:bCs/>
-        <w:color w:val="FFFFFF" w:themeColor="background1"/>
+        <w:color w:val="000000"/>
       </w:rPr>
       <w:tblPr/>
       <w:tcPr>
@@ -22746,7 +23295,7 @@
     </w:tblStylePr>
     <w:tblStylePr w:type="firstCol">
       <w:rPr>
-        <w:color w:val="FFFFFF" w:themeColor="background1"/>
+        <w:color w:val="000000"/>
       </w:rPr>
       <w:tblPr/>
       <w:tcPr>
@@ -22763,7 +23312,7 @@
     </w:tblStylePr>
     <w:tblStylePr w:type="lastCol">
       <w:rPr>
-        <w:color w:val="FFFFFF" w:themeColor="background1"/>
+        <w:color w:val="000000"/>
       </w:rPr>
       <w:tblPr/>
       <w:tcPr>
@@ -22792,12 +23341,12 @@
     </w:tblStylePr>
     <w:tblStylePr w:type="neCell">
       <w:rPr>
-        <w:color w:val="000000" w:themeColor="text1"/>
+        <w:color w:val="000000"/>
       </w:rPr>
     </w:tblStylePr>
     <w:tblStylePr w:type="nwCell">
       <w:rPr>
-        <w:color w:val="000000" w:themeColor="text1"/>
+        <w:color w:val="000000"/>
       </w:rPr>
     </w:tblStylePr>
   </w:style>
@@ -22810,7 +23359,7 @@
       <w:spacing w:after="0" w:line="240" w:lineRule="auto"/>
     </w:pPr>
     <w:rPr>
-      <w:color w:val="000000" w:themeColor="text1"/>
+      <w:color w:val="000000"/>
     </w:rPr>
     <w:tblPr>
       <w:tblStyleRowBandSize w:val="1"/>
@@ -22830,7 +23379,7 @@
       <w:rPr>
         <w:b/>
         <w:bCs/>
-        <w:color w:val="FFFFFF" w:themeColor="background1"/>
+        <w:color w:val="000000"/>
       </w:rPr>
       <w:tblPr/>
       <w:tcPr>
@@ -22844,7 +23393,7 @@
       <w:rPr>
         <w:b/>
         <w:bCs/>
-        <w:color w:val="9E3A38" w:themeColor="accent2" w:themeShade="CC"/>
+        <w:color w:val="000000"/>
       </w:rPr>
       <w:tblPr/>
       <w:tcPr>
@@ -22896,7 +23445,7 @@
       <w:spacing w:after="0" w:line="240" w:lineRule="auto"/>
     </w:pPr>
     <w:rPr>
-      <w:color w:val="000000" w:themeColor="text1"/>
+      <w:color w:val="000000"/>
     </w:rPr>
     <w:tblPr>
       <w:tblStyleRowBandSize w:val="1"/>
@@ -22916,7 +23465,7 @@
       <w:rPr>
         <w:b/>
         <w:bCs/>
-        <w:color w:val="FFFFFF" w:themeColor="background1"/>
+        <w:color w:val="000000"/>
       </w:rPr>
       <w:tblPr/>
       <w:tcPr>
@@ -22930,7 +23479,7 @@
       <w:rPr>
         <w:b/>
         <w:bCs/>
-        <w:color w:val="9E3A38" w:themeColor="accent2" w:themeShade="CC"/>
+        <w:color w:val="000000"/>
       </w:rPr>
       <w:tblPr/>
       <w:tcPr>
@@ -22982,7 +23531,7 @@
       <w:spacing w:after="0" w:line="240" w:lineRule="auto"/>
     </w:pPr>
     <w:rPr>
-      <w:color w:val="000000" w:themeColor="text1"/>
+      <w:color w:val="000000"/>
     </w:rPr>
     <w:tblPr>
       <w:tblStyleRowBandSize w:val="1"/>
@@ -23002,7 +23551,7 @@
       <w:rPr>
         <w:b/>
         <w:bCs/>
-        <w:color w:val="FFFFFF" w:themeColor="background1"/>
+        <w:color w:val="000000"/>
       </w:rPr>
       <w:tblPr/>
       <w:tcPr>
@@ -23016,7 +23565,7 @@
       <w:rPr>
         <w:b/>
         <w:bCs/>
-        <w:color w:val="9E3A38" w:themeColor="accent2" w:themeShade="CC"/>
+        <w:color w:val="000000"/>
       </w:rPr>
       <w:tblPr/>
       <w:tcPr>
@@ -23068,7 +23617,7 @@
       <w:spacing w:after="0" w:line="240" w:lineRule="auto"/>
     </w:pPr>
     <w:rPr>
-      <w:color w:val="000000" w:themeColor="text1"/>
+      <w:color w:val="000000"/>
     </w:rPr>
     <w:tblPr>
       <w:tblStyleRowBandSize w:val="1"/>
@@ -23088,7 +23637,7 @@
       <w:rPr>
         <w:b/>
         <w:bCs/>
-        <w:color w:val="FFFFFF" w:themeColor="background1"/>
+        <w:color w:val="000000"/>
       </w:rPr>
       <w:tblPr/>
       <w:tcPr>
@@ -23102,7 +23651,7 @@
       <w:rPr>
         <w:b/>
         <w:bCs/>
-        <w:color w:val="664E82" w:themeColor="accent4" w:themeShade="CC"/>
+        <w:color w:val="000000"/>
       </w:rPr>
       <w:tblPr/>
       <w:tcPr>
@@ -23154,7 +23703,7 @@
       <w:spacing w:after="0" w:line="240" w:lineRule="auto"/>
     </w:pPr>
     <w:rPr>
-      <w:color w:val="000000" w:themeColor="text1"/>
+      <w:color w:val="000000"/>
     </w:rPr>
     <w:tblPr>
       <w:tblStyleRowBandSize w:val="1"/>
@@ -23174,7 +23723,7 @@
       <w:rPr>
         <w:b/>
         <w:bCs/>
-        <w:color w:val="FFFFFF" w:themeColor="background1"/>
+        <w:color w:val="000000"/>
       </w:rPr>
       <w:tblPr/>
       <w:tcPr>
@@ -23188,7 +23737,7 @@
       <w:rPr>
         <w:b/>
         <w:bCs/>
-        <w:color w:val="7E9C40" w:themeColor="accent3" w:themeShade="CC"/>
+        <w:color w:val="000000"/>
       </w:rPr>
       <w:tblPr/>
       <w:tcPr>
@@ -23240,7 +23789,7 @@
       <w:spacing w:after="0" w:line="240" w:lineRule="auto"/>
     </w:pPr>
     <w:rPr>
-      <w:color w:val="000000" w:themeColor="text1"/>
+      <w:color w:val="000000"/>
     </w:rPr>
     <w:tblPr>
       <w:tblStyleRowBandSize w:val="1"/>
@@ -23260,7 +23809,7 @@
       <w:rPr>
         <w:b/>
         <w:bCs/>
-        <w:color w:val="FFFFFF" w:themeColor="background1"/>
+        <w:color w:val="000000"/>
       </w:rPr>
       <w:tblPr/>
       <w:tcPr>
@@ -23274,7 +23823,7 @@
       <w:rPr>
         <w:b/>
         <w:bCs/>
-        <w:color w:val="F2730A" w:themeColor="accent6" w:themeShade="CC"/>
+        <w:color w:val="000000"/>
       </w:rPr>
       <w:tblPr/>
       <w:tcPr>
@@ -23326,7 +23875,7 @@
       <w:spacing w:after="0" w:line="240" w:lineRule="auto"/>
     </w:pPr>
     <w:rPr>
-      <w:color w:val="000000" w:themeColor="text1"/>
+      <w:color w:val="000000"/>
     </w:rPr>
     <w:tblPr>
       <w:tblStyleRowBandSize w:val="1"/>
@@ -23346,7 +23895,7 @@
       <w:rPr>
         <w:b/>
         <w:bCs/>
-        <w:color w:val="FFFFFF" w:themeColor="background1"/>
+        <w:color w:val="000000"/>
       </w:rPr>
       <w:tblPr/>
       <w:tcPr>
@@ -23360,7 +23909,7 @@
       <w:rPr>
         <w:b/>
         <w:bCs/>
-        <w:color w:val="348DA5" w:themeColor="accent5" w:themeShade="CC"/>
+        <w:color w:val="000000"/>
       </w:rPr>
       <w:tblPr/>
       <w:tcPr>
@@ -23412,7 +23961,7 @@
       <w:spacing w:after="0" w:line="240" w:lineRule="auto"/>
     </w:pPr>
     <w:rPr>
-      <w:color w:val="000000" w:themeColor="text1"/>
+      <w:color w:val="000000"/>
     </w:rPr>
     <w:tblPr>
       <w:tblStyleRowBandSize w:val="1"/>
@@ -23445,7 +23994,7 @@
       <w:rPr>
         <w:b/>
         <w:bCs/>
-        <w:color w:val="000000" w:themeColor="text1"/>
+        <w:color w:val="000000"/>
       </w:rPr>
       <w:tblPr/>
       <w:tcPr>
@@ -23454,7 +24003,7 @@
     </w:tblStylePr>
     <w:tblStylePr w:type="firstCol">
       <w:rPr>
-        <w:color w:val="FFFFFF" w:themeColor="background1"/>
+        <w:color w:val="000000"/>
       </w:rPr>
       <w:tblPr/>
       <w:tcPr>
@@ -23463,7 +24012,7 @@
     </w:tblStylePr>
     <w:tblStylePr w:type="lastCol">
       <w:rPr>
-        <w:color w:val="FFFFFF" w:themeColor="background1"/>
+        <w:color w:val="000000"/>
       </w:rPr>
       <w:tblPr/>
       <w:tcPr>
@@ -23492,7 +24041,7 @@
       <w:spacing w:after="0" w:line="240" w:lineRule="auto"/>
     </w:pPr>
     <w:rPr>
-      <w:color w:val="000000" w:themeColor="text1"/>
+      <w:color w:val="000000"/>
     </w:rPr>
     <w:tblPr>
       <w:tblStyleRowBandSize w:val="1"/>
@@ -23525,7 +24074,7 @@
       <w:rPr>
         <w:b/>
         <w:bCs/>
-        <w:color w:val="000000" w:themeColor="text1"/>
+        <w:color w:val="000000"/>
       </w:rPr>
       <w:tblPr/>
       <w:tcPr>
@@ -23534,7 +24083,7 @@
     </w:tblStylePr>
     <w:tblStylePr w:type="firstCol">
       <w:rPr>
-        <w:color w:val="FFFFFF" w:themeColor="background1"/>
+        <w:color w:val="000000"/>
       </w:rPr>
       <w:tblPr/>
       <w:tcPr>
@@ -23543,7 +24092,7 @@
     </w:tblStylePr>
     <w:tblStylePr w:type="lastCol">
       <w:rPr>
-        <w:color w:val="FFFFFF" w:themeColor="background1"/>
+        <w:color w:val="000000"/>
       </w:rPr>
       <w:tblPr/>
       <w:tcPr>
@@ -23572,7 +24121,7 @@
       <w:spacing w:after="0" w:line="240" w:lineRule="auto"/>
     </w:pPr>
     <w:rPr>
-      <w:color w:val="000000" w:themeColor="text1"/>
+      <w:color w:val="000000"/>
     </w:rPr>
     <w:tblPr>
       <w:tblStyleRowBandSize w:val="1"/>
@@ -23605,7 +24154,7 @@
       <w:rPr>
         <w:b/>
         <w:bCs/>
-        <w:color w:val="000000" w:themeColor="text1"/>
+        <w:color w:val="000000"/>
       </w:rPr>
       <w:tblPr/>
       <w:tcPr>
@@ -23614,7 +24163,7 @@
     </w:tblStylePr>
     <w:tblStylePr w:type="firstCol">
       <w:rPr>
-        <w:color w:val="FFFFFF" w:themeColor="background1"/>
+        <w:color w:val="000000"/>
       </w:rPr>
       <w:tblPr/>
       <w:tcPr>
@@ -23623,7 +24172,7 @@
     </w:tblStylePr>
     <w:tblStylePr w:type="lastCol">
       <w:rPr>
-        <w:color w:val="FFFFFF" w:themeColor="background1"/>
+        <w:color w:val="000000"/>
       </w:rPr>
       <w:tblPr/>
       <w:tcPr>
@@ -23652,7 +24201,7 @@
       <w:spacing w:after="0" w:line="240" w:lineRule="auto"/>
     </w:pPr>
     <w:rPr>
-      <w:color w:val="000000" w:themeColor="text1"/>
+      <w:color w:val="000000"/>
     </w:rPr>
     <w:tblPr>
       <w:tblStyleRowBandSize w:val="1"/>
@@ -23685,7 +24234,7 @@
       <w:rPr>
         <w:b/>
         <w:bCs/>
-        <w:color w:val="000000" w:themeColor="text1"/>
+        <w:color w:val="000000"/>
       </w:rPr>
       <w:tblPr/>
       <w:tcPr>
@@ -23694,7 +24243,7 @@
     </w:tblStylePr>
     <w:tblStylePr w:type="firstCol">
       <w:rPr>
-        <w:color w:val="FFFFFF" w:themeColor="background1"/>
+        <w:color w:val="000000"/>
       </w:rPr>
       <w:tblPr/>
       <w:tcPr>
@@ -23703,7 +24252,7 @@
     </w:tblStylePr>
     <w:tblStylePr w:type="lastCol">
       <w:rPr>
-        <w:color w:val="FFFFFF" w:themeColor="background1"/>
+        <w:color w:val="000000"/>
       </w:rPr>
       <w:tblPr/>
       <w:tcPr>
@@ -23732,7 +24281,7 @@
       <w:spacing w:after="0" w:line="240" w:lineRule="auto"/>
     </w:pPr>
     <w:rPr>
-      <w:color w:val="000000" w:themeColor="text1"/>
+      <w:color w:val="000000"/>
     </w:rPr>
     <w:tblPr>
       <w:tblStyleRowBandSize w:val="1"/>
@@ -23765,7 +24314,7 @@
       <w:rPr>
         <w:b/>
         <w:bCs/>
-        <w:color w:val="000000" w:themeColor="text1"/>
+        <w:color w:val="000000"/>
       </w:rPr>
       <w:tblPr/>
       <w:tcPr>
@@ -23774,7 +24323,7 @@
     </w:tblStylePr>
     <w:tblStylePr w:type="firstCol">
       <w:rPr>
-        <w:color w:val="FFFFFF" w:themeColor="background1"/>
+        <w:color w:val="000000"/>
       </w:rPr>
       <w:tblPr/>
       <w:tcPr>
@@ -23783,7 +24332,7 @@
     </w:tblStylePr>
     <w:tblStylePr w:type="lastCol">
       <w:rPr>
-        <w:color w:val="FFFFFF" w:themeColor="background1"/>
+        <w:color w:val="000000"/>
       </w:rPr>
       <w:tblPr/>
       <w:tcPr>
@@ -23812,7 +24361,7 @@
       <w:spacing w:after="0" w:line="240" w:lineRule="auto"/>
     </w:pPr>
     <w:rPr>
-      <w:color w:val="000000" w:themeColor="text1"/>
+      <w:color w:val="000000"/>
     </w:rPr>
     <w:tblPr>
       <w:tblStyleRowBandSize w:val="1"/>
@@ -23845,7 +24394,7 @@
       <w:rPr>
         <w:b/>
         <w:bCs/>
-        <w:color w:val="000000" w:themeColor="text1"/>
+        <w:color w:val="000000"/>
       </w:rPr>
       <w:tblPr/>
       <w:tcPr>
@@ -23854,7 +24403,7 @@
     </w:tblStylePr>
     <w:tblStylePr w:type="firstCol">
       <w:rPr>
-        <w:color w:val="FFFFFF" w:themeColor="background1"/>
+        <w:color w:val="000000"/>
       </w:rPr>
       <w:tblPr/>
       <w:tcPr>
@@ -23863,7 +24412,7 @@
     </w:tblStylePr>
     <w:tblStylePr w:type="lastCol">
       <w:rPr>
-        <w:color w:val="FFFFFF" w:themeColor="background1"/>
+        <w:color w:val="000000"/>
       </w:rPr>
       <w:tblPr/>
       <w:tcPr>
@@ -23892,7 +24441,7 @@
       <w:spacing w:after="0" w:line="240" w:lineRule="auto"/>
     </w:pPr>
     <w:rPr>
-      <w:color w:val="000000" w:themeColor="text1"/>
+      <w:color w:val="000000"/>
     </w:rPr>
     <w:tblPr>
       <w:tblStyleRowBandSize w:val="1"/>
@@ -23925,7 +24474,7 @@
       <w:rPr>
         <w:b/>
         <w:bCs/>
-        <w:color w:val="000000" w:themeColor="text1"/>
+        <w:color w:val="000000"/>
       </w:rPr>
       <w:tblPr/>
       <w:tcPr>
@@ -23934,7 +24483,7 @@
     </w:tblStylePr>
     <w:tblStylePr w:type="firstCol">
       <w:rPr>
-        <w:color w:val="FFFFFF" w:themeColor="background1"/>
+        <w:color w:val="000000"/>
       </w:rPr>
       <w:tblPr/>
       <w:tcPr>
@@ -23943,7 +24492,7 @@
     </w:tblStylePr>
     <w:tblStylePr w:type="lastCol">
       <w:rPr>
-        <w:color w:val="FFFFFF" w:themeColor="background1"/>
+        <w:color w:val="000000"/>
       </w:rPr>
       <w:tblPr/>
       <w:tcPr>
